--- a/docs/quarto/index.docx
+++ b/docs/quarto/index.docx
@@ -404,7 +404,7 @@
                 <w:rFonts w:ascii="Calibri" w:hAnsi="Calibri"/>
                 <w:sz w:val="20"/>
               </w:rPr>
-              <w:t xml:space="preserve">N = 1,015,445</w:t>
+              <w:t xml:space="preserve">N = 1,015,421</w:t>
             </w:r>
           </w:p>
         </w:tc>
@@ -536,7 +536,7 @@
                 <w:rFonts w:ascii="Calibri" w:hAnsi="Calibri"/>
                 <w:sz w:val="20"/>
               </w:rPr>
-              <w:t xml:space="preserve">N = 461633 (45%)</w:t>
+              <w:t xml:space="preserve">N = 461609 (45%)</w:t>
             </w:r>
           </w:p>
         </w:tc>
@@ -1185,7 +1185,7 @@
                 <w:rFonts w:ascii="Calibri" w:hAnsi="Calibri"/>
                 <w:sz w:val="20"/>
               </w:rPr>
-              <w:t xml:space="default">191,198 (19)</w:t>
+              <w:t xml:space="default">191,174 (19)</w:t>
             </w:r>
           </w:p>
         </w:tc>
@@ -1257,7 +1257,7 @@
                 <w:rFonts w:ascii="Calibri" w:hAnsi="Calibri"/>
                 <w:sz w:val="20"/>
               </w:rPr>
-              <w:t xml:space="default">119,062 (26)</w:t>
+              <w:t xml:space="default">119,038 (26)</w:t>
             </w:r>
           </w:p>
         </w:tc>
@@ -1704,7 +1704,7 @@
                 <w:rFonts w:ascii="Calibri" w:hAnsi="Calibri"/>
                 <w:sz w:val="20"/>
               </w:rPr>
-              <w:t xml:space="default">560,448 (55)</w:t>
+              <w:t xml:space="default">560,424 (55)</w:t>
             </w:r>
           </w:p>
         </w:tc>
@@ -1776,7 +1776,7 @@
                 <w:rFonts w:ascii="Calibri" w:hAnsi="Calibri"/>
                 <w:sz w:val="20"/>
               </w:rPr>
-              <w:t xml:space="default">242,048 (52)</w:t>
+              <w:t xml:space="default">242,024 (52)</w:t>
             </w:r>
           </w:p>
         </w:tc>
@@ -2170,7 +2170,7 @@
                 <w:rFonts w:ascii="Calibri" w:hAnsi="Calibri"/>
                 <w:sz w:val="20"/>
               </w:rPr>
-              <w:t xml:space="default"/>
+              <w:t xml:space="default">&lt;0.001</w:t>
             </w:r>
           </w:p>
         </w:tc>
@@ -2372,7 +2372,7 @@
                 <w:rFonts w:ascii="Calibri" w:hAnsi="Calibri"/>
                 <w:sz w:val="20"/>
               </w:rPr>
-              <w:t xml:space="default">    American Indian or Alaska Native</w:t>
+              <w:t xml:space="default">    American Indian/Alaska Native</w:t>
             </w:r>
           </w:p>
         </w:tc>
@@ -3064,127 +3064,7 @@
                 <w:rFonts w:ascii="Calibri" w:hAnsi="Calibri"/>
                 <w:sz w:val="20"/>
               </w:rPr>
-              <w:t xml:space="default">    Native Hawaiian or Other Pacific Islander</w:t>
-            </w:r>
-          </w:p>
-        </w:tc>
-        <w:tc>
-          <w:tcPr>
-            <w:tcBorders>
-              <w:top w:val="single" w:space="0" w:color="D3D3D3"/>
-              <w:bottom w:val="single" w:space="0" w:color="D3D3D3"/>
-              <w:start w:val="single" w:space="0" w:color="D3D3D3"/>
-              <w:end w:val="single" w:space="0" w:color="D3D3D3"/>
-            </w:tcBorders>
-          </w:tcPr>
-          <w:p>
-            <w:pPr>
-              <w:spacing w:before="0" w:after="60"/>
-              <w:keepNext/>
-              <w:jc w:val="center"/>
-            </w:pPr>
-            <w:r>
-              <w:rPr>
-                <w:rFonts w:ascii="Calibri" w:hAnsi="Calibri"/>
-                <w:sz w:val="20"/>
-              </w:rPr>
-              <w:t xml:space="default">24 (&lt;0.1)</w:t>
-            </w:r>
-          </w:p>
-        </w:tc>
-        <w:tc>
-          <w:tcPr>
-            <w:tcBorders>
-              <w:top w:val="single" w:space="0" w:color="D3D3D3"/>
-              <w:bottom w:val="single" w:space="0" w:color="D3D3D3"/>
-              <w:start w:val="single" w:space="0" w:color="D3D3D3"/>
-              <w:end w:val="single" w:space="0" w:color="D3D3D3"/>
-            </w:tcBorders>
-          </w:tcPr>
-          <w:p>
-            <w:pPr>
-              <w:spacing w:before="0" w:after="60"/>
-              <w:keepNext/>
-              <w:jc w:val="center"/>
-            </w:pPr>
-            <w:r>
-              <w:rPr>
-                <w:rFonts w:ascii="Calibri" w:hAnsi="Calibri"/>
-                <w:sz w:val="20"/>
-              </w:rPr>
-              <w:t xml:space="default">0 (0)</w:t>
-            </w:r>
-          </w:p>
-        </w:tc>
-        <w:tc>
-          <w:tcPr>
-            <w:tcBorders>
-              <w:top w:val="single" w:space="0" w:color="D3D3D3"/>
-              <w:bottom w:val="single" w:space="0" w:color="D3D3D3"/>
-              <w:start w:val="single" w:space="0" w:color="D3D3D3"/>
-              <w:end w:val="single" w:space="0" w:color="D3D3D3"/>
-            </w:tcBorders>
-          </w:tcPr>
-          <w:p>
-            <w:pPr>
-              <w:spacing w:before="0" w:after="60"/>
-              <w:keepNext/>
-              <w:jc w:val="center"/>
-            </w:pPr>
-            <w:r>
-              <w:rPr>
-                <w:rFonts w:ascii="Calibri" w:hAnsi="Calibri"/>
-                <w:sz w:val="20"/>
-              </w:rPr>
-              <w:t xml:space="default">0 (0)</w:t>
-            </w:r>
-          </w:p>
-        </w:tc>
-        <w:tc>
-          <w:tcPr>
-            <w:tcBorders>
-              <w:top w:val="single" w:space="0" w:color="D3D3D3"/>
-              <w:bottom w:val="single" w:space="0" w:color="D3D3D3"/>
-              <w:start w:val="single" w:space="0" w:color="D3D3D3"/>
-              <w:end w:val="single" w:space="0" w:color="D3D3D3"/>
-            </w:tcBorders>
-          </w:tcPr>
-          <w:p>
-            <w:pPr>
-              <w:spacing w:before="0" w:after="60"/>
-              <w:keepNext/>
-              <w:jc w:val="center"/>
-            </w:pPr>
-            <w:r>
-              <w:rPr>
-                <w:rFonts w:ascii="Calibri" w:hAnsi="Calibri"/>
-                <w:sz w:val="20"/>
-              </w:rPr>
-              <w:t xml:space="default">24 (&lt;0.1)</w:t>
-            </w:r>
-          </w:p>
-        </w:tc>
-        <w:tc>
-          <w:tcPr>
-            <w:tcBorders>
-              <w:top w:val="single" w:space="0" w:color="D3D3D3"/>
-              <w:bottom w:val="single" w:space="0" w:color="D3D3D3"/>
-              <w:start w:val="single" w:space="0" w:color="D3D3D3"/>
-              <w:end w:val="single" w:space="0" w:color="D3D3D3"/>
-            </w:tcBorders>
-          </w:tcPr>
-          <w:p>
-            <w:pPr>
-              <w:spacing w:before="0" w:after="60"/>
-              <w:keepNext/>
-              <w:jc w:val="center"/>
-            </w:pPr>
-            <w:r>
-              <w:rPr>
-                <w:rFonts w:ascii="Calibri" w:hAnsi="Calibri"/>
-                <w:sz w:val="20"/>
-              </w:rPr>
-              <w:t xml:space="default">0 (0)</w:t>
+              <w:t xml:space="default">Hispanic origin, n (%)</w:t>
             </w:r>
           </w:p>
         </w:tc>
@@ -3209,6 +3089,126 @@
                 <w:sz w:val="20"/>
               </w:rPr>
               <w:t xml:space="default"/>
+            </w:r>
+          </w:p>
+        </w:tc>
+        <w:tc>
+          <w:tcPr>
+            <w:tcBorders>
+              <w:top w:val="single" w:space="0" w:color="D3D3D3"/>
+              <w:bottom w:val="single" w:space="0" w:color="D3D3D3"/>
+              <w:start w:val="single" w:space="0" w:color="D3D3D3"/>
+              <w:end w:val="single" w:space="0" w:color="D3D3D3"/>
+            </w:tcBorders>
+          </w:tcPr>
+          <w:p>
+            <w:pPr>
+              <w:spacing w:before="0" w:after="60"/>
+              <w:keepNext/>
+              <w:jc w:val="center"/>
+            </w:pPr>
+            <w:r>
+              <w:rPr>
+                <w:rFonts w:ascii="Calibri" w:hAnsi="Calibri"/>
+                <w:sz w:val="20"/>
+              </w:rPr>
+              <w:t xml:space="default"/>
+            </w:r>
+          </w:p>
+        </w:tc>
+        <w:tc>
+          <w:tcPr>
+            <w:tcBorders>
+              <w:top w:val="single" w:space="0" w:color="D3D3D3"/>
+              <w:bottom w:val="single" w:space="0" w:color="D3D3D3"/>
+              <w:start w:val="single" w:space="0" w:color="D3D3D3"/>
+              <w:end w:val="single" w:space="0" w:color="D3D3D3"/>
+            </w:tcBorders>
+          </w:tcPr>
+          <w:p>
+            <w:pPr>
+              <w:spacing w:before="0" w:after="60"/>
+              <w:keepNext/>
+              <w:jc w:val="center"/>
+            </w:pPr>
+            <w:r>
+              <w:rPr>
+                <w:rFonts w:ascii="Calibri" w:hAnsi="Calibri"/>
+                <w:sz w:val="20"/>
+              </w:rPr>
+              <w:t xml:space="default"/>
+            </w:r>
+          </w:p>
+        </w:tc>
+        <w:tc>
+          <w:tcPr>
+            <w:tcBorders>
+              <w:top w:val="single" w:space="0" w:color="D3D3D3"/>
+              <w:bottom w:val="single" w:space="0" w:color="D3D3D3"/>
+              <w:start w:val="single" w:space="0" w:color="D3D3D3"/>
+              <w:end w:val="single" w:space="0" w:color="D3D3D3"/>
+            </w:tcBorders>
+          </w:tcPr>
+          <w:p>
+            <w:pPr>
+              <w:spacing w:before="0" w:after="60"/>
+              <w:keepNext/>
+              <w:jc w:val="center"/>
+            </w:pPr>
+            <w:r>
+              <w:rPr>
+                <w:rFonts w:ascii="Calibri" w:hAnsi="Calibri"/>
+                <w:sz w:val="20"/>
+              </w:rPr>
+              <w:t xml:space="default"/>
+            </w:r>
+          </w:p>
+        </w:tc>
+        <w:tc>
+          <w:tcPr>
+            <w:tcBorders>
+              <w:top w:val="single" w:space="0" w:color="D3D3D3"/>
+              <w:bottom w:val="single" w:space="0" w:color="D3D3D3"/>
+              <w:start w:val="single" w:space="0" w:color="D3D3D3"/>
+              <w:end w:val="single" w:space="0" w:color="D3D3D3"/>
+            </w:tcBorders>
+          </w:tcPr>
+          <w:p>
+            <w:pPr>
+              <w:spacing w:before="0" w:after="60"/>
+              <w:keepNext/>
+              <w:jc w:val="center"/>
+            </w:pPr>
+            <w:r>
+              <w:rPr>
+                <w:rFonts w:ascii="Calibri" w:hAnsi="Calibri"/>
+                <w:sz w:val="20"/>
+              </w:rPr>
+              <w:t xml:space="default"/>
+            </w:r>
+          </w:p>
+        </w:tc>
+        <w:tc>
+          <w:tcPr>
+            <w:tcBorders>
+              <w:top w:val="single" w:space="0" w:color="D3D3D3"/>
+              <w:bottom w:val="single" w:space="0" w:color="D3D3D3"/>
+              <w:start w:val="single" w:space="0" w:color="D3D3D3"/>
+              <w:end w:val="single" w:space="0" w:color="D3D3D3"/>
+            </w:tcBorders>
+          </w:tcPr>
+          <w:p>
+            <w:pPr>
+              <w:spacing w:before="0" w:after="60"/>
+              <w:keepNext/>
+              <w:jc w:val="center"/>
+            </w:pPr>
+            <w:r>
+              <w:rPr>
+                <w:rFonts w:ascii="Calibri" w:hAnsi="Calibri"/>
+                <w:sz w:val="20"/>
+              </w:rPr>
+              <w:t xml:space="default">&lt;0.001</w:t>
             </w:r>
           </w:p>
         </w:tc>
@@ -3237,7 +3237,127 @@
                 <w:rFonts w:ascii="Calibri" w:hAnsi="Calibri"/>
                 <w:sz w:val="20"/>
               </w:rPr>
-              <w:t xml:space="default">Hispanic origin, n (%)</w:t>
+              <w:t xml:space="default">    Non-Hispanic</w:t>
+            </w:r>
+          </w:p>
+        </w:tc>
+        <w:tc>
+          <w:tcPr>
+            <w:tcBorders>
+              <w:top w:val="single" w:space="0" w:color="D3D3D3"/>
+              <w:bottom w:val="single" w:space="0" w:color="D3D3D3"/>
+              <w:start w:val="single" w:space="0" w:color="D3D3D3"/>
+              <w:end w:val="single" w:space="0" w:color="D3D3D3"/>
+            </w:tcBorders>
+          </w:tcPr>
+          <w:p>
+            <w:pPr>
+              <w:spacing w:before="0" w:after="60"/>
+              <w:keepNext/>
+              <w:jc w:val="center"/>
+            </w:pPr>
+            <w:r>
+              <w:rPr>
+                <w:rFonts w:ascii="Calibri" w:hAnsi="Calibri"/>
+                <w:sz w:val="20"/>
+              </w:rPr>
+              <w:t xml:space="default">972,213 (96)</w:t>
+            </w:r>
+          </w:p>
+        </w:tc>
+        <w:tc>
+          <w:tcPr>
+            <w:tcBorders>
+              <w:top w:val="single" w:space="0" w:color="D3D3D3"/>
+              <w:bottom w:val="single" w:space="0" w:color="D3D3D3"/>
+              <w:start w:val="single" w:space="0" w:color="D3D3D3"/>
+              <w:end w:val="single" w:space="0" w:color="D3D3D3"/>
+            </w:tcBorders>
+          </w:tcPr>
+          <w:p>
+            <w:pPr>
+              <w:spacing w:before="0" w:after="60"/>
+              <w:keepNext/>
+              <w:jc w:val="center"/>
+            </w:pPr>
+            <w:r>
+              <w:rPr>
+                <w:rFonts w:ascii="Calibri" w:hAnsi="Calibri"/>
+                <w:sz w:val="20"/>
+              </w:rPr>
+              <w:t xml:space="default">220,988 (98)</w:t>
+            </w:r>
+          </w:p>
+        </w:tc>
+        <w:tc>
+          <w:tcPr>
+            <w:tcBorders>
+              <w:top w:val="single" w:space="0" w:color="D3D3D3"/>
+              <w:bottom w:val="single" w:space="0" w:color="D3D3D3"/>
+              <w:start w:val="single" w:space="0" w:color="D3D3D3"/>
+              <w:end w:val="single" w:space="0" w:color="D3D3D3"/>
+            </w:tcBorders>
+          </w:tcPr>
+          <w:p>
+            <w:pPr>
+              <w:spacing w:before="0" w:after="60"/>
+              <w:keepNext/>
+              <w:jc w:val="center"/>
+            </w:pPr>
+            <w:r>
+              <w:rPr>
+                <w:rFonts w:ascii="Calibri" w:hAnsi="Calibri"/>
+                <w:sz w:val="20"/>
+              </w:rPr>
+              <w:t xml:space="default">260,842 (96)</w:t>
+            </w:r>
+          </w:p>
+        </w:tc>
+        <w:tc>
+          <w:tcPr>
+            <w:tcBorders>
+              <w:top w:val="single" w:space="0" w:color="D3D3D3"/>
+              <w:bottom w:val="single" w:space="0" w:color="D3D3D3"/>
+              <w:start w:val="single" w:space="0" w:color="D3D3D3"/>
+              <w:end w:val="single" w:space="0" w:color="D3D3D3"/>
+            </w:tcBorders>
+          </w:tcPr>
+          <w:p>
+            <w:pPr>
+              <w:spacing w:before="0" w:after="60"/>
+              <w:keepNext/>
+              <w:jc w:val="center"/>
+            </w:pPr>
+            <w:r>
+              <w:rPr>
+                <w:rFonts w:ascii="Calibri" w:hAnsi="Calibri"/>
+                <w:sz w:val="20"/>
+              </w:rPr>
+              <w:t xml:space="default">436,377 (95)</w:t>
+            </w:r>
+          </w:p>
+        </w:tc>
+        <w:tc>
+          <w:tcPr>
+            <w:tcBorders>
+              <w:top w:val="single" w:space="0" w:color="D3D3D3"/>
+              <w:bottom w:val="single" w:space="0" w:color="D3D3D3"/>
+              <w:start w:val="single" w:space="0" w:color="D3D3D3"/>
+              <w:end w:val="single" w:space="0" w:color="D3D3D3"/>
+            </w:tcBorders>
+          </w:tcPr>
+          <w:p>
+            <w:pPr>
+              <w:spacing w:before="0" w:after="60"/>
+              <w:keepNext/>
+              <w:jc w:val="center"/>
+            </w:pPr>
+            <w:r>
+              <w:rPr>
+                <w:rFonts w:ascii="Calibri" w:hAnsi="Calibri"/>
+                <w:sz w:val="20"/>
+              </w:rPr>
+              <w:t xml:space="default">54,006 (94)</w:t>
             </w:r>
           </w:p>
         </w:tc>
@@ -3262,126 +3382,6 @@
                 <w:sz w:val="20"/>
               </w:rPr>
               <w:t xml:space="default"/>
-            </w:r>
-          </w:p>
-        </w:tc>
-        <w:tc>
-          <w:tcPr>
-            <w:tcBorders>
-              <w:top w:val="single" w:space="0" w:color="D3D3D3"/>
-              <w:bottom w:val="single" w:space="0" w:color="D3D3D3"/>
-              <w:start w:val="single" w:space="0" w:color="D3D3D3"/>
-              <w:end w:val="single" w:space="0" w:color="D3D3D3"/>
-            </w:tcBorders>
-          </w:tcPr>
-          <w:p>
-            <w:pPr>
-              <w:spacing w:before="0" w:after="60"/>
-              <w:keepNext/>
-              <w:jc w:val="center"/>
-            </w:pPr>
-            <w:r>
-              <w:rPr>
-                <w:rFonts w:ascii="Calibri" w:hAnsi="Calibri"/>
-                <w:sz w:val="20"/>
-              </w:rPr>
-              <w:t xml:space="default"/>
-            </w:r>
-          </w:p>
-        </w:tc>
-        <w:tc>
-          <w:tcPr>
-            <w:tcBorders>
-              <w:top w:val="single" w:space="0" w:color="D3D3D3"/>
-              <w:bottom w:val="single" w:space="0" w:color="D3D3D3"/>
-              <w:start w:val="single" w:space="0" w:color="D3D3D3"/>
-              <w:end w:val="single" w:space="0" w:color="D3D3D3"/>
-            </w:tcBorders>
-          </w:tcPr>
-          <w:p>
-            <w:pPr>
-              <w:spacing w:before="0" w:after="60"/>
-              <w:keepNext/>
-              <w:jc w:val="center"/>
-            </w:pPr>
-            <w:r>
-              <w:rPr>
-                <w:rFonts w:ascii="Calibri" w:hAnsi="Calibri"/>
-                <w:sz w:val="20"/>
-              </w:rPr>
-              <w:t xml:space="default"/>
-            </w:r>
-          </w:p>
-        </w:tc>
-        <w:tc>
-          <w:tcPr>
-            <w:tcBorders>
-              <w:top w:val="single" w:space="0" w:color="D3D3D3"/>
-              <w:bottom w:val="single" w:space="0" w:color="D3D3D3"/>
-              <w:start w:val="single" w:space="0" w:color="D3D3D3"/>
-              <w:end w:val="single" w:space="0" w:color="D3D3D3"/>
-            </w:tcBorders>
-          </w:tcPr>
-          <w:p>
-            <w:pPr>
-              <w:spacing w:before="0" w:after="60"/>
-              <w:keepNext/>
-              <w:jc w:val="center"/>
-            </w:pPr>
-            <w:r>
-              <w:rPr>
-                <w:rFonts w:ascii="Calibri" w:hAnsi="Calibri"/>
-                <w:sz w:val="20"/>
-              </w:rPr>
-              <w:t xml:space="default"/>
-            </w:r>
-          </w:p>
-        </w:tc>
-        <w:tc>
-          <w:tcPr>
-            <w:tcBorders>
-              <w:top w:val="single" w:space="0" w:color="D3D3D3"/>
-              <w:bottom w:val="single" w:space="0" w:color="D3D3D3"/>
-              <w:start w:val="single" w:space="0" w:color="D3D3D3"/>
-              <w:end w:val="single" w:space="0" w:color="D3D3D3"/>
-            </w:tcBorders>
-          </w:tcPr>
-          <w:p>
-            <w:pPr>
-              <w:spacing w:before="0" w:after="60"/>
-              <w:keepNext/>
-              <w:jc w:val="center"/>
-            </w:pPr>
-            <w:r>
-              <w:rPr>
-                <w:rFonts w:ascii="Calibri" w:hAnsi="Calibri"/>
-                <w:sz w:val="20"/>
-              </w:rPr>
-              <w:t xml:space="default"/>
-            </w:r>
-          </w:p>
-        </w:tc>
-        <w:tc>
-          <w:tcPr>
-            <w:tcBorders>
-              <w:top w:val="single" w:space="0" w:color="D3D3D3"/>
-              <w:bottom w:val="single" w:space="0" w:color="D3D3D3"/>
-              <w:start w:val="single" w:space="0" w:color="D3D3D3"/>
-              <w:end w:val="single" w:space="0" w:color="D3D3D3"/>
-            </w:tcBorders>
-          </w:tcPr>
-          <w:p>
-            <w:pPr>
-              <w:spacing w:before="0" w:after="60"/>
-              <w:keepNext/>
-              <w:jc w:val="center"/>
-            </w:pPr>
-            <w:r>
-              <w:rPr>
-                <w:rFonts w:ascii="Calibri" w:hAnsi="Calibri"/>
-                <w:sz w:val="20"/>
-              </w:rPr>
-              <w:t xml:space="default">&lt;0.001</w:t>
             </w:r>
           </w:p>
         </w:tc>
@@ -3410,127 +3410,127 @@
                 <w:rFonts w:ascii="Calibri" w:hAnsi="Calibri"/>
                 <w:sz w:val="20"/>
               </w:rPr>
-              <w:t xml:space="default">    Non-Hispanic</w:t>
-            </w:r>
-          </w:p>
-        </w:tc>
-        <w:tc>
-          <w:tcPr>
-            <w:tcBorders>
-              <w:top w:val="single" w:space="0" w:color="D3D3D3"/>
-              <w:bottom w:val="single" w:space="0" w:color="D3D3D3"/>
-              <w:start w:val="single" w:space="0" w:color="D3D3D3"/>
-              <w:end w:val="single" w:space="0" w:color="D3D3D3"/>
-            </w:tcBorders>
-          </w:tcPr>
-          <w:p>
-            <w:pPr>
-              <w:spacing w:before="0" w:after="60"/>
-              <w:keepNext/>
-              <w:jc w:val="center"/>
-            </w:pPr>
-            <w:r>
-              <w:rPr>
-                <w:rFonts w:ascii="Calibri" w:hAnsi="Calibri"/>
-                <w:sz w:val="20"/>
-              </w:rPr>
-              <w:t xml:space="default">972,237 (96)</w:t>
-            </w:r>
-          </w:p>
-        </w:tc>
-        <w:tc>
-          <w:tcPr>
-            <w:tcBorders>
-              <w:top w:val="single" w:space="0" w:color="D3D3D3"/>
-              <w:bottom w:val="single" w:space="0" w:color="D3D3D3"/>
-              <w:start w:val="single" w:space="0" w:color="D3D3D3"/>
-              <w:end w:val="single" w:space="0" w:color="D3D3D3"/>
-            </w:tcBorders>
-          </w:tcPr>
-          <w:p>
-            <w:pPr>
-              <w:spacing w:before="0" w:after="60"/>
-              <w:keepNext/>
-              <w:jc w:val="center"/>
-            </w:pPr>
-            <w:r>
-              <w:rPr>
-                <w:rFonts w:ascii="Calibri" w:hAnsi="Calibri"/>
-                <w:sz w:val="20"/>
-              </w:rPr>
-              <w:t xml:space="default">220,988 (98)</w:t>
-            </w:r>
-          </w:p>
-        </w:tc>
-        <w:tc>
-          <w:tcPr>
-            <w:tcBorders>
-              <w:top w:val="single" w:space="0" w:color="D3D3D3"/>
-              <w:bottom w:val="single" w:space="0" w:color="D3D3D3"/>
-              <w:start w:val="single" w:space="0" w:color="D3D3D3"/>
-              <w:end w:val="single" w:space="0" w:color="D3D3D3"/>
-            </w:tcBorders>
-          </w:tcPr>
-          <w:p>
-            <w:pPr>
-              <w:spacing w:before="0" w:after="60"/>
-              <w:keepNext/>
-              <w:jc w:val="center"/>
-            </w:pPr>
-            <w:r>
-              <w:rPr>
-                <w:rFonts w:ascii="Calibri" w:hAnsi="Calibri"/>
-                <w:sz w:val="20"/>
-              </w:rPr>
-              <w:t xml:space="default">260,842 (96)</w:t>
-            </w:r>
-          </w:p>
-        </w:tc>
-        <w:tc>
-          <w:tcPr>
-            <w:tcBorders>
-              <w:top w:val="single" w:space="0" w:color="D3D3D3"/>
-              <w:bottom w:val="single" w:space="0" w:color="D3D3D3"/>
-              <w:start w:val="single" w:space="0" w:color="D3D3D3"/>
-              <w:end w:val="single" w:space="0" w:color="D3D3D3"/>
-            </w:tcBorders>
-          </w:tcPr>
-          <w:p>
-            <w:pPr>
-              <w:spacing w:before="0" w:after="60"/>
-              <w:keepNext/>
-              <w:jc w:val="center"/>
-            </w:pPr>
-            <w:r>
-              <w:rPr>
-                <w:rFonts w:ascii="Calibri" w:hAnsi="Calibri"/>
-                <w:sz w:val="20"/>
-              </w:rPr>
-              <w:t xml:space="default">436,401 (95)</w:t>
-            </w:r>
-          </w:p>
-        </w:tc>
-        <w:tc>
-          <w:tcPr>
-            <w:tcBorders>
-              <w:top w:val="single" w:space="0" w:color="D3D3D3"/>
-              <w:bottom w:val="single" w:space="0" w:color="D3D3D3"/>
-              <w:start w:val="single" w:space="0" w:color="D3D3D3"/>
-              <w:end w:val="single" w:space="0" w:color="D3D3D3"/>
-            </w:tcBorders>
-          </w:tcPr>
-          <w:p>
-            <w:pPr>
-              <w:spacing w:before="0" w:after="60"/>
-              <w:keepNext/>
-              <w:jc w:val="center"/>
-            </w:pPr>
-            <w:r>
-              <w:rPr>
-                <w:rFonts w:ascii="Calibri" w:hAnsi="Calibri"/>
-                <w:sz w:val="20"/>
-              </w:rPr>
-              <w:t xml:space="default">54,006 (94)</w:t>
+              <w:t xml:space="default">    Hispanic</w:t>
+            </w:r>
+          </w:p>
+        </w:tc>
+        <w:tc>
+          <w:tcPr>
+            <w:tcBorders>
+              <w:top w:val="single" w:space="0" w:color="D3D3D3"/>
+              <w:bottom w:val="single" w:space="0" w:color="D3D3D3"/>
+              <w:start w:val="single" w:space="0" w:color="D3D3D3"/>
+              <w:end w:val="single" w:space="0" w:color="D3D3D3"/>
+            </w:tcBorders>
+          </w:tcPr>
+          <w:p>
+            <w:pPr>
+              <w:spacing w:before="0" w:after="60"/>
+              <w:keepNext/>
+              <w:jc w:val="center"/>
+            </w:pPr>
+            <w:r>
+              <w:rPr>
+                <w:rFonts w:ascii="Calibri" w:hAnsi="Calibri"/>
+                <w:sz w:val="20"/>
+              </w:rPr>
+              <w:t xml:space="default">43,208 (4.3)</w:t>
+            </w:r>
+          </w:p>
+        </w:tc>
+        <w:tc>
+          <w:tcPr>
+            <w:tcBorders>
+              <w:top w:val="single" w:space="0" w:color="D3D3D3"/>
+              <w:bottom w:val="single" w:space="0" w:color="D3D3D3"/>
+              <w:start w:val="single" w:space="0" w:color="D3D3D3"/>
+              <w:end w:val="single" w:space="0" w:color="D3D3D3"/>
+            </w:tcBorders>
+          </w:tcPr>
+          <w:p>
+            <w:pPr>
+              <w:spacing w:before="0" w:after="60"/>
+              <w:keepNext/>
+              <w:jc w:val="center"/>
+            </w:pPr>
+            <w:r>
+              <w:rPr>
+                <w:rFonts w:ascii="Calibri" w:hAnsi="Calibri"/>
+                <w:sz w:val="20"/>
+              </w:rPr>
+              <w:t xml:space="default">3,982 (1.8)</w:t>
+            </w:r>
+          </w:p>
+        </w:tc>
+        <w:tc>
+          <w:tcPr>
+            <w:tcBorders>
+              <w:top w:val="single" w:space="0" w:color="D3D3D3"/>
+              <w:bottom w:val="single" w:space="0" w:color="D3D3D3"/>
+              <w:start w:val="single" w:space="0" w:color="D3D3D3"/>
+              <w:end w:val="single" w:space="0" w:color="D3D3D3"/>
+            </w:tcBorders>
+          </w:tcPr>
+          <w:p>
+            <w:pPr>
+              <w:spacing w:before="0" w:after="60"/>
+              <w:keepNext/>
+              <w:jc w:val="center"/>
+            </w:pPr>
+            <w:r>
+              <w:rPr>
+                <w:rFonts w:ascii="Calibri" w:hAnsi="Calibri"/>
+                <w:sz w:val="20"/>
+              </w:rPr>
+              <w:t xml:space="default">10,829 (4.0)</w:t>
+            </w:r>
+          </w:p>
+        </w:tc>
+        <w:tc>
+          <w:tcPr>
+            <w:tcBorders>
+              <w:top w:val="single" w:space="0" w:color="D3D3D3"/>
+              <w:bottom w:val="single" w:space="0" w:color="D3D3D3"/>
+              <w:start w:val="single" w:space="0" w:color="D3D3D3"/>
+              <w:end w:val="single" w:space="0" w:color="D3D3D3"/>
+            </w:tcBorders>
+          </w:tcPr>
+          <w:p>
+            <w:pPr>
+              <w:spacing w:before="0" w:after="60"/>
+              <w:keepNext/>
+              <w:jc w:val="center"/>
+            </w:pPr>
+            <w:r>
+              <w:rPr>
+                <w:rFonts w:ascii="Calibri" w:hAnsi="Calibri"/>
+                <w:sz w:val="20"/>
+              </w:rPr>
+              <w:t xml:space="default">25,232 (5.5)</w:t>
+            </w:r>
+          </w:p>
+        </w:tc>
+        <w:tc>
+          <w:tcPr>
+            <w:tcBorders>
+              <w:top w:val="single" w:space="0" w:color="D3D3D3"/>
+              <w:bottom w:val="single" w:space="0" w:color="D3D3D3"/>
+              <w:start w:val="single" w:space="0" w:color="D3D3D3"/>
+              <w:end w:val="single" w:space="0" w:color="D3D3D3"/>
+            </w:tcBorders>
+          </w:tcPr>
+          <w:p>
+            <w:pPr>
+              <w:spacing w:before="0" w:after="60"/>
+              <w:keepNext/>
+              <w:jc w:val="center"/>
+            </w:pPr>
+            <w:r>
+              <w:rPr>
+                <w:rFonts w:ascii="Calibri" w:hAnsi="Calibri"/>
+                <w:sz w:val="20"/>
+              </w:rPr>
+              <w:t xml:space="default">3,165 (5.5)</w:t>
             </w:r>
           </w:p>
         </w:tc>
@@ -3583,127 +3583,7 @@
                 <w:rFonts w:ascii="Calibri" w:hAnsi="Calibri"/>
                 <w:sz w:val="20"/>
               </w:rPr>
-              <w:t xml:space="default">    Hispanic</w:t>
-            </w:r>
-          </w:p>
-        </w:tc>
-        <w:tc>
-          <w:tcPr>
-            <w:tcBorders>
-              <w:top w:val="single" w:space="0" w:color="D3D3D3"/>
-              <w:bottom w:val="single" w:space="0" w:color="D3D3D3"/>
-              <w:start w:val="single" w:space="0" w:color="D3D3D3"/>
-              <w:end w:val="single" w:space="0" w:color="D3D3D3"/>
-            </w:tcBorders>
-          </w:tcPr>
-          <w:p>
-            <w:pPr>
-              <w:spacing w:before="0" w:after="60"/>
-              <w:keepNext/>
-              <w:jc w:val="center"/>
-            </w:pPr>
-            <w:r>
-              <w:rPr>
-                <w:rFonts w:ascii="Calibri" w:hAnsi="Calibri"/>
-                <w:sz w:val="20"/>
-              </w:rPr>
-              <w:t xml:space="default">43,208 (4.3)</w:t>
-            </w:r>
-          </w:p>
-        </w:tc>
-        <w:tc>
-          <w:tcPr>
-            <w:tcBorders>
-              <w:top w:val="single" w:space="0" w:color="D3D3D3"/>
-              <w:bottom w:val="single" w:space="0" w:color="D3D3D3"/>
-              <w:start w:val="single" w:space="0" w:color="D3D3D3"/>
-              <w:end w:val="single" w:space="0" w:color="D3D3D3"/>
-            </w:tcBorders>
-          </w:tcPr>
-          <w:p>
-            <w:pPr>
-              <w:spacing w:before="0" w:after="60"/>
-              <w:keepNext/>
-              <w:jc w:val="center"/>
-            </w:pPr>
-            <w:r>
-              <w:rPr>
-                <w:rFonts w:ascii="Calibri" w:hAnsi="Calibri"/>
-                <w:sz w:val="20"/>
-              </w:rPr>
-              <w:t xml:space="default">3,982 (1.8)</w:t>
-            </w:r>
-          </w:p>
-        </w:tc>
-        <w:tc>
-          <w:tcPr>
-            <w:tcBorders>
-              <w:top w:val="single" w:space="0" w:color="D3D3D3"/>
-              <w:bottom w:val="single" w:space="0" w:color="D3D3D3"/>
-              <w:start w:val="single" w:space="0" w:color="D3D3D3"/>
-              <w:end w:val="single" w:space="0" w:color="D3D3D3"/>
-            </w:tcBorders>
-          </w:tcPr>
-          <w:p>
-            <w:pPr>
-              <w:spacing w:before="0" w:after="60"/>
-              <w:keepNext/>
-              <w:jc w:val="center"/>
-            </w:pPr>
-            <w:r>
-              <w:rPr>
-                <w:rFonts w:ascii="Calibri" w:hAnsi="Calibri"/>
-                <w:sz w:val="20"/>
-              </w:rPr>
-              <w:t xml:space="default">10,829 (4.0)</w:t>
-            </w:r>
-          </w:p>
-        </w:tc>
-        <w:tc>
-          <w:tcPr>
-            <w:tcBorders>
-              <w:top w:val="single" w:space="0" w:color="D3D3D3"/>
-              <w:bottom w:val="single" w:space="0" w:color="D3D3D3"/>
-              <w:start w:val="single" w:space="0" w:color="D3D3D3"/>
-              <w:end w:val="single" w:space="0" w:color="D3D3D3"/>
-            </w:tcBorders>
-          </w:tcPr>
-          <w:p>
-            <w:pPr>
-              <w:spacing w:before="0" w:after="60"/>
-              <w:keepNext/>
-              <w:jc w:val="center"/>
-            </w:pPr>
-            <w:r>
-              <w:rPr>
-                <w:rFonts w:ascii="Calibri" w:hAnsi="Calibri"/>
-                <w:sz w:val="20"/>
-              </w:rPr>
-              <w:t xml:space="default">25,232 (5.5)</w:t>
-            </w:r>
-          </w:p>
-        </w:tc>
-        <w:tc>
-          <w:tcPr>
-            <w:tcBorders>
-              <w:top w:val="single" w:space="0" w:color="D3D3D3"/>
-              <w:bottom w:val="single" w:space="0" w:color="D3D3D3"/>
-              <w:start w:val="single" w:space="0" w:color="D3D3D3"/>
-              <w:end w:val="single" w:space="0" w:color="D3D3D3"/>
-            </w:tcBorders>
-          </w:tcPr>
-          <w:p>
-            <w:pPr>
-              <w:spacing w:before="0" w:after="60"/>
-              <w:keepNext/>
-              <w:jc w:val="center"/>
-            </w:pPr>
-            <w:r>
-              <w:rPr>
-                <w:rFonts w:ascii="Calibri" w:hAnsi="Calibri"/>
-                <w:sz w:val="20"/>
-              </w:rPr>
-              <w:t xml:space="default">3,165 (5.5)</w:t>
+              <w:t xml:space="default">Urbanization, n (%)</w:t>
             </w:r>
           </w:p>
         </w:tc>
@@ -3728,6 +3608,126 @@
                 <w:sz w:val="20"/>
               </w:rPr>
               <w:t xml:space="default"/>
+            </w:r>
+          </w:p>
+        </w:tc>
+        <w:tc>
+          <w:tcPr>
+            <w:tcBorders>
+              <w:top w:val="single" w:space="0" w:color="D3D3D3"/>
+              <w:bottom w:val="single" w:space="0" w:color="D3D3D3"/>
+              <w:start w:val="single" w:space="0" w:color="D3D3D3"/>
+              <w:end w:val="single" w:space="0" w:color="D3D3D3"/>
+            </w:tcBorders>
+          </w:tcPr>
+          <w:p>
+            <w:pPr>
+              <w:spacing w:before="0" w:after="60"/>
+              <w:keepNext/>
+              <w:jc w:val="center"/>
+            </w:pPr>
+            <w:r>
+              <w:rPr>
+                <w:rFonts w:ascii="Calibri" w:hAnsi="Calibri"/>
+                <w:sz w:val="20"/>
+              </w:rPr>
+              <w:t xml:space="default"/>
+            </w:r>
+          </w:p>
+        </w:tc>
+        <w:tc>
+          <w:tcPr>
+            <w:tcBorders>
+              <w:top w:val="single" w:space="0" w:color="D3D3D3"/>
+              <w:bottom w:val="single" w:space="0" w:color="D3D3D3"/>
+              <w:start w:val="single" w:space="0" w:color="D3D3D3"/>
+              <w:end w:val="single" w:space="0" w:color="D3D3D3"/>
+            </w:tcBorders>
+          </w:tcPr>
+          <w:p>
+            <w:pPr>
+              <w:spacing w:before="0" w:after="60"/>
+              <w:keepNext/>
+              <w:jc w:val="center"/>
+            </w:pPr>
+            <w:r>
+              <w:rPr>
+                <w:rFonts w:ascii="Calibri" w:hAnsi="Calibri"/>
+                <w:sz w:val="20"/>
+              </w:rPr>
+              <w:t xml:space="default"/>
+            </w:r>
+          </w:p>
+        </w:tc>
+        <w:tc>
+          <w:tcPr>
+            <w:tcBorders>
+              <w:top w:val="single" w:space="0" w:color="D3D3D3"/>
+              <w:bottom w:val="single" w:space="0" w:color="D3D3D3"/>
+              <w:start w:val="single" w:space="0" w:color="D3D3D3"/>
+              <w:end w:val="single" w:space="0" w:color="D3D3D3"/>
+            </w:tcBorders>
+          </w:tcPr>
+          <w:p>
+            <w:pPr>
+              <w:spacing w:before="0" w:after="60"/>
+              <w:keepNext/>
+              <w:jc w:val="center"/>
+            </w:pPr>
+            <w:r>
+              <w:rPr>
+                <w:rFonts w:ascii="Calibri" w:hAnsi="Calibri"/>
+                <w:sz w:val="20"/>
+              </w:rPr>
+              <w:t xml:space="default"/>
+            </w:r>
+          </w:p>
+        </w:tc>
+        <w:tc>
+          <w:tcPr>
+            <w:tcBorders>
+              <w:top w:val="single" w:space="0" w:color="D3D3D3"/>
+              <w:bottom w:val="single" w:space="0" w:color="D3D3D3"/>
+              <w:start w:val="single" w:space="0" w:color="D3D3D3"/>
+              <w:end w:val="single" w:space="0" w:color="D3D3D3"/>
+            </w:tcBorders>
+          </w:tcPr>
+          <w:p>
+            <w:pPr>
+              <w:spacing w:before="0" w:after="60"/>
+              <w:keepNext/>
+              <w:jc w:val="center"/>
+            </w:pPr>
+            <w:r>
+              <w:rPr>
+                <w:rFonts w:ascii="Calibri" w:hAnsi="Calibri"/>
+                <w:sz w:val="20"/>
+              </w:rPr>
+              <w:t xml:space="default"/>
+            </w:r>
+          </w:p>
+        </w:tc>
+        <w:tc>
+          <w:tcPr>
+            <w:tcBorders>
+              <w:top w:val="single" w:space="0" w:color="D3D3D3"/>
+              <w:bottom w:val="single" w:space="0" w:color="D3D3D3"/>
+              <w:start w:val="single" w:space="0" w:color="D3D3D3"/>
+              <w:end w:val="single" w:space="0" w:color="D3D3D3"/>
+            </w:tcBorders>
+          </w:tcPr>
+          <w:p>
+            <w:pPr>
+              <w:spacing w:before="0" w:after="60"/>
+              <w:keepNext/>
+              <w:jc w:val="center"/>
+            </w:pPr>
+            <w:r>
+              <w:rPr>
+                <w:rFonts w:ascii="Calibri" w:hAnsi="Calibri"/>
+                <w:sz w:val="20"/>
+              </w:rPr>
+              <w:t xml:space="default">&lt;0.001</w:t>
             </w:r>
           </w:p>
         </w:tc>
@@ -3756,7 +3756,127 @@
                 <w:rFonts w:ascii="Calibri" w:hAnsi="Calibri"/>
                 <w:sz w:val="20"/>
               </w:rPr>
-              <w:t xml:space="default">Urbanization, n (%)</w:t>
+              <w:t xml:space="default">    Large Metro</w:t>
+            </w:r>
+          </w:p>
+        </w:tc>
+        <w:tc>
+          <w:tcPr>
+            <w:tcBorders>
+              <w:top w:val="single" w:space="0" w:color="D3D3D3"/>
+              <w:bottom w:val="single" w:space="0" w:color="D3D3D3"/>
+              <w:start w:val="single" w:space="0" w:color="D3D3D3"/>
+              <w:end w:val="single" w:space="0" w:color="D3D3D3"/>
+            </w:tcBorders>
+          </w:tcPr>
+          <w:p>
+            <w:pPr>
+              <w:spacing w:before="0" w:after="60"/>
+              <w:keepNext/>
+              <w:jc w:val="center"/>
+            </w:pPr>
+            <w:r>
+              <w:rPr>
+                <w:rFonts w:ascii="Calibri" w:hAnsi="Calibri"/>
+                <w:sz w:val="20"/>
+              </w:rPr>
+              <w:t xml:space="default">496,011 (49)</w:t>
+            </w:r>
+          </w:p>
+        </w:tc>
+        <w:tc>
+          <w:tcPr>
+            <w:tcBorders>
+              <w:top w:val="single" w:space="0" w:color="D3D3D3"/>
+              <w:bottom w:val="single" w:space="0" w:color="D3D3D3"/>
+              <w:start w:val="single" w:space="0" w:color="D3D3D3"/>
+              <w:end w:val="single" w:space="0" w:color="D3D3D3"/>
+            </w:tcBorders>
+          </w:tcPr>
+          <w:p>
+            <w:pPr>
+              <w:spacing w:before="0" w:after="60"/>
+              <w:keepNext/>
+              <w:jc w:val="center"/>
+            </w:pPr>
+            <w:r>
+              <w:rPr>
+                <w:rFonts w:ascii="Calibri" w:hAnsi="Calibri"/>
+                <w:sz w:val="20"/>
+              </w:rPr>
+              <w:t xml:space="default">96,490 (43)</w:t>
+            </w:r>
+          </w:p>
+        </w:tc>
+        <w:tc>
+          <w:tcPr>
+            <w:tcBorders>
+              <w:top w:val="single" w:space="0" w:color="D3D3D3"/>
+              <w:bottom w:val="single" w:space="0" w:color="D3D3D3"/>
+              <w:start w:val="single" w:space="0" w:color="D3D3D3"/>
+              <w:end w:val="single" w:space="0" w:color="D3D3D3"/>
+            </w:tcBorders>
+          </w:tcPr>
+          <w:p>
+            <w:pPr>
+              <w:spacing w:before="0" w:after="60"/>
+              <w:keepNext/>
+              <w:jc w:val="center"/>
+            </w:pPr>
+            <w:r>
+              <w:rPr>
+                <w:rFonts w:ascii="Calibri" w:hAnsi="Calibri"/>
+                <w:sz w:val="20"/>
+              </w:rPr>
+              <w:t xml:space="default">137,078 (50)</w:t>
+            </w:r>
+          </w:p>
+        </w:tc>
+        <w:tc>
+          <w:tcPr>
+            <w:tcBorders>
+              <w:top w:val="single" w:space="0" w:color="D3D3D3"/>
+              <w:bottom w:val="single" w:space="0" w:color="D3D3D3"/>
+              <w:start w:val="single" w:space="0" w:color="D3D3D3"/>
+              <w:end w:val="single" w:space="0" w:color="D3D3D3"/>
+            </w:tcBorders>
+          </w:tcPr>
+          <w:p>
+            <w:pPr>
+              <w:spacing w:before="0" w:after="60"/>
+              <w:keepNext/>
+              <w:jc w:val="center"/>
+            </w:pPr>
+            <w:r>
+              <w:rPr>
+                <w:rFonts w:ascii="Calibri" w:hAnsi="Calibri"/>
+                <w:sz w:val="20"/>
+              </w:rPr>
+              <w:t xml:space="default">232,164 (50)</w:t>
+            </w:r>
+          </w:p>
+        </w:tc>
+        <w:tc>
+          <w:tcPr>
+            <w:tcBorders>
+              <w:top w:val="single" w:space="0" w:color="D3D3D3"/>
+              <w:bottom w:val="single" w:space="0" w:color="D3D3D3"/>
+              <w:start w:val="single" w:space="0" w:color="D3D3D3"/>
+              <w:end w:val="single" w:space="0" w:color="D3D3D3"/>
+            </w:tcBorders>
+          </w:tcPr>
+          <w:p>
+            <w:pPr>
+              <w:spacing w:before="0" w:after="60"/>
+              <w:keepNext/>
+              <w:jc w:val="center"/>
+            </w:pPr>
+            <w:r>
+              <w:rPr>
+                <w:rFonts w:ascii="Calibri" w:hAnsi="Calibri"/>
+                <w:sz w:val="20"/>
+              </w:rPr>
+              <w:t xml:space="default">30,279 (53)</w:t>
             </w:r>
           </w:p>
         </w:tc>
@@ -3781,126 +3901,6 @@
                 <w:sz w:val="20"/>
               </w:rPr>
               <w:t xml:space="default"/>
-            </w:r>
-          </w:p>
-        </w:tc>
-        <w:tc>
-          <w:tcPr>
-            <w:tcBorders>
-              <w:top w:val="single" w:space="0" w:color="D3D3D3"/>
-              <w:bottom w:val="single" w:space="0" w:color="D3D3D3"/>
-              <w:start w:val="single" w:space="0" w:color="D3D3D3"/>
-              <w:end w:val="single" w:space="0" w:color="D3D3D3"/>
-            </w:tcBorders>
-          </w:tcPr>
-          <w:p>
-            <w:pPr>
-              <w:spacing w:before="0" w:after="60"/>
-              <w:keepNext/>
-              <w:jc w:val="center"/>
-            </w:pPr>
-            <w:r>
-              <w:rPr>
-                <w:rFonts w:ascii="Calibri" w:hAnsi="Calibri"/>
-                <w:sz w:val="20"/>
-              </w:rPr>
-              <w:t xml:space="default"/>
-            </w:r>
-          </w:p>
-        </w:tc>
-        <w:tc>
-          <w:tcPr>
-            <w:tcBorders>
-              <w:top w:val="single" w:space="0" w:color="D3D3D3"/>
-              <w:bottom w:val="single" w:space="0" w:color="D3D3D3"/>
-              <w:start w:val="single" w:space="0" w:color="D3D3D3"/>
-              <w:end w:val="single" w:space="0" w:color="D3D3D3"/>
-            </w:tcBorders>
-          </w:tcPr>
-          <w:p>
-            <w:pPr>
-              <w:spacing w:before="0" w:after="60"/>
-              <w:keepNext/>
-              <w:jc w:val="center"/>
-            </w:pPr>
-            <w:r>
-              <w:rPr>
-                <w:rFonts w:ascii="Calibri" w:hAnsi="Calibri"/>
-                <w:sz w:val="20"/>
-              </w:rPr>
-              <w:t xml:space="default"/>
-            </w:r>
-          </w:p>
-        </w:tc>
-        <w:tc>
-          <w:tcPr>
-            <w:tcBorders>
-              <w:top w:val="single" w:space="0" w:color="D3D3D3"/>
-              <w:bottom w:val="single" w:space="0" w:color="D3D3D3"/>
-              <w:start w:val="single" w:space="0" w:color="D3D3D3"/>
-              <w:end w:val="single" w:space="0" w:color="D3D3D3"/>
-            </w:tcBorders>
-          </w:tcPr>
-          <w:p>
-            <w:pPr>
-              <w:spacing w:before="0" w:after="60"/>
-              <w:keepNext/>
-              <w:jc w:val="center"/>
-            </w:pPr>
-            <w:r>
-              <w:rPr>
-                <w:rFonts w:ascii="Calibri" w:hAnsi="Calibri"/>
-                <w:sz w:val="20"/>
-              </w:rPr>
-              <w:t xml:space="default"/>
-            </w:r>
-          </w:p>
-        </w:tc>
-        <w:tc>
-          <w:tcPr>
-            <w:tcBorders>
-              <w:top w:val="single" w:space="0" w:color="D3D3D3"/>
-              <w:bottom w:val="single" w:space="0" w:color="D3D3D3"/>
-              <w:start w:val="single" w:space="0" w:color="D3D3D3"/>
-              <w:end w:val="single" w:space="0" w:color="D3D3D3"/>
-            </w:tcBorders>
-          </w:tcPr>
-          <w:p>
-            <w:pPr>
-              <w:spacing w:before="0" w:after="60"/>
-              <w:keepNext/>
-              <w:jc w:val="center"/>
-            </w:pPr>
-            <w:r>
-              <w:rPr>
-                <w:rFonts w:ascii="Calibri" w:hAnsi="Calibri"/>
-                <w:sz w:val="20"/>
-              </w:rPr>
-              <w:t xml:space="default"/>
-            </w:r>
-          </w:p>
-        </w:tc>
-        <w:tc>
-          <w:tcPr>
-            <w:tcBorders>
-              <w:top w:val="single" w:space="0" w:color="D3D3D3"/>
-              <w:bottom w:val="single" w:space="0" w:color="D3D3D3"/>
-              <w:start w:val="single" w:space="0" w:color="D3D3D3"/>
-              <w:end w:val="single" w:space="0" w:color="D3D3D3"/>
-            </w:tcBorders>
-          </w:tcPr>
-          <w:p>
-            <w:pPr>
-              <w:spacing w:before="0" w:after="60"/>
-              <w:keepNext/>
-              <w:jc w:val="center"/>
-            </w:pPr>
-            <w:r>
-              <w:rPr>
-                <w:rFonts w:ascii="Calibri" w:hAnsi="Calibri"/>
-                <w:sz w:val="20"/>
-              </w:rPr>
-              <w:t xml:space="default">&lt;0.001</w:t>
             </w:r>
           </w:p>
         </w:tc>
@@ -3929,127 +3929,127 @@
                 <w:rFonts w:ascii="Calibri" w:hAnsi="Calibri"/>
                 <w:sz w:val="20"/>
               </w:rPr>
-              <w:t xml:space="default">    Large Metro</w:t>
-            </w:r>
-          </w:p>
-        </w:tc>
-        <w:tc>
-          <w:tcPr>
-            <w:tcBorders>
-              <w:top w:val="single" w:space="0" w:color="D3D3D3"/>
-              <w:bottom w:val="single" w:space="0" w:color="D3D3D3"/>
-              <w:start w:val="single" w:space="0" w:color="D3D3D3"/>
-              <w:end w:val="single" w:space="0" w:color="D3D3D3"/>
-            </w:tcBorders>
-          </w:tcPr>
-          <w:p>
-            <w:pPr>
-              <w:spacing w:before="0" w:after="60"/>
-              <w:keepNext/>
-              <w:jc w:val="center"/>
-            </w:pPr>
-            <w:r>
-              <w:rPr>
-                <w:rFonts w:ascii="Calibri" w:hAnsi="Calibri"/>
-                <w:sz w:val="20"/>
-              </w:rPr>
-              <w:t xml:space="default">496,035 (49)</w:t>
-            </w:r>
-          </w:p>
-        </w:tc>
-        <w:tc>
-          <w:tcPr>
-            <w:tcBorders>
-              <w:top w:val="single" w:space="0" w:color="D3D3D3"/>
-              <w:bottom w:val="single" w:space="0" w:color="D3D3D3"/>
-              <w:start w:val="single" w:space="0" w:color="D3D3D3"/>
-              <w:end w:val="single" w:space="0" w:color="D3D3D3"/>
-            </w:tcBorders>
-          </w:tcPr>
-          <w:p>
-            <w:pPr>
-              <w:spacing w:before="0" w:after="60"/>
-              <w:keepNext/>
-              <w:jc w:val="center"/>
-            </w:pPr>
-            <w:r>
-              <w:rPr>
-                <w:rFonts w:ascii="Calibri" w:hAnsi="Calibri"/>
-                <w:sz w:val="20"/>
-              </w:rPr>
-              <w:t xml:space="default">96,490 (43)</w:t>
-            </w:r>
-          </w:p>
-        </w:tc>
-        <w:tc>
-          <w:tcPr>
-            <w:tcBorders>
-              <w:top w:val="single" w:space="0" w:color="D3D3D3"/>
-              <w:bottom w:val="single" w:space="0" w:color="D3D3D3"/>
-              <w:start w:val="single" w:space="0" w:color="D3D3D3"/>
-              <w:end w:val="single" w:space="0" w:color="D3D3D3"/>
-            </w:tcBorders>
-          </w:tcPr>
-          <w:p>
-            <w:pPr>
-              <w:spacing w:before="0" w:after="60"/>
-              <w:keepNext/>
-              <w:jc w:val="center"/>
-            </w:pPr>
-            <w:r>
-              <w:rPr>
-                <w:rFonts w:ascii="Calibri" w:hAnsi="Calibri"/>
-                <w:sz w:val="20"/>
-              </w:rPr>
-              <w:t xml:space="default">137,078 (50)</w:t>
-            </w:r>
-          </w:p>
-        </w:tc>
-        <w:tc>
-          <w:tcPr>
-            <w:tcBorders>
-              <w:top w:val="single" w:space="0" w:color="D3D3D3"/>
-              <w:bottom w:val="single" w:space="0" w:color="D3D3D3"/>
-              <w:start w:val="single" w:space="0" w:color="D3D3D3"/>
-              <w:end w:val="single" w:space="0" w:color="D3D3D3"/>
-            </w:tcBorders>
-          </w:tcPr>
-          <w:p>
-            <w:pPr>
-              <w:spacing w:before="0" w:after="60"/>
-              <w:keepNext/>
-              <w:jc w:val="center"/>
-            </w:pPr>
-            <w:r>
-              <w:rPr>
-                <w:rFonts w:ascii="Calibri" w:hAnsi="Calibri"/>
-                <w:sz w:val="20"/>
-              </w:rPr>
-              <w:t xml:space="default">232,188 (50)</w:t>
-            </w:r>
-          </w:p>
-        </w:tc>
-        <w:tc>
-          <w:tcPr>
-            <w:tcBorders>
-              <w:top w:val="single" w:space="0" w:color="D3D3D3"/>
-              <w:bottom w:val="single" w:space="0" w:color="D3D3D3"/>
-              <w:start w:val="single" w:space="0" w:color="D3D3D3"/>
-              <w:end w:val="single" w:space="0" w:color="D3D3D3"/>
-            </w:tcBorders>
-          </w:tcPr>
-          <w:p>
-            <w:pPr>
-              <w:spacing w:before="0" w:after="60"/>
-              <w:keepNext/>
-              <w:jc w:val="center"/>
-            </w:pPr>
-            <w:r>
-              <w:rPr>
-                <w:rFonts w:ascii="Calibri" w:hAnsi="Calibri"/>
-                <w:sz w:val="20"/>
-              </w:rPr>
-              <w:t xml:space="default">30,279 (53)</w:t>
+              <w:t xml:space="default">    Medium Metro</w:t>
+            </w:r>
+          </w:p>
+        </w:tc>
+        <w:tc>
+          <w:tcPr>
+            <w:tcBorders>
+              <w:top w:val="single" w:space="0" w:color="D3D3D3"/>
+              <w:bottom w:val="single" w:space="0" w:color="D3D3D3"/>
+              <w:start w:val="single" w:space="0" w:color="D3D3D3"/>
+              <w:end w:val="single" w:space="0" w:color="D3D3D3"/>
+            </w:tcBorders>
+          </w:tcPr>
+          <w:p>
+            <w:pPr>
+              <w:spacing w:before="0" w:after="60"/>
+              <w:keepNext/>
+              <w:jc w:val="center"/>
+            </w:pPr>
+            <w:r>
+              <w:rPr>
+                <w:rFonts w:ascii="Calibri" w:hAnsi="Calibri"/>
+                <w:sz w:val="20"/>
+              </w:rPr>
+              <w:t xml:space="default">355,547 (35)</w:t>
+            </w:r>
+          </w:p>
+        </w:tc>
+        <w:tc>
+          <w:tcPr>
+            <w:tcBorders>
+              <w:top w:val="single" w:space="0" w:color="D3D3D3"/>
+              <w:bottom w:val="single" w:space="0" w:color="D3D3D3"/>
+              <w:start w:val="single" w:space="0" w:color="D3D3D3"/>
+              <w:end w:val="single" w:space="0" w:color="D3D3D3"/>
+            </w:tcBorders>
+          </w:tcPr>
+          <w:p>
+            <w:pPr>
+              <w:spacing w:before="0" w:after="60"/>
+              <w:keepNext/>
+              <w:jc w:val="center"/>
+            </w:pPr>
+            <w:r>
+              <w:rPr>
+                <w:rFonts w:ascii="Calibri" w:hAnsi="Calibri"/>
+                <w:sz w:val="20"/>
+              </w:rPr>
+              <w:t xml:space="default">85,773 (38)</w:t>
+            </w:r>
+          </w:p>
+        </w:tc>
+        <w:tc>
+          <w:tcPr>
+            <w:tcBorders>
+              <w:top w:val="single" w:space="0" w:color="D3D3D3"/>
+              <w:bottom w:val="single" w:space="0" w:color="D3D3D3"/>
+              <w:start w:val="single" w:space="0" w:color="D3D3D3"/>
+              <w:end w:val="single" w:space="0" w:color="D3D3D3"/>
+            </w:tcBorders>
+          </w:tcPr>
+          <w:p>
+            <w:pPr>
+              <w:spacing w:before="0" w:after="60"/>
+              <w:keepNext/>
+              <w:jc w:val="center"/>
+            </w:pPr>
+            <w:r>
+              <w:rPr>
+                <w:rFonts w:ascii="Calibri" w:hAnsi="Calibri"/>
+                <w:sz w:val="20"/>
+              </w:rPr>
+              <w:t xml:space="default">98,228 (36)</w:t>
+            </w:r>
+          </w:p>
+        </w:tc>
+        <w:tc>
+          <w:tcPr>
+            <w:tcBorders>
+              <w:top w:val="single" w:space="0" w:color="D3D3D3"/>
+              <w:bottom w:val="single" w:space="0" w:color="D3D3D3"/>
+              <w:start w:val="single" w:space="0" w:color="D3D3D3"/>
+              <w:end w:val="single" w:space="0" w:color="D3D3D3"/>
+            </w:tcBorders>
+          </w:tcPr>
+          <w:p>
+            <w:pPr>
+              <w:spacing w:before="0" w:after="60"/>
+              <w:keepNext/>
+              <w:jc w:val="center"/>
+            </w:pPr>
+            <w:r>
+              <w:rPr>
+                <w:rFonts w:ascii="Calibri" w:hAnsi="Calibri"/>
+                <w:sz w:val="20"/>
+              </w:rPr>
+              <w:t xml:space="default">152,953 (33)</w:t>
+            </w:r>
+          </w:p>
+        </w:tc>
+        <w:tc>
+          <w:tcPr>
+            <w:tcBorders>
+              <w:top w:val="single" w:space="0" w:color="D3D3D3"/>
+              <w:bottom w:val="single" w:space="0" w:color="D3D3D3"/>
+              <w:start w:val="single" w:space="0" w:color="D3D3D3"/>
+              <w:end w:val="single" w:space="0" w:color="D3D3D3"/>
+            </w:tcBorders>
+          </w:tcPr>
+          <w:p>
+            <w:pPr>
+              <w:spacing w:before="0" w:after="60"/>
+              <w:keepNext/>
+              <w:jc w:val="center"/>
+            </w:pPr>
+            <w:r>
+              <w:rPr>
+                <w:rFonts w:ascii="Calibri" w:hAnsi="Calibri"/>
+                <w:sz w:val="20"/>
+              </w:rPr>
+              <w:t xml:space="default">18,593 (33)</w:t>
             </w:r>
           </w:p>
         </w:tc>
@@ -4102,127 +4102,127 @@
                 <w:rFonts w:ascii="Calibri" w:hAnsi="Calibri"/>
                 <w:sz w:val="20"/>
               </w:rPr>
-              <w:t xml:space="default">    Medium Metro</w:t>
-            </w:r>
-          </w:p>
-        </w:tc>
-        <w:tc>
-          <w:tcPr>
-            <w:tcBorders>
-              <w:top w:val="single" w:space="0" w:color="D3D3D3"/>
-              <w:bottom w:val="single" w:space="0" w:color="D3D3D3"/>
-              <w:start w:val="single" w:space="0" w:color="D3D3D3"/>
-              <w:end w:val="single" w:space="0" w:color="D3D3D3"/>
-            </w:tcBorders>
-          </w:tcPr>
-          <w:p>
-            <w:pPr>
-              <w:spacing w:before="0" w:after="60"/>
-              <w:keepNext/>
-              <w:jc w:val="center"/>
-            </w:pPr>
-            <w:r>
-              <w:rPr>
-                <w:rFonts w:ascii="Calibri" w:hAnsi="Calibri"/>
-                <w:sz w:val="20"/>
-              </w:rPr>
-              <w:t xml:space="default">355,547 (35)</w:t>
-            </w:r>
-          </w:p>
-        </w:tc>
-        <w:tc>
-          <w:tcPr>
-            <w:tcBorders>
-              <w:top w:val="single" w:space="0" w:color="D3D3D3"/>
-              <w:bottom w:val="single" w:space="0" w:color="D3D3D3"/>
-              <w:start w:val="single" w:space="0" w:color="D3D3D3"/>
-              <w:end w:val="single" w:space="0" w:color="D3D3D3"/>
-            </w:tcBorders>
-          </w:tcPr>
-          <w:p>
-            <w:pPr>
-              <w:spacing w:before="0" w:after="60"/>
-              <w:keepNext/>
-              <w:jc w:val="center"/>
-            </w:pPr>
-            <w:r>
-              <w:rPr>
-                <w:rFonts w:ascii="Calibri" w:hAnsi="Calibri"/>
-                <w:sz w:val="20"/>
-              </w:rPr>
-              <w:t xml:space="default">85,773 (38)</w:t>
-            </w:r>
-          </w:p>
-        </w:tc>
-        <w:tc>
-          <w:tcPr>
-            <w:tcBorders>
-              <w:top w:val="single" w:space="0" w:color="D3D3D3"/>
-              <w:bottom w:val="single" w:space="0" w:color="D3D3D3"/>
-              <w:start w:val="single" w:space="0" w:color="D3D3D3"/>
-              <w:end w:val="single" w:space="0" w:color="D3D3D3"/>
-            </w:tcBorders>
-          </w:tcPr>
-          <w:p>
-            <w:pPr>
-              <w:spacing w:before="0" w:after="60"/>
-              <w:keepNext/>
-              <w:jc w:val="center"/>
-            </w:pPr>
-            <w:r>
-              <w:rPr>
-                <w:rFonts w:ascii="Calibri" w:hAnsi="Calibri"/>
-                <w:sz w:val="20"/>
-              </w:rPr>
-              <w:t xml:space="default">98,228 (36)</w:t>
-            </w:r>
-          </w:p>
-        </w:tc>
-        <w:tc>
-          <w:tcPr>
-            <w:tcBorders>
-              <w:top w:val="single" w:space="0" w:color="D3D3D3"/>
-              <w:bottom w:val="single" w:space="0" w:color="D3D3D3"/>
-              <w:start w:val="single" w:space="0" w:color="D3D3D3"/>
-              <w:end w:val="single" w:space="0" w:color="D3D3D3"/>
-            </w:tcBorders>
-          </w:tcPr>
-          <w:p>
-            <w:pPr>
-              <w:spacing w:before="0" w:after="60"/>
-              <w:keepNext/>
-              <w:jc w:val="center"/>
-            </w:pPr>
-            <w:r>
-              <w:rPr>
-                <w:rFonts w:ascii="Calibri" w:hAnsi="Calibri"/>
-                <w:sz w:val="20"/>
-              </w:rPr>
-              <w:t xml:space="default">152,953 (33)</w:t>
-            </w:r>
-          </w:p>
-        </w:tc>
-        <w:tc>
-          <w:tcPr>
-            <w:tcBorders>
-              <w:top w:val="single" w:space="0" w:color="D3D3D3"/>
-              <w:bottom w:val="single" w:space="0" w:color="D3D3D3"/>
-              <w:start w:val="single" w:space="0" w:color="D3D3D3"/>
-              <w:end w:val="single" w:space="0" w:color="D3D3D3"/>
-            </w:tcBorders>
-          </w:tcPr>
-          <w:p>
-            <w:pPr>
-              <w:spacing w:before="0" w:after="60"/>
-              <w:keepNext/>
-              <w:jc w:val="center"/>
-            </w:pPr>
-            <w:r>
-              <w:rPr>
-                <w:rFonts w:ascii="Calibri" w:hAnsi="Calibri"/>
-                <w:sz w:val="20"/>
-              </w:rPr>
-              <w:t xml:space="default">18,593 (33)</w:t>
+              <w:t xml:space="default">    Non Metro</w:t>
+            </w:r>
+          </w:p>
+        </w:tc>
+        <w:tc>
+          <w:tcPr>
+            <w:tcBorders>
+              <w:top w:val="single" w:space="0" w:color="D3D3D3"/>
+              <w:bottom w:val="single" w:space="0" w:color="D3D3D3"/>
+              <w:start w:val="single" w:space="0" w:color="D3D3D3"/>
+              <w:end w:val="single" w:space="0" w:color="D3D3D3"/>
+            </w:tcBorders>
+          </w:tcPr>
+          <w:p>
+            <w:pPr>
+              <w:spacing w:before="0" w:after="60"/>
+              <w:keepNext/>
+              <w:jc w:val="center"/>
+            </w:pPr>
+            <w:r>
+              <w:rPr>
+                <w:rFonts w:ascii="Calibri" w:hAnsi="Calibri"/>
+                <w:sz w:val="20"/>
+              </w:rPr>
+              <w:t xml:space="default">163,863 (16)</w:t>
+            </w:r>
+          </w:p>
+        </w:tc>
+        <w:tc>
+          <w:tcPr>
+            <w:tcBorders>
+              <w:top w:val="single" w:space="0" w:color="D3D3D3"/>
+              <w:bottom w:val="single" w:space="0" w:color="D3D3D3"/>
+              <w:start w:val="single" w:space="0" w:color="D3D3D3"/>
+              <w:end w:val="single" w:space="0" w:color="D3D3D3"/>
+            </w:tcBorders>
+          </w:tcPr>
+          <w:p>
+            <w:pPr>
+              <w:spacing w:before="0" w:after="60"/>
+              <w:keepNext/>
+              <w:jc w:val="center"/>
+            </w:pPr>
+            <w:r>
+              <w:rPr>
+                <w:rFonts w:ascii="Calibri" w:hAnsi="Calibri"/>
+                <w:sz w:val="20"/>
+              </w:rPr>
+              <w:t xml:space="default">42,707 (19)</w:t>
+            </w:r>
+          </w:p>
+        </w:tc>
+        <w:tc>
+          <w:tcPr>
+            <w:tcBorders>
+              <w:top w:val="single" w:space="0" w:color="D3D3D3"/>
+              <w:bottom w:val="single" w:space="0" w:color="D3D3D3"/>
+              <w:start w:val="single" w:space="0" w:color="D3D3D3"/>
+              <w:end w:val="single" w:space="0" w:color="D3D3D3"/>
+            </w:tcBorders>
+          </w:tcPr>
+          <w:p>
+            <w:pPr>
+              <w:spacing w:before="0" w:after="60"/>
+              <w:keepNext/>
+              <w:jc w:val="center"/>
+            </w:pPr>
+            <w:r>
+              <w:rPr>
+                <w:rFonts w:ascii="Calibri" w:hAnsi="Calibri"/>
+                <w:sz w:val="20"/>
+              </w:rPr>
+              <w:t xml:space="default">36,365 (13)</w:t>
+            </w:r>
+          </w:p>
+        </w:tc>
+        <w:tc>
+          <w:tcPr>
+            <w:tcBorders>
+              <w:top w:val="single" w:space="0" w:color="D3D3D3"/>
+              <w:bottom w:val="single" w:space="0" w:color="D3D3D3"/>
+              <w:start w:val="single" w:space="0" w:color="D3D3D3"/>
+              <w:end w:val="single" w:space="0" w:color="D3D3D3"/>
+            </w:tcBorders>
+          </w:tcPr>
+          <w:p>
+            <w:pPr>
+              <w:spacing w:before="0" w:after="60"/>
+              <w:keepNext/>
+              <w:jc w:val="center"/>
+            </w:pPr>
+            <w:r>
+              <w:rPr>
+                <w:rFonts w:ascii="Calibri" w:hAnsi="Calibri"/>
+                <w:sz w:val="20"/>
+              </w:rPr>
+              <w:t xml:space="default">76,492 (17)</w:t>
+            </w:r>
+          </w:p>
+        </w:tc>
+        <w:tc>
+          <w:tcPr>
+            <w:tcBorders>
+              <w:top w:val="single" w:space="0" w:color="D3D3D3"/>
+              <w:bottom w:val="single" w:space="0" w:color="D3D3D3"/>
+              <w:start w:val="single" w:space="0" w:color="D3D3D3"/>
+              <w:end w:val="single" w:space="0" w:color="D3D3D3"/>
+            </w:tcBorders>
+          </w:tcPr>
+          <w:p>
+            <w:pPr>
+              <w:spacing w:before="0" w:after="60"/>
+              <w:keepNext/>
+              <w:jc w:val="center"/>
+            </w:pPr>
+            <w:r>
+              <w:rPr>
+                <w:rFonts w:ascii="Calibri" w:hAnsi="Calibri"/>
+                <w:sz w:val="20"/>
+              </w:rPr>
+              <w:t xml:space="default">8,299 (15)</w:t>
             </w:r>
           </w:p>
         </w:tc>
@@ -4257,179 +4257,6 @@
         </w:trPr>
         <w:tc>
           <w:tcPr>
-            <w:tcBorders>
-              <w:top w:val="single" w:space="0" w:color="D3D3D3"/>
-              <w:bottom w:val="single" w:space="0" w:color="D3D3D3"/>
-              <w:start w:val="single" w:space="0" w:color="D3D3D3"/>
-              <w:end w:val="single" w:space="0" w:color="D3D3D3"/>
-            </w:tcBorders>
-          </w:tcPr>
-          <w:p>
-            <w:pPr>
-              <w:spacing w:before="0" w:after="60"/>
-              <w:keepNext/>
-              <w:jc w:val="start"/>
-            </w:pPr>
-            <w:r>
-              <w:rPr>
-                <w:rFonts w:ascii="Calibri" w:hAnsi="Calibri"/>
-                <w:sz w:val="20"/>
-              </w:rPr>
-              <w:t xml:space="default">    Non Metro</w:t>
-            </w:r>
-          </w:p>
-        </w:tc>
-        <w:tc>
-          <w:tcPr>
-            <w:tcBorders>
-              <w:top w:val="single" w:space="0" w:color="D3D3D3"/>
-              <w:bottom w:val="single" w:space="0" w:color="D3D3D3"/>
-              <w:start w:val="single" w:space="0" w:color="D3D3D3"/>
-              <w:end w:val="single" w:space="0" w:color="D3D3D3"/>
-            </w:tcBorders>
-          </w:tcPr>
-          <w:p>
-            <w:pPr>
-              <w:spacing w:before="0" w:after="60"/>
-              <w:keepNext/>
-              <w:jc w:val="center"/>
-            </w:pPr>
-            <w:r>
-              <w:rPr>
-                <w:rFonts w:ascii="Calibri" w:hAnsi="Calibri"/>
-                <w:sz w:val="20"/>
-              </w:rPr>
-              <w:t xml:space="default">163,863 (16)</w:t>
-            </w:r>
-          </w:p>
-        </w:tc>
-        <w:tc>
-          <w:tcPr>
-            <w:tcBorders>
-              <w:top w:val="single" w:space="0" w:color="D3D3D3"/>
-              <w:bottom w:val="single" w:space="0" w:color="D3D3D3"/>
-              <w:start w:val="single" w:space="0" w:color="D3D3D3"/>
-              <w:end w:val="single" w:space="0" w:color="D3D3D3"/>
-            </w:tcBorders>
-          </w:tcPr>
-          <w:p>
-            <w:pPr>
-              <w:spacing w:before="0" w:after="60"/>
-              <w:keepNext/>
-              <w:jc w:val="center"/>
-            </w:pPr>
-            <w:r>
-              <w:rPr>
-                <w:rFonts w:ascii="Calibri" w:hAnsi="Calibri"/>
-                <w:sz w:val="20"/>
-              </w:rPr>
-              <w:t xml:space="default">42,707 (19)</w:t>
-            </w:r>
-          </w:p>
-        </w:tc>
-        <w:tc>
-          <w:tcPr>
-            <w:tcBorders>
-              <w:top w:val="single" w:space="0" w:color="D3D3D3"/>
-              <w:bottom w:val="single" w:space="0" w:color="D3D3D3"/>
-              <w:start w:val="single" w:space="0" w:color="D3D3D3"/>
-              <w:end w:val="single" w:space="0" w:color="D3D3D3"/>
-            </w:tcBorders>
-          </w:tcPr>
-          <w:p>
-            <w:pPr>
-              <w:spacing w:before="0" w:after="60"/>
-              <w:keepNext/>
-              <w:jc w:val="center"/>
-            </w:pPr>
-            <w:r>
-              <w:rPr>
-                <w:rFonts w:ascii="Calibri" w:hAnsi="Calibri"/>
-                <w:sz w:val="20"/>
-              </w:rPr>
-              <w:t xml:space="default">36,365 (13)</w:t>
-            </w:r>
-          </w:p>
-        </w:tc>
-        <w:tc>
-          <w:tcPr>
-            <w:tcBorders>
-              <w:top w:val="single" w:space="0" w:color="D3D3D3"/>
-              <w:bottom w:val="single" w:space="0" w:color="D3D3D3"/>
-              <w:start w:val="single" w:space="0" w:color="D3D3D3"/>
-              <w:end w:val="single" w:space="0" w:color="D3D3D3"/>
-            </w:tcBorders>
-          </w:tcPr>
-          <w:p>
-            <w:pPr>
-              <w:spacing w:before="0" w:after="60"/>
-              <w:keepNext/>
-              <w:jc w:val="center"/>
-            </w:pPr>
-            <w:r>
-              <w:rPr>
-                <w:rFonts w:ascii="Calibri" w:hAnsi="Calibri"/>
-                <w:sz w:val="20"/>
-              </w:rPr>
-              <w:t xml:space="default">76,492 (17)</w:t>
-            </w:r>
-          </w:p>
-        </w:tc>
-        <w:tc>
-          <w:tcPr>
-            <w:tcBorders>
-              <w:top w:val="single" w:space="0" w:color="D3D3D3"/>
-              <w:bottom w:val="single" w:space="0" w:color="D3D3D3"/>
-              <w:start w:val="single" w:space="0" w:color="D3D3D3"/>
-              <w:end w:val="single" w:space="0" w:color="D3D3D3"/>
-            </w:tcBorders>
-          </w:tcPr>
-          <w:p>
-            <w:pPr>
-              <w:spacing w:before="0" w:after="60"/>
-              <w:keepNext/>
-              <w:jc w:val="center"/>
-            </w:pPr>
-            <w:r>
-              <w:rPr>
-                <w:rFonts w:ascii="Calibri" w:hAnsi="Calibri"/>
-                <w:sz w:val="20"/>
-              </w:rPr>
-              <w:t xml:space="default">8,299 (15)</w:t>
-            </w:r>
-          </w:p>
-        </w:tc>
-        <w:tc>
-          <w:tcPr>
-            <w:tcBorders>
-              <w:top w:val="single" w:space="0" w:color="D3D3D3"/>
-              <w:bottom w:val="single" w:space="0" w:color="D3D3D3"/>
-              <w:start w:val="single" w:space="0" w:color="D3D3D3"/>
-              <w:end w:val="single" w:space="0" w:color="D3D3D3"/>
-            </w:tcBorders>
-          </w:tcPr>
-          <w:p>
-            <w:pPr>
-              <w:spacing w:before="0" w:after="60"/>
-              <w:keepNext/>
-              <w:jc w:val="center"/>
-            </w:pPr>
-            <w:r>
-              <w:rPr>
-                <w:rFonts w:ascii="Calibri" w:hAnsi="Calibri"/>
-                <w:sz w:val="20"/>
-              </w:rPr>
-              <w:t xml:space="default"/>
-            </w:r>
-          </w:p>
-        </w:tc>
-      </w:tr>
-      <w:tr>
-        <w:trPr>
-          <w:cantSplit/>
-        </w:trPr>
-        <w:tc>
-          <w:tcPr>
             <w:gridSpan w:val="7"/>
           </w:tcPr>
           <w:p>
@@ -4451,7 +4278,7 @@
                 <w:rFonts w:ascii="Calibri" w:hAnsi="Calibri"/>
                 <w:sz w:val="20"/>
               </w:rPr>
-              <w:t xml:space="preserve">Pearson's Chi-squared test; NA</w:t>
+              <w:t xml:space="preserve">Pearson's Chi-squared test</w:t>
             </w:r>
           </w:p>
         </w:tc>
@@ -4475,7 +4302,7 @@
         <w:rPr>
           <w:rStyle w:val="VerbatimChar"/>
         </w:rPr>
-        <w:t xml:space="preserve"># weights:  56 (39 variable)</w:t>
+        <w:t xml:space="preserve"># weights:  52 (36 variable)</w:t>
       </w:r>
       <w:r>
         <w:br/>
@@ -4484,7 +4311,7 @@
         <w:rPr>
           <w:rStyle w:val="VerbatimChar"/>
         </w:rPr>
-        <w:t xml:space="preserve">initial  value 1407705.677541 </w:t>
+        <w:t xml:space="preserve">initial  value 1407672.406477 </w:t>
       </w:r>
       <w:r>
         <w:br/>
@@ -4493,7 +4320,7 @@
         <w:rPr>
           <w:rStyle w:val="VerbatimChar"/>
         </w:rPr>
-        <w:t xml:space="preserve">iter  10 value 1185832.432161</w:t>
+        <w:t xml:space="preserve">iter  10 value 1185816.671410</w:t>
       </w:r>
       <w:r>
         <w:br/>
@@ -4502,7 +4329,7 @@
         <w:rPr>
           <w:rStyle w:val="VerbatimChar"/>
         </w:rPr>
-        <w:t xml:space="preserve">iter  20 value 1183421.998816</w:t>
+        <w:t xml:space="preserve">iter  20 value 1183406.935523</w:t>
       </w:r>
       <w:r>
         <w:br/>
@@ -4511,7 +4338,7 @@
         <w:rPr>
           <w:rStyle w:val="VerbatimChar"/>
         </w:rPr>
-        <w:t xml:space="preserve">iter  30 value 1182285.762343</w:t>
+        <w:t xml:space="preserve">iter  30 value 1182277.549891</w:t>
       </w:r>
       <w:r>
         <w:br/>
@@ -4520,7 +4347,7 @@
         <w:rPr>
           <w:rStyle w:val="VerbatimChar"/>
         </w:rPr>
-        <w:t xml:space="preserve">iter  40 value 1175294.331562</w:t>
+        <w:t xml:space="preserve">iter  40 value 1175294.878616</w:t>
       </w:r>
       <w:r>
         <w:br/>
@@ -4529,7 +4356,7 @@
         <w:rPr>
           <w:rStyle w:val="VerbatimChar"/>
         </w:rPr>
-        <w:t xml:space="preserve">final  value 1175286.054160 </w:t>
+        <w:t xml:space="preserve">final  value 1175286.020512 </w:t>
       </w:r>
       <w:r>
         <w:br/>
@@ -4879,7 +4706,7 @@
                 <w:rFonts w:ascii="Calibri" w:hAnsi="Calibri"/>
                 <w:sz w:val="20"/>
               </w:rPr>
-              <w:t xml:space="default">0.14 (0.08 to 0.26)</w:t>
+              <w:t xml:space="default">0.14 (0.08 to 0.25)</w:t>
             </w:r>
           </w:p>
         </w:tc>
@@ -5471,7 +5298,7 @@
                 <w:rFonts w:ascii="Calibri" w:hAnsi="Calibri"/>
                 <w:sz w:val="20"/>
               </w:rPr>
-              <w:t xml:space="default">    American Indian or Alaska Native</w:t>
+              <w:t xml:space="default">    American Indian/Alaska Native</w:t>
             </w:r>
           </w:p>
         </w:tc>
@@ -5779,55 +5606,55 @@
                 <w:rFonts w:ascii="Calibri" w:hAnsi="Calibri"/>
                 <w:sz w:val="20"/>
               </w:rPr>
-              <w:t xml:space="default">    Native Hawaiian or Other Pacific Islander</w:t>
-            </w:r>
-          </w:p>
-        </w:tc>
-        <w:tc>
-          <w:tcPr>
-            <w:tcBorders>
-              <w:top w:val="single" w:space="0" w:color="D3D3D3"/>
-              <w:bottom w:val="single" w:space="0" w:color="D3D3D3"/>
-              <w:start w:val="single" w:space="0" w:color="D3D3D3"/>
-              <w:end w:val="single" w:space="0" w:color="D3D3D3"/>
-            </w:tcBorders>
-          </w:tcPr>
-          <w:p>
-            <w:pPr>
-              <w:spacing w:before="0" w:after="60"/>
-              <w:keepNext/>
-              <w:jc w:val="center"/>
-            </w:pPr>
-            <w:r>
-              <w:rPr>
-                <w:rFonts w:ascii="Calibri" w:hAnsi="Calibri"/>
-                <w:sz w:val="20"/>
-              </w:rPr>
-              <w:t xml:space="default">0.11 (0.02 to 0.71)</w:t>
-            </w:r>
-          </w:p>
-        </w:tc>
-        <w:tc>
-          <w:tcPr>
-            <w:tcBorders>
-              <w:top w:val="single" w:space="0" w:color="D3D3D3"/>
-              <w:bottom w:val="single" w:space="0" w:color="D3D3D3"/>
-              <w:start w:val="single" w:space="0" w:color="D3D3D3"/>
-              <w:end w:val="single" w:space="0" w:color="D3D3D3"/>
-            </w:tcBorders>
-          </w:tcPr>
-          <w:p>
-            <w:pPr>
-              <w:spacing w:before="0" w:after="60"/>
-              <w:keepNext/>
-              <w:jc w:val="center"/>
-            </w:pPr>
-            <w:r>
-              <w:rPr>
-                <w:rFonts w:ascii="Calibri" w:hAnsi="Calibri"/>
-                <w:sz w:val="20"/>
-              </w:rPr>
-              <w:t xml:space="default">0.020</w:t>
+              <w:t xml:space="default">Hispanic origin</w:t>
+            </w:r>
+          </w:p>
+        </w:tc>
+        <w:tc>
+          <w:tcPr>
+            <w:tcBorders>
+              <w:top w:val="single" w:space="0" w:color="D3D3D3"/>
+              <w:bottom w:val="single" w:space="0" w:color="D3D3D3"/>
+              <w:start w:val="single" w:space="0" w:color="D3D3D3"/>
+              <w:end w:val="single" w:space="0" w:color="D3D3D3"/>
+            </w:tcBorders>
+          </w:tcPr>
+          <w:p>
+            <w:pPr>
+              <w:spacing w:before="0" w:after="60"/>
+              <w:keepNext/>
+              <w:jc w:val="center"/>
+            </w:pPr>
+            <w:r>
+              <w:rPr>
+                <w:rFonts w:ascii="Calibri" w:hAnsi="Calibri"/>
+                <w:sz w:val="20"/>
+              </w:rPr>
+              <w:t xml:space="default"/>
+            </w:r>
+          </w:p>
+        </w:tc>
+        <w:tc>
+          <w:tcPr>
+            <w:tcBorders>
+              <w:top w:val="single" w:space="0" w:color="D3D3D3"/>
+              <w:bottom w:val="single" w:space="0" w:color="D3D3D3"/>
+              <w:start w:val="single" w:space="0" w:color="D3D3D3"/>
+              <w:end w:val="single" w:space="0" w:color="D3D3D3"/>
+            </w:tcBorders>
+          </w:tcPr>
+          <w:p>
+            <w:pPr>
+              <w:spacing w:before="0" w:after="60"/>
+              <w:keepNext/>
+              <w:jc w:val="center"/>
+            </w:pPr>
+            <w:r>
+              <w:rPr>
+                <w:rFonts w:ascii="Calibri" w:hAnsi="Calibri"/>
+                <w:sz w:val="20"/>
+              </w:rPr>
+              <w:t xml:space="default"/>
             </w:r>
           </w:p>
         </w:tc>
@@ -5856,31 +5683,31 @@
                 <w:rFonts w:ascii="Calibri" w:hAnsi="Calibri"/>
                 <w:sz w:val="20"/>
               </w:rPr>
-              <w:t xml:space="default">Hispanic origin</w:t>
-            </w:r>
-          </w:p>
-        </w:tc>
-        <w:tc>
-          <w:tcPr>
-            <w:tcBorders>
-              <w:top w:val="single" w:space="0" w:color="D3D3D3"/>
-              <w:bottom w:val="single" w:space="0" w:color="D3D3D3"/>
-              <w:start w:val="single" w:space="0" w:color="D3D3D3"/>
-              <w:end w:val="single" w:space="0" w:color="D3D3D3"/>
-            </w:tcBorders>
-          </w:tcPr>
-          <w:p>
-            <w:pPr>
-              <w:spacing w:before="0" w:after="60"/>
-              <w:keepNext/>
-              <w:jc w:val="center"/>
-            </w:pPr>
-            <w:r>
-              <w:rPr>
-                <w:rFonts w:ascii="Calibri" w:hAnsi="Calibri"/>
-                <w:sz w:val="20"/>
-              </w:rPr>
-              <w:t xml:space="default"/>
+              <w:t xml:space="default">    Non-Hispanic</w:t>
+            </w:r>
+          </w:p>
+        </w:tc>
+        <w:tc>
+          <w:tcPr>
+            <w:tcBorders>
+              <w:top w:val="single" w:space="0" w:color="D3D3D3"/>
+              <w:bottom w:val="single" w:space="0" w:color="D3D3D3"/>
+              <w:start w:val="single" w:space="0" w:color="D3D3D3"/>
+              <w:end w:val="single" w:space="0" w:color="D3D3D3"/>
+            </w:tcBorders>
+          </w:tcPr>
+          <w:p>
+            <w:pPr>
+              <w:spacing w:before="0" w:after="60"/>
+              <w:keepNext/>
+              <w:jc w:val="center"/>
+            </w:pPr>
+            <w:r>
+              <w:rPr>
+                <w:rFonts w:ascii="Calibri" w:hAnsi="Calibri"/>
+                <w:sz w:val="20"/>
+              </w:rPr>
+              <w:t xml:space="default">—</w:t>
             </w:r>
           </w:p>
         </w:tc>
@@ -5933,55 +5760,55 @@
                 <w:rFonts w:ascii="Calibri" w:hAnsi="Calibri"/>
                 <w:sz w:val="20"/>
               </w:rPr>
-              <w:t xml:space="default">    Non-Hispanic</w:t>
-            </w:r>
-          </w:p>
-        </w:tc>
-        <w:tc>
-          <w:tcPr>
-            <w:tcBorders>
-              <w:top w:val="single" w:space="0" w:color="D3D3D3"/>
-              <w:bottom w:val="single" w:space="0" w:color="D3D3D3"/>
-              <w:start w:val="single" w:space="0" w:color="D3D3D3"/>
-              <w:end w:val="single" w:space="0" w:color="D3D3D3"/>
-            </w:tcBorders>
-          </w:tcPr>
-          <w:p>
-            <w:pPr>
-              <w:spacing w:before="0" w:after="60"/>
-              <w:keepNext/>
-              <w:jc w:val="center"/>
-            </w:pPr>
-            <w:r>
-              <w:rPr>
-                <w:rFonts w:ascii="Calibri" w:hAnsi="Calibri"/>
-                <w:sz w:val="20"/>
-              </w:rPr>
-              <w:t xml:space="default">—</w:t>
-            </w:r>
-          </w:p>
-        </w:tc>
-        <w:tc>
-          <w:tcPr>
-            <w:tcBorders>
-              <w:top w:val="single" w:space="0" w:color="D3D3D3"/>
-              <w:bottom w:val="single" w:space="0" w:color="D3D3D3"/>
-              <w:start w:val="single" w:space="0" w:color="D3D3D3"/>
-              <w:end w:val="single" w:space="0" w:color="D3D3D3"/>
-            </w:tcBorders>
-          </w:tcPr>
-          <w:p>
-            <w:pPr>
-              <w:spacing w:before="0" w:after="60"/>
-              <w:keepNext/>
-              <w:jc w:val="center"/>
-            </w:pPr>
-            <w:r>
-              <w:rPr>
-                <w:rFonts w:ascii="Calibri" w:hAnsi="Calibri"/>
-                <w:sz w:val="20"/>
-              </w:rPr>
-              <w:t xml:space="default"/>
+              <w:t xml:space="default">    Hispanic</w:t>
+            </w:r>
+          </w:p>
+        </w:tc>
+        <w:tc>
+          <w:tcPr>
+            <w:tcBorders>
+              <w:top w:val="single" w:space="0" w:color="D3D3D3"/>
+              <w:bottom w:val="single" w:space="0" w:color="D3D3D3"/>
+              <w:start w:val="single" w:space="0" w:color="D3D3D3"/>
+              <w:end w:val="single" w:space="0" w:color="D3D3D3"/>
+            </w:tcBorders>
+          </w:tcPr>
+          <w:p>
+            <w:pPr>
+              <w:spacing w:before="0" w:after="60"/>
+              <w:keepNext/>
+              <w:jc w:val="center"/>
+            </w:pPr>
+            <w:r>
+              <w:rPr>
+                <w:rFonts w:ascii="Calibri" w:hAnsi="Calibri"/>
+                <w:sz w:val="20"/>
+              </w:rPr>
+              <w:t xml:space="default">2.04 (1.97 to 2.12)</w:t>
+            </w:r>
+          </w:p>
+        </w:tc>
+        <w:tc>
+          <w:tcPr>
+            <w:tcBorders>
+              <w:top w:val="single" w:space="0" w:color="D3D3D3"/>
+              <w:bottom w:val="single" w:space="0" w:color="D3D3D3"/>
+              <w:start w:val="single" w:space="0" w:color="D3D3D3"/>
+              <w:end w:val="single" w:space="0" w:color="D3D3D3"/>
+            </w:tcBorders>
+          </w:tcPr>
+          <w:p>
+            <w:pPr>
+              <w:spacing w:before="0" w:after="60"/>
+              <w:keepNext/>
+              <w:jc w:val="center"/>
+            </w:pPr>
+            <w:r>
+              <w:rPr>
+                <w:rFonts w:ascii="Calibri" w:hAnsi="Calibri"/>
+                <w:sz w:val="20"/>
+              </w:rPr>
+              <w:t xml:space="default">&lt;0.001</w:t>
             </w:r>
           </w:p>
         </w:tc>
@@ -6010,55 +5837,55 @@
                 <w:rFonts w:ascii="Calibri" w:hAnsi="Calibri"/>
                 <w:sz w:val="20"/>
               </w:rPr>
-              <w:t xml:space="default">    Hispanic</w:t>
-            </w:r>
-          </w:p>
-        </w:tc>
-        <w:tc>
-          <w:tcPr>
-            <w:tcBorders>
-              <w:top w:val="single" w:space="0" w:color="D3D3D3"/>
-              <w:bottom w:val="single" w:space="0" w:color="D3D3D3"/>
-              <w:start w:val="single" w:space="0" w:color="D3D3D3"/>
-              <w:end w:val="single" w:space="0" w:color="D3D3D3"/>
-            </w:tcBorders>
-          </w:tcPr>
-          <w:p>
-            <w:pPr>
-              <w:spacing w:before="0" w:after="60"/>
-              <w:keepNext/>
-              <w:jc w:val="center"/>
-            </w:pPr>
-            <w:r>
-              <w:rPr>
-                <w:rFonts w:ascii="Calibri" w:hAnsi="Calibri"/>
-                <w:sz w:val="20"/>
-              </w:rPr>
-              <w:t xml:space="default">2.04 (1.97 to 2.12)</w:t>
-            </w:r>
-          </w:p>
-        </w:tc>
-        <w:tc>
-          <w:tcPr>
-            <w:tcBorders>
-              <w:top w:val="single" w:space="0" w:color="D3D3D3"/>
-              <w:bottom w:val="single" w:space="0" w:color="D3D3D3"/>
-              <w:start w:val="single" w:space="0" w:color="D3D3D3"/>
-              <w:end w:val="single" w:space="0" w:color="D3D3D3"/>
-            </w:tcBorders>
-          </w:tcPr>
-          <w:p>
-            <w:pPr>
-              <w:spacing w:before="0" w:after="60"/>
-              <w:keepNext/>
-              <w:jc w:val="center"/>
-            </w:pPr>
-            <w:r>
-              <w:rPr>
-                <w:rFonts w:ascii="Calibri" w:hAnsi="Calibri"/>
-                <w:sz w:val="20"/>
-              </w:rPr>
-              <w:t xml:space="default">&lt;0.001</w:t>
+              <w:t xml:space="default">Urbanization</w:t>
+            </w:r>
+          </w:p>
+        </w:tc>
+        <w:tc>
+          <w:tcPr>
+            <w:tcBorders>
+              <w:top w:val="single" w:space="0" w:color="D3D3D3"/>
+              <w:bottom w:val="single" w:space="0" w:color="D3D3D3"/>
+              <w:start w:val="single" w:space="0" w:color="D3D3D3"/>
+              <w:end w:val="single" w:space="0" w:color="D3D3D3"/>
+            </w:tcBorders>
+          </w:tcPr>
+          <w:p>
+            <w:pPr>
+              <w:spacing w:before="0" w:after="60"/>
+              <w:keepNext/>
+              <w:jc w:val="center"/>
+            </w:pPr>
+            <w:r>
+              <w:rPr>
+                <w:rFonts w:ascii="Calibri" w:hAnsi="Calibri"/>
+                <w:sz w:val="20"/>
+              </w:rPr>
+              <w:t xml:space="default"/>
+            </w:r>
+          </w:p>
+        </w:tc>
+        <w:tc>
+          <w:tcPr>
+            <w:tcBorders>
+              <w:top w:val="single" w:space="0" w:color="D3D3D3"/>
+              <w:bottom w:val="single" w:space="0" w:color="D3D3D3"/>
+              <w:start w:val="single" w:space="0" w:color="D3D3D3"/>
+              <w:end w:val="single" w:space="0" w:color="D3D3D3"/>
+            </w:tcBorders>
+          </w:tcPr>
+          <w:p>
+            <w:pPr>
+              <w:spacing w:before="0" w:after="60"/>
+              <w:keepNext/>
+              <w:jc w:val="center"/>
+            </w:pPr>
+            <w:r>
+              <w:rPr>
+                <w:rFonts w:ascii="Calibri" w:hAnsi="Calibri"/>
+                <w:sz w:val="20"/>
+              </w:rPr>
+              <w:t xml:space="default"/>
             </w:r>
           </w:p>
         </w:tc>
@@ -6087,31 +5914,31 @@
                 <w:rFonts w:ascii="Calibri" w:hAnsi="Calibri"/>
                 <w:sz w:val="20"/>
               </w:rPr>
-              <w:t xml:space="default">Urbanization</w:t>
-            </w:r>
-          </w:p>
-        </w:tc>
-        <w:tc>
-          <w:tcPr>
-            <w:tcBorders>
-              <w:top w:val="single" w:space="0" w:color="D3D3D3"/>
-              <w:bottom w:val="single" w:space="0" w:color="D3D3D3"/>
-              <w:start w:val="single" w:space="0" w:color="D3D3D3"/>
-              <w:end w:val="single" w:space="0" w:color="D3D3D3"/>
-            </w:tcBorders>
-          </w:tcPr>
-          <w:p>
-            <w:pPr>
-              <w:spacing w:before="0" w:after="60"/>
-              <w:keepNext/>
-              <w:jc w:val="center"/>
-            </w:pPr>
-            <w:r>
-              <w:rPr>
-                <w:rFonts w:ascii="Calibri" w:hAnsi="Calibri"/>
-                <w:sz w:val="20"/>
-              </w:rPr>
-              <w:t xml:space="default"/>
+              <w:t xml:space="default">    Large Metro</w:t>
+            </w:r>
+          </w:p>
+        </w:tc>
+        <w:tc>
+          <w:tcPr>
+            <w:tcBorders>
+              <w:top w:val="single" w:space="0" w:color="D3D3D3"/>
+              <w:bottom w:val="single" w:space="0" w:color="D3D3D3"/>
+              <w:start w:val="single" w:space="0" w:color="D3D3D3"/>
+              <w:end w:val="single" w:space="0" w:color="D3D3D3"/>
+            </w:tcBorders>
+          </w:tcPr>
+          <w:p>
+            <w:pPr>
+              <w:spacing w:before="0" w:after="60"/>
+              <w:keepNext/>
+              <w:jc w:val="center"/>
+            </w:pPr>
+            <w:r>
+              <w:rPr>
+                <w:rFonts w:ascii="Calibri" w:hAnsi="Calibri"/>
+                <w:sz w:val="20"/>
+              </w:rPr>
+              <w:t xml:space="default">—</w:t>
             </w:r>
           </w:p>
         </w:tc>
@@ -6164,55 +5991,55 @@
                 <w:rFonts w:ascii="Calibri" w:hAnsi="Calibri"/>
                 <w:sz w:val="20"/>
               </w:rPr>
-              <w:t xml:space="default">    Large Metro</w:t>
-            </w:r>
-          </w:p>
-        </w:tc>
-        <w:tc>
-          <w:tcPr>
-            <w:tcBorders>
-              <w:top w:val="single" w:space="0" w:color="D3D3D3"/>
-              <w:bottom w:val="single" w:space="0" w:color="D3D3D3"/>
-              <w:start w:val="single" w:space="0" w:color="D3D3D3"/>
-              <w:end w:val="single" w:space="0" w:color="D3D3D3"/>
-            </w:tcBorders>
-          </w:tcPr>
-          <w:p>
-            <w:pPr>
-              <w:spacing w:before="0" w:after="60"/>
-              <w:keepNext/>
-              <w:jc w:val="center"/>
-            </w:pPr>
-            <w:r>
-              <w:rPr>
-                <w:rFonts w:ascii="Calibri" w:hAnsi="Calibri"/>
-                <w:sz w:val="20"/>
-              </w:rPr>
-              <w:t xml:space="default">—</w:t>
-            </w:r>
-          </w:p>
-        </w:tc>
-        <w:tc>
-          <w:tcPr>
-            <w:tcBorders>
-              <w:top w:val="single" w:space="0" w:color="D3D3D3"/>
-              <w:bottom w:val="single" w:space="0" w:color="D3D3D3"/>
-              <w:start w:val="single" w:space="0" w:color="D3D3D3"/>
-              <w:end w:val="single" w:space="0" w:color="D3D3D3"/>
-            </w:tcBorders>
-          </w:tcPr>
-          <w:p>
-            <w:pPr>
-              <w:spacing w:before="0" w:after="60"/>
-              <w:keepNext/>
-              <w:jc w:val="center"/>
-            </w:pPr>
-            <w:r>
-              <w:rPr>
-                <w:rFonts w:ascii="Calibri" w:hAnsi="Calibri"/>
-                <w:sz w:val="20"/>
-              </w:rPr>
-              <w:t xml:space="default"/>
+              <w:t xml:space="default">    Medium Metro</w:t>
+            </w:r>
+          </w:p>
+        </w:tc>
+        <w:tc>
+          <w:tcPr>
+            <w:tcBorders>
+              <w:top w:val="single" w:space="0" w:color="D3D3D3"/>
+              <w:bottom w:val="single" w:space="0" w:color="D3D3D3"/>
+              <w:start w:val="single" w:space="0" w:color="D3D3D3"/>
+              <w:end w:val="single" w:space="0" w:color="D3D3D3"/>
+            </w:tcBorders>
+          </w:tcPr>
+          <w:p>
+            <w:pPr>
+              <w:spacing w:before="0" w:after="60"/>
+              <w:keepNext/>
+              <w:jc w:val="center"/>
+            </w:pPr>
+            <w:r>
+              <w:rPr>
+                <w:rFonts w:ascii="Calibri" w:hAnsi="Calibri"/>
+                <w:sz w:val="20"/>
+              </w:rPr>
+              <w:t xml:space="default">0.82 (0.81 to 0.83)</w:t>
+            </w:r>
+          </w:p>
+        </w:tc>
+        <w:tc>
+          <w:tcPr>
+            <w:tcBorders>
+              <w:top w:val="single" w:space="0" w:color="D3D3D3"/>
+              <w:bottom w:val="single" w:space="0" w:color="D3D3D3"/>
+              <w:start w:val="single" w:space="0" w:color="D3D3D3"/>
+              <w:end w:val="single" w:space="0" w:color="D3D3D3"/>
+            </w:tcBorders>
+          </w:tcPr>
+          <w:p>
+            <w:pPr>
+              <w:spacing w:before="0" w:after="60"/>
+              <w:keepNext/>
+              <w:jc w:val="center"/>
+            </w:pPr>
+            <w:r>
+              <w:rPr>
+                <w:rFonts w:ascii="Calibri" w:hAnsi="Calibri"/>
+                <w:sz w:val="20"/>
+              </w:rPr>
+              <w:t xml:space="default">&lt;0.001</w:t>
             </w:r>
           </w:p>
         </w:tc>
@@ -6241,31 +6068,31 @@
                 <w:rFonts w:ascii="Calibri" w:hAnsi="Calibri"/>
                 <w:sz w:val="20"/>
               </w:rPr>
-              <w:t xml:space="default">    Medium Metro</w:t>
-            </w:r>
-          </w:p>
-        </w:tc>
-        <w:tc>
-          <w:tcPr>
-            <w:tcBorders>
-              <w:top w:val="single" w:space="0" w:color="D3D3D3"/>
-              <w:bottom w:val="single" w:space="0" w:color="D3D3D3"/>
-              <w:start w:val="single" w:space="0" w:color="D3D3D3"/>
-              <w:end w:val="single" w:space="0" w:color="D3D3D3"/>
-            </w:tcBorders>
-          </w:tcPr>
-          <w:p>
-            <w:pPr>
-              <w:spacing w:before="0" w:after="60"/>
-              <w:keepNext/>
-              <w:jc w:val="center"/>
-            </w:pPr>
-            <w:r>
-              <w:rPr>
-                <w:rFonts w:ascii="Calibri" w:hAnsi="Calibri"/>
-                <w:sz w:val="20"/>
-              </w:rPr>
-              <w:t xml:space="default">0.82 (0.81 to 0.83)</w:t>
+              <w:t xml:space="default">    Non Metro</w:t>
+            </w:r>
+          </w:p>
+        </w:tc>
+        <w:tc>
+          <w:tcPr>
+            <w:tcBorders>
+              <w:top w:val="single" w:space="0" w:color="D3D3D3"/>
+              <w:bottom w:val="single" w:space="0" w:color="D3D3D3"/>
+              <w:start w:val="single" w:space="0" w:color="D3D3D3"/>
+              <w:end w:val="single" w:space="0" w:color="D3D3D3"/>
+            </w:tcBorders>
+          </w:tcPr>
+          <w:p>
+            <w:pPr>
+              <w:spacing w:before="0" w:after="60"/>
+              <w:keepNext/>
+              <w:jc w:val="center"/>
+            </w:pPr>
+            <w:r>
+              <w:rPr>
+                <w:rFonts w:ascii="Calibri" w:hAnsi="Calibri"/>
+                <w:sz w:val="20"/>
+              </w:rPr>
+              <w:t xml:space="default">0.62 (0.61 to 0.63)</w:t>
             </w:r>
           </w:p>
         </w:tc>
@@ -6301,72 +6128,27 @@
         <w:tc>
           <w:tcPr>
             <w:tcBorders>
-              <w:top w:val="single" w:space="0" w:color="D3D3D3"/>
-              <w:bottom w:val="single" w:space="0" w:color="D3D3D3"/>
-              <w:start w:val="single" w:space="0" w:color="D3D3D3"/>
-              <w:end w:val="single" w:space="0" w:color="D3D3D3"/>
-            </w:tcBorders>
-          </w:tcPr>
-          <w:p>
-            <w:pPr>
-              <w:spacing w:before="0" w:after="60"/>
-              <w:keepNext/>
-              <w:jc w:val="start"/>
-            </w:pPr>
-            <w:r>
-              <w:rPr>
-                <w:rFonts w:ascii="Calibri" w:hAnsi="Calibri"/>
-                <w:sz w:val="20"/>
-              </w:rPr>
-              <w:t xml:space="default">    Non Metro</w:t>
-            </w:r>
-          </w:p>
-        </w:tc>
-        <w:tc>
-          <w:tcPr>
-            <w:tcBorders>
-              <w:top w:val="single" w:space="0" w:color="D3D3D3"/>
-              <w:bottom w:val="single" w:space="0" w:color="D3D3D3"/>
-              <w:start w:val="single" w:space="0" w:color="D3D3D3"/>
-              <w:end w:val="single" w:space="0" w:color="D3D3D3"/>
-            </w:tcBorders>
-          </w:tcPr>
-          <w:p>
-            <w:pPr>
-              <w:spacing w:before="0" w:after="60"/>
-              <w:keepNext/>
-              <w:jc w:val="center"/>
-            </w:pPr>
-            <w:r>
-              <w:rPr>
-                <w:rFonts w:ascii="Calibri" w:hAnsi="Calibri"/>
-                <w:sz w:val="20"/>
-              </w:rPr>
-              <w:t xml:space="default">0.62 (0.61 to 0.63)</w:t>
-            </w:r>
-          </w:p>
-        </w:tc>
-        <w:tc>
-          <w:tcPr>
-            <w:tcBorders>
-              <w:top w:val="single" w:space="0" w:color="D3D3D3"/>
-              <w:bottom w:val="single" w:space="0" w:color="D3D3D3"/>
-              <w:start w:val="single" w:space="0" w:color="D3D3D3"/>
-              <w:end w:val="single" w:space="0" w:color="D3D3D3"/>
-            </w:tcBorders>
-          </w:tcPr>
-          <w:p>
-            <w:pPr>
-              <w:spacing w:before="0" w:after="60"/>
-              <w:keepNext/>
-              <w:jc w:val="center"/>
-            </w:pPr>
-            <w:r>
-              <w:rPr>
-                <w:rFonts w:ascii="Calibri" w:hAnsi="Calibri"/>
-                <w:sz w:val="20"/>
-              </w:rPr>
-              <w:t xml:space="default">&lt;0.001</w:t>
+              <w:top w:val="single" w:sz="16" w:space="0" w:color="D3D3D3"/>
+              <w:bottom w:val="single" w:sz="16" w:space="0" w:color="D3D3D3"/>
+              <w:start w:val="single" w:space="0" w:color="D3D3D3"/>
+              <w:end w:val="single" w:space="0" w:color="D3D3D3"/>
+            </w:tcBorders>
+            <w:tcMar>
+              <w:top w:w="25" w:type="dxa"/>
+            </w:tcMar>
+            <w:gridSpan w:val="3"/>
+          </w:tcPr>
+          <w:p>
+            <w:pPr>
+              <w:spacing w:before="0" w:after="60"/>
+              <w:keepNext/>
+            </w:pPr>
+            <w:r>
+              <w:rPr>
+                <w:rFonts w:ascii="Calibri" w:hAnsi="Calibri"/>
+                <w:sz w:val="20"/>
+              </w:rPr>
+              <w:t xml:space="default">Medical Facility - Inpatient</w:t>
             </w:r>
           </w:p>
         </w:tc>
@@ -6378,27 +6160,72 @@
         <w:tc>
           <w:tcPr>
             <w:tcBorders>
-              <w:top w:val="single" w:sz="16" w:space="0" w:color="D3D3D3"/>
-              <w:bottom w:val="single" w:sz="16" w:space="0" w:color="D3D3D3"/>
-              <w:start w:val="single" w:space="0" w:color="D3D3D3"/>
-              <w:end w:val="single" w:space="0" w:color="D3D3D3"/>
-            </w:tcBorders>
-            <w:tcMar>
-              <w:top w:w="25" w:type="dxa"/>
-            </w:tcMar>
-            <w:gridSpan w:val="3"/>
-          </w:tcPr>
-          <w:p>
-            <w:pPr>
-              <w:spacing w:before="0" w:after="60"/>
-              <w:keepNext/>
-            </w:pPr>
-            <w:r>
-              <w:rPr>
-                <w:rFonts w:ascii="Calibri" w:hAnsi="Calibri"/>
-                <w:sz w:val="20"/>
-              </w:rPr>
-              <w:t xml:space="default">Medical Facility - Inpatient</w:t>
+              <w:top w:val="single" w:space="0" w:color="D3D3D3"/>
+              <w:bottom w:val="single" w:space="0" w:color="D3D3D3"/>
+              <w:start w:val="single" w:space="0" w:color="D3D3D3"/>
+              <w:end w:val="single" w:space="0" w:color="D3D3D3"/>
+            </w:tcBorders>
+          </w:tcPr>
+          <w:p>
+            <w:pPr>
+              <w:spacing w:before="0" w:after="60"/>
+              <w:keepNext/>
+              <w:jc w:val="start"/>
+            </w:pPr>
+            <w:r>
+              <w:rPr>
+                <w:rFonts w:ascii="Calibri" w:hAnsi="Calibri"/>
+                <w:sz w:val="20"/>
+              </w:rPr>
+              <w:t xml:space="default">Age (years)</w:t>
+            </w:r>
+          </w:p>
+        </w:tc>
+        <w:tc>
+          <w:tcPr>
+            <w:tcBorders>
+              <w:top w:val="single" w:space="0" w:color="D3D3D3"/>
+              <w:bottom w:val="single" w:space="0" w:color="D3D3D3"/>
+              <w:start w:val="single" w:space="0" w:color="D3D3D3"/>
+              <w:end w:val="single" w:space="0" w:color="D3D3D3"/>
+            </w:tcBorders>
+          </w:tcPr>
+          <w:p>
+            <w:pPr>
+              <w:spacing w:before="0" w:after="60"/>
+              <w:keepNext/>
+              <w:jc w:val="center"/>
+            </w:pPr>
+            <w:r>
+              <w:rPr>
+                <w:rFonts w:ascii="Calibri" w:hAnsi="Calibri"/>
+                <w:sz w:val="20"/>
+              </w:rPr>
+              <w:t xml:space="default"/>
+            </w:r>
+          </w:p>
+        </w:tc>
+        <w:tc>
+          <w:tcPr>
+            <w:tcBorders>
+              <w:top w:val="single" w:space="0" w:color="D3D3D3"/>
+              <w:bottom w:val="single" w:space="0" w:color="D3D3D3"/>
+              <w:start w:val="single" w:space="0" w:color="D3D3D3"/>
+              <w:end w:val="single" w:space="0" w:color="D3D3D3"/>
+            </w:tcBorders>
+          </w:tcPr>
+          <w:p>
+            <w:pPr>
+              <w:spacing w:before="0" w:after="60"/>
+              <w:keepNext/>
+              <w:jc w:val="center"/>
+            </w:pPr>
+            <w:r>
+              <w:rPr>
+                <w:rFonts w:ascii="Calibri" w:hAnsi="Calibri"/>
+                <w:sz w:val="20"/>
+              </w:rPr>
+              <w:t xml:space="default"/>
             </w:r>
           </w:p>
         </w:tc>
@@ -6427,31 +6254,31 @@
                 <w:rFonts w:ascii="Calibri" w:hAnsi="Calibri"/>
                 <w:sz w:val="20"/>
               </w:rPr>
-              <w:t xml:space="default">Age (years)</w:t>
-            </w:r>
-          </w:p>
-        </w:tc>
-        <w:tc>
-          <w:tcPr>
-            <w:tcBorders>
-              <w:top w:val="single" w:space="0" w:color="D3D3D3"/>
-              <w:bottom w:val="single" w:space="0" w:color="D3D3D3"/>
-              <w:start w:val="single" w:space="0" w:color="D3D3D3"/>
-              <w:end w:val="single" w:space="0" w:color="D3D3D3"/>
-            </w:tcBorders>
-          </w:tcPr>
-          <w:p>
-            <w:pPr>
-              <w:spacing w:before="0" w:after="60"/>
-              <w:keepNext/>
-              <w:jc w:val="center"/>
-            </w:pPr>
-            <w:r>
-              <w:rPr>
-                <w:rFonts w:ascii="Calibri" w:hAnsi="Calibri"/>
-                <w:sz w:val="20"/>
-              </w:rPr>
-              <w:t xml:space="default"/>
+              <w:t xml:space="default">    15-34</w:t>
+            </w:r>
+          </w:p>
+        </w:tc>
+        <w:tc>
+          <w:tcPr>
+            <w:tcBorders>
+              <w:top w:val="single" w:space="0" w:color="D3D3D3"/>
+              <w:bottom w:val="single" w:space="0" w:color="D3D3D3"/>
+              <w:start w:val="single" w:space="0" w:color="D3D3D3"/>
+              <w:end w:val="single" w:space="0" w:color="D3D3D3"/>
+            </w:tcBorders>
+          </w:tcPr>
+          <w:p>
+            <w:pPr>
+              <w:spacing w:before="0" w:after="60"/>
+              <w:keepNext/>
+              <w:jc w:val="center"/>
+            </w:pPr>
+            <w:r>
+              <w:rPr>
+                <w:rFonts w:ascii="Calibri" w:hAnsi="Calibri"/>
+                <w:sz w:val="20"/>
+              </w:rPr>
+              <w:t xml:space="default">—</w:t>
             </w:r>
           </w:p>
         </w:tc>
@@ -6504,55 +6331,55 @@
                 <w:rFonts w:ascii="Calibri" w:hAnsi="Calibri"/>
                 <w:sz w:val="20"/>
               </w:rPr>
-              <w:t xml:space="default">    15-34</w:t>
-            </w:r>
-          </w:p>
-        </w:tc>
-        <w:tc>
-          <w:tcPr>
-            <w:tcBorders>
-              <w:top w:val="single" w:space="0" w:color="D3D3D3"/>
-              <w:bottom w:val="single" w:space="0" w:color="D3D3D3"/>
-              <w:start w:val="single" w:space="0" w:color="D3D3D3"/>
-              <w:end w:val="single" w:space="0" w:color="D3D3D3"/>
-            </w:tcBorders>
-          </w:tcPr>
-          <w:p>
-            <w:pPr>
-              <w:spacing w:before="0" w:after="60"/>
-              <w:keepNext/>
-              <w:jc w:val="center"/>
-            </w:pPr>
-            <w:r>
-              <w:rPr>
-                <w:rFonts w:ascii="Calibri" w:hAnsi="Calibri"/>
-                <w:sz w:val="20"/>
-              </w:rPr>
-              <w:t xml:space="default">—</w:t>
-            </w:r>
-          </w:p>
-        </w:tc>
-        <w:tc>
-          <w:tcPr>
-            <w:tcBorders>
-              <w:top w:val="single" w:space="0" w:color="D3D3D3"/>
-              <w:bottom w:val="single" w:space="0" w:color="D3D3D3"/>
-              <w:start w:val="single" w:space="0" w:color="D3D3D3"/>
-              <w:end w:val="single" w:space="0" w:color="D3D3D3"/>
-            </w:tcBorders>
-          </w:tcPr>
-          <w:p>
-            <w:pPr>
-              <w:spacing w:before="0" w:after="60"/>
-              <w:keepNext/>
-              <w:jc w:val="center"/>
-            </w:pPr>
-            <w:r>
-              <w:rPr>
-                <w:rFonts w:ascii="Calibri" w:hAnsi="Calibri"/>
-                <w:sz w:val="20"/>
-              </w:rPr>
-              <w:t xml:space="default"/>
+              <w:t xml:space="default">    35-54</w:t>
+            </w:r>
+          </w:p>
+        </w:tc>
+        <w:tc>
+          <w:tcPr>
+            <w:tcBorders>
+              <w:top w:val="single" w:space="0" w:color="D3D3D3"/>
+              <w:bottom w:val="single" w:space="0" w:color="D3D3D3"/>
+              <w:start w:val="single" w:space="0" w:color="D3D3D3"/>
+              <w:end w:val="single" w:space="0" w:color="D3D3D3"/>
+            </w:tcBorders>
+          </w:tcPr>
+          <w:p>
+            <w:pPr>
+              <w:spacing w:before="0" w:after="60"/>
+              <w:keepNext/>
+              <w:jc w:val="center"/>
+            </w:pPr>
+            <w:r>
+              <w:rPr>
+                <w:rFonts w:ascii="Calibri" w:hAnsi="Calibri"/>
+                <w:sz w:val="20"/>
+              </w:rPr>
+              <w:t xml:space="default">0.09 (0.05 to 0.17)</w:t>
+            </w:r>
+          </w:p>
+        </w:tc>
+        <w:tc>
+          <w:tcPr>
+            <w:tcBorders>
+              <w:top w:val="single" w:space="0" w:color="D3D3D3"/>
+              <w:bottom w:val="single" w:space="0" w:color="D3D3D3"/>
+              <w:start w:val="single" w:space="0" w:color="D3D3D3"/>
+              <w:end w:val="single" w:space="0" w:color="D3D3D3"/>
+            </w:tcBorders>
+          </w:tcPr>
+          <w:p>
+            <w:pPr>
+              <w:spacing w:before="0" w:after="60"/>
+              <w:keepNext/>
+              <w:jc w:val="center"/>
+            </w:pPr>
+            <w:r>
+              <w:rPr>
+                <w:rFonts w:ascii="Calibri" w:hAnsi="Calibri"/>
+                <w:sz w:val="20"/>
+              </w:rPr>
+              <w:t xml:space="default">&lt;0.001</w:t>
             </w:r>
           </w:p>
         </w:tc>
@@ -6581,31 +6408,31 @@
                 <w:rFonts w:ascii="Calibri" w:hAnsi="Calibri"/>
                 <w:sz w:val="20"/>
               </w:rPr>
-              <w:t xml:space="default">    35-54</w:t>
-            </w:r>
-          </w:p>
-        </w:tc>
-        <w:tc>
-          <w:tcPr>
-            <w:tcBorders>
-              <w:top w:val="single" w:space="0" w:color="D3D3D3"/>
-              <w:bottom w:val="single" w:space="0" w:color="D3D3D3"/>
-              <w:start w:val="single" w:space="0" w:color="D3D3D3"/>
-              <w:end w:val="single" w:space="0" w:color="D3D3D3"/>
-            </w:tcBorders>
-          </w:tcPr>
-          <w:p>
-            <w:pPr>
-              <w:spacing w:before="0" w:after="60"/>
-              <w:keepNext/>
-              <w:jc w:val="center"/>
-            </w:pPr>
-            <w:r>
-              <w:rPr>
-                <w:rFonts w:ascii="Calibri" w:hAnsi="Calibri"/>
-                <w:sz w:val="20"/>
-              </w:rPr>
-              <w:t xml:space="default">0.09 (0.05 to 0.17)</w:t>
+              <w:t xml:space="default">    55-74</w:t>
+            </w:r>
+          </w:p>
+        </w:tc>
+        <w:tc>
+          <w:tcPr>
+            <w:tcBorders>
+              <w:top w:val="single" w:space="0" w:color="D3D3D3"/>
+              <w:bottom w:val="single" w:space="0" w:color="D3D3D3"/>
+              <w:start w:val="single" w:space="0" w:color="D3D3D3"/>
+              <w:end w:val="single" w:space="0" w:color="D3D3D3"/>
+            </w:tcBorders>
+          </w:tcPr>
+          <w:p>
+            <w:pPr>
+              <w:spacing w:before="0" w:after="60"/>
+              <w:keepNext/>
+              <w:jc w:val="center"/>
+            </w:pPr>
+            <w:r>
+              <w:rPr>
+                <w:rFonts w:ascii="Calibri" w:hAnsi="Calibri"/>
+                <w:sz w:val="20"/>
+              </w:rPr>
+              <w:t xml:space="default">0.03 (0.02 to 0.05)</w:t>
             </w:r>
           </w:p>
         </w:tc>
@@ -6658,31 +6485,31 @@
                 <w:rFonts w:ascii="Calibri" w:hAnsi="Calibri"/>
                 <w:sz w:val="20"/>
               </w:rPr>
-              <w:t xml:space="default">    55-74</w:t>
-            </w:r>
-          </w:p>
-        </w:tc>
-        <w:tc>
-          <w:tcPr>
-            <w:tcBorders>
-              <w:top w:val="single" w:space="0" w:color="D3D3D3"/>
-              <w:bottom w:val="single" w:space="0" w:color="D3D3D3"/>
-              <w:start w:val="single" w:space="0" w:color="D3D3D3"/>
-              <w:end w:val="single" w:space="0" w:color="D3D3D3"/>
-            </w:tcBorders>
-          </w:tcPr>
-          <w:p>
-            <w:pPr>
-              <w:spacing w:before="0" w:after="60"/>
-              <w:keepNext/>
-              <w:jc w:val="center"/>
-            </w:pPr>
-            <w:r>
-              <w:rPr>
-                <w:rFonts w:ascii="Calibri" w:hAnsi="Calibri"/>
-                <w:sz w:val="20"/>
-              </w:rPr>
-              <w:t xml:space="default">0.03 (0.02 to 0.05)</w:t>
+              <w:t xml:space="default">    75+</w:t>
+            </w:r>
+          </w:p>
+        </w:tc>
+        <w:tc>
+          <w:tcPr>
+            <w:tcBorders>
+              <w:top w:val="single" w:space="0" w:color="D3D3D3"/>
+              <w:bottom w:val="single" w:space="0" w:color="D3D3D3"/>
+              <w:start w:val="single" w:space="0" w:color="D3D3D3"/>
+              <w:end w:val="single" w:space="0" w:color="D3D3D3"/>
+            </w:tcBorders>
+          </w:tcPr>
+          <w:p>
+            <w:pPr>
+              <w:spacing w:before="0" w:after="60"/>
+              <w:keepNext/>
+              <w:jc w:val="center"/>
+            </w:pPr>
+            <w:r>
+              <w:rPr>
+                <w:rFonts w:ascii="Calibri" w:hAnsi="Calibri"/>
+                <w:sz w:val="20"/>
+              </w:rPr>
+              <w:t xml:space="default">0.01 (0.00 to 0.01)</w:t>
             </w:r>
           </w:p>
         </w:tc>
@@ -6735,55 +6562,55 @@
                 <w:rFonts w:ascii="Calibri" w:hAnsi="Calibri"/>
                 <w:sz w:val="20"/>
               </w:rPr>
-              <w:t xml:space="default">    75+</w:t>
-            </w:r>
-          </w:p>
-        </w:tc>
-        <w:tc>
-          <w:tcPr>
-            <w:tcBorders>
-              <w:top w:val="single" w:space="0" w:color="D3D3D3"/>
-              <w:bottom w:val="single" w:space="0" w:color="D3D3D3"/>
-              <w:start w:val="single" w:space="0" w:color="D3D3D3"/>
-              <w:end w:val="single" w:space="0" w:color="D3D3D3"/>
-            </w:tcBorders>
-          </w:tcPr>
-          <w:p>
-            <w:pPr>
-              <w:spacing w:before="0" w:after="60"/>
-              <w:keepNext/>
-              <w:jc w:val="center"/>
-            </w:pPr>
-            <w:r>
-              <w:rPr>
-                <w:rFonts w:ascii="Calibri" w:hAnsi="Calibri"/>
-                <w:sz w:val="20"/>
-              </w:rPr>
-              <w:t xml:space="default">0.01 (0.00 to 0.01)</w:t>
-            </w:r>
-          </w:p>
-        </w:tc>
-        <w:tc>
-          <w:tcPr>
-            <w:tcBorders>
-              <w:top w:val="single" w:space="0" w:color="D3D3D3"/>
-              <w:bottom w:val="single" w:space="0" w:color="D3D3D3"/>
-              <w:start w:val="single" w:space="0" w:color="D3D3D3"/>
-              <w:end w:val="single" w:space="0" w:color="D3D3D3"/>
-            </w:tcBorders>
-          </w:tcPr>
-          <w:p>
-            <w:pPr>
-              <w:spacing w:before="0" w:after="60"/>
-              <w:keepNext/>
-              <w:jc w:val="center"/>
-            </w:pPr>
-            <w:r>
-              <w:rPr>
-                <w:rFonts w:ascii="Calibri" w:hAnsi="Calibri"/>
-                <w:sz w:val="20"/>
-              </w:rPr>
-              <w:t xml:space="default">&lt;0.001</w:t>
+              <w:t xml:space="default">Sex</w:t>
+            </w:r>
+          </w:p>
+        </w:tc>
+        <w:tc>
+          <w:tcPr>
+            <w:tcBorders>
+              <w:top w:val="single" w:space="0" w:color="D3D3D3"/>
+              <w:bottom w:val="single" w:space="0" w:color="D3D3D3"/>
+              <w:start w:val="single" w:space="0" w:color="D3D3D3"/>
+              <w:end w:val="single" w:space="0" w:color="D3D3D3"/>
+            </w:tcBorders>
+          </w:tcPr>
+          <w:p>
+            <w:pPr>
+              <w:spacing w:before="0" w:after="60"/>
+              <w:keepNext/>
+              <w:jc w:val="center"/>
+            </w:pPr>
+            <w:r>
+              <w:rPr>
+                <w:rFonts w:ascii="Calibri" w:hAnsi="Calibri"/>
+                <w:sz w:val="20"/>
+              </w:rPr>
+              <w:t xml:space="default"/>
+            </w:r>
+          </w:p>
+        </w:tc>
+        <w:tc>
+          <w:tcPr>
+            <w:tcBorders>
+              <w:top w:val="single" w:space="0" w:color="D3D3D3"/>
+              <w:bottom w:val="single" w:space="0" w:color="D3D3D3"/>
+              <w:start w:val="single" w:space="0" w:color="D3D3D3"/>
+              <w:end w:val="single" w:space="0" w:color="D3D3D3"/>
+            </w:tcBorders>
+          </w:tcPr>
+          <w:p>
+            <w:pPr>
+              <w:spacing w:before="0" w:after="60"/>
+              <w:keepNext/>
+              <w:jc w:val="center"/>
+            </w:pPr>
+            <w:r>
+              <w:rPr>
+                <w:rFonts w:ascii="Calibri" w:hAnsi="Calibri"/>
+                <w:sz w:val="20"/>
+              </w:rPr>
+              <w:t xml:space="default"/>
             </w:r>
           </w:p>
         </w:tc>
@@ -6812,31 +6639,31 @@
                 <w:rFonts w:ascii="Calibri" w:hAnsi="Calibri"/>
                 <w:sz w:val="20"/>
               </w:rPr>
-              <w:t xml:space="default">Sex</w:t>
-            </w:r>
-          </w:p>
-        </w:tc>
-        <w:tc>
-          <w:tcPr>
-            <w:tcBorders>
-              <w:top w:val="single" w:space="0" w:color="D3D3D3"/>
-              <w:bottom w:val="single" w:space="0" w:color="D3D3D3"/>
-              <w:start w:val="single" w:space="0" w:color="D3D3D3"/>
-              <w:end w:val="single" w:space="0" w:color="D3D3D3"/>
-            </w:tcBorders>
-          </w:tcPr>
-          <w:p>
-            <w:pPr>
-              <w:spacing w:before="0" w:after="60"/>
-              <w:keepNext/>
-              <w:jc w:val="center"/>
-            </w:pPr>
-            <w:r>
-              <w:rPr>
-                <w:rFonts w:ascii="Calibri" w:hAnsi="Calibri"/>
-                <w:sz w:val="20"/>
-              </w:rPr>
-              <w:t xml:space="default"/>
+              <w:t xml:space="default">    Female</w:t>
+            </w:r>
+          </w:p>
+        </w:tc>
+        <w:tc>
+          <w:tcPr>
+            <w:tcBorders>
+              <w:top w:val="single" w:space="0" w:color="D3D3D3"/>
+              <w:bottom w:val="single" w:space="0" w:color="D3D3D3"/>
+              <w:start w:val="single" w:space="0" w:color="D3D3D3"/>
+              <w:end w:val="single" w:space="0" w:color="D3D3D3"/>
+            </w:tcBorders>
+          </w:tcPr>
+          <w:p>
+            <w:pPr>
+              <w:spacing w:before="0" w:after="60"/>
+              <w:keepNext/>
+              <w:jc w:val="center"/>
+            </w:pPr>
+            <w:r>
+              <w:rPr>
+                <w:rFonts w:ascii="Calibri" w:hAnsi="Calibri"/>
+                <w:sz w:val="20"/>
+              </w:rPr>
+              <w:t xml:space="default">—</w:t>
             </w:r>
           </w:p>
         </w:tc>
@@ -6889,55 +6716,55 @@
                 <w:rFonts w:ascii="Calibri" w:hAnsi="Calibri"/>
                 <w:sz w:val="20"/>
               </w:rPr>
-              <w:t xml:space="default">    Female</w:t>
-            </w:r>
-          </w:p>
-        </w:tc>
-        <w:tc>
-          <w:tcPr>
-            <w:tcBorders>
-              <w:top w:val="single" w:space="0" w:color="D3D3D3"/>
-              <w:bottom w:val="single" w:space="0" w:color="D3D3D3"/>
-              <w:start w:val="single" w:space="0" w:color="D3D3D3"/>
-              <w:end w:val="single" w:space="0" w:color="D3D3D3"/>
-            </w:tcBorders>
-          </w:tcPr>
-          <w:p>
-            <w:pPr>
-              <w:spacing w:before="0" w:after="60"/>
-              <w:keepNext/>
-              <w:jc w:val="center"/>
-            </w:pPr>
-            <w:r>
-              <w:rPr>
-                <w:rFonts w:ascii="Calibri" w:hAnsi="Calibri"/>
-                <w:sz w:val="20"/>
-              </w:rPr>
-              <w:t xml:space="default">—</w:t>
-            </w:r>
-          </w:p>
-        </w:tc>
-        <w:tc>
-          <w:tcPr>
-            <w:tcBorders>
-              <w:top w:val="single" w:space="0" w:color="D3D3D3"/>
-              <w:bottom w:val="single" w:space="0" w:color="D3D3D3"/>
-              <w:start w:val="single" w:space="0" w:color="D3D3D3"/>
-              <w:end w:val="single" w:space="0" w:color="D3D3D3"/>
-            </w:tcBorders>
-          </w:tcPr>
-          <w:p>
-            <w:pPr>
-              <w:spacing w:before="0" w:after="60"/>
-              <w:keepNext/>
-              <w:jc w:val="center"/>
-            </w:pPr>
-            <w:r>
-              <w:rPr>
-                <w:rFonts w:ascii="Calibri" w:hAnsi="Calibri"/>
-                <w:sz w:val="20"/>
-              </w:rPr>
-              <w:t xml:space="default"/>
+              <w:t xml:space="default">    Male</w:t>
+            </w:r>
+          </w:p>
+        </w:tc>
+        <w:tc>
+          <w:tcPr>
+            <w:tcBorders>
+              <w:top w:val="single" w:space="0" w:color="D3D3D3"/>
+              <w:bottom w:val="single" w:space="0" w:color="D3D3D3"/>
+              <w:start w:val="single" w:space="0" w:color="D3D3D3"/>
+              <w:end w:val="single" w:space="0" w:color="D3D3D3"/>
+            </w:tcBorders>
+          </w:tcPr>
+          <w:p>
+            <w:pPr>
+              <w:spacing w:before="0" w:after="60"/>
+              <w:keepNext/>
+              <w:jc w:val="center"/>
+            </w:pPr>
+            <w:r>
+              <w:rPr>
+                <w:rFonts w:ascii="Calibri" w:hAnsi="Calibri"/>
+                <w:sz w:val="20"/>
+              </w:rPr>
+              <w:t xml:space="default">1.54 (1.53 to 1.56)</w:t>
+            </w:r>
+          </w:p>
+        </w:tc>
+        <w:tc>
+          <w:tcPr>
+            <w:tcBorders>
+              <w:top w:val="single" w:space="0" w:color="D3D3D3"/>
+              <w:bottom w:val="single" w:space="0" w:color="D3D3D3"/>
+              <w:start w:val="single" w:space="0" w:color="D3D3D3"/>
+              <w:end w:val="single" w:space="0" w:color="D3D3D3"/>
+            </w:tcBorders>
+          </w:tcPr>
+          <w:p>
+            <w:pPr>
+              <w:spacing w:before="0" w:after="60"/>
+              <w:keepNext/>
+              <w:jc w:val="center"/>
+            </w:pPr>
+            <w:r>
+              <w:rPr>
+                <w:rFonts w:ascii="Calibri" w:hAnsi="Calibri"/>
+                <w:sz w:val="20"/>
+              </w:rPr>
+              <w:t xml:space="default">&lt;0.001</w:t>
             </w:r>
           </w:p>
         </w:tc>
@@ -6966,55 +6793,55 @@
                 <w:rFonts w:ascii="Calibri" w:hAnsi="Calibri"/>
                 <w:sz w:val="20"/>
               </w:rPr>
-              <w:t xml:space="default">    Male</w:t>
-            </w:r>
-          </w:p>
-        </w:tc>
-        <w:tc>
-          <w:tcPr>
-            <w:tcBorders>
-              <w:top w:val="single" w:space="0" w:color="D3D3D3"/>
-              <w:bottom w:val="single" w:space="0" w:color="D3D3D3"/>
-              <w:start w:val="single" w:space="0" w:color="D3D3D3"/>
-              <w:end w:val="single" w:space="0" w:color="D3D3D3"/>
-            </w:tcBorders>
-          </w:tcPr>
-          <w:p>
-            <w:pPr>
-              <w:spacing w:before="0" w:after="60"/>
-              <w:keepNext/>
-              <w:jc w:val="center"/>
-            </w:pPr>
-            <w:r>
-              <w:rPr>
-                <w:rFonts w:ascii="Calibri" w:hAnsi="Calibri"/>
-                <w:sz w:val="20"/>
-              </w:rPr>
-              <w:t xml:space="default">1.54 (1.53 to 1.56)</w:t>
-            </w:r>
-          </w:p>
-        </w:tc>
-        <w:tc>
-          <w:tcPr>
-            <w:tcBorders>
-              <w:top w:val="single" w:space="0" w:color="D3D3D3"/>
-              <w:bottom w:val="single" w:space="0" w:color="D3D3D3"/>
-              <w:start w:val="single" w:space="0" w:color="D3D3D3"/>
-              <w:end w:val="single" w:space="0" w:color="D3D3D3"/>
-            </w:tcBorders>
-          </w:tcPr>
-          <w:p>
-            <w:pPr>
-              <w:spacing w:before="0" w:after="60"/>
-              <w:keepNext/>
-              <w:jc w:val="center"/>
-            </w:pPr>
-            <w:r>
-              <w:rPr>
-                <w:rFonts w:ascii="Calibri" w:hAnsi="Calibri"/>
-                <w:sz w:val="20"/>
-              </w:rPr>
-              <w:t xml:space="default">&lt;0.001</w:t>
+              <w:t xml:space="default">Race</w:t>
+            </w:r>
+          </w:p>
+        </w:tc>
+        <w:tc>
+          <w:tcPr>
+            <w:tcBorders>
+              <w:top w:val="single" w:space="0" w:color="D3D3D3"/>
+              <w:bottom w:val="single" w:space="0" w:color="D3D3D3"/>
+              <w:start w:val="single" w:space="0" w:color="D3D3D3"/>
+              <w:end w:val="single" w:space="0" w:color="D3D3D3"/>
+            </w:tcBorders>
+          </w:tcPr>
+          <w:p>
+            <w:pPr>
+              <w:spacing w:before="0" w:after="60"/>
+              <w:keepNext/>
+              <w:jc w:val="center"/>
+            </w:pPr>
+            <w:r>
+              <w:rPr>
+                <w:rFonts w:ascii="Calibri" w:hAnsi="Calibri"/>
+                <w:sz w:val="20"/>
+              </w:rPr>
+              <w:t xml:space="default"/>
+            </w:r>
+          </w:p>
+        </w:tc>
+        <w:tc>
+          <w:tcPr>
+            <w:tcBorders>
+              <w:top w:val="single" w:space="0" w:color="D3D3D3"/>
+              <w:bottom w:val="single" w:space="0" w:color="D3D3D3"/>
+              <w:start w:val="single" w:space="0" w:color="D3D3D3"/>
+              <w:end w:val="single" w:space="0" w:color="D3D3D3"/>
+            </w:tcBorders>
+          </w:tcPr>
+          <w:p>
+            <w:pPr>
+              <w:spacing w:before="0" w:after="60"/>
+              <w:keepNext/>
+              <w:jc w:val="center"/>
+            </w:pPr>
+            <w:r>
+              <w:rPr>
+                <w:rFonts w:ascii="Calibri" w:hAnsi="Calibri"/>
+                <w:sz w:val="20"/>
+              </w:rPr>
+              <w:t xml:space="default"/>
             </w:r>
           </w:p>
         </w:tc>
@@ -7043,31 +6870,31 @@
                 <w:rFonts w:ascii="Calibri" w:hAnsi="Calibri"/>
                 <w:sz w:val="20"/>
               </w:rPr>
-              <w:t xml:space="default">Race</w:t>
-            </w:r>
-          </w:p>
-        </w:tc>
-        <w:tc>
-          <w:tcPr>
-            <w:tcBorders>
-              <w:top w:val="single" w:space="0" w:color="D3D3D3"/>
-              <w:bottom w:val="single" w:space="0" w:color="D3D3D3"/>
-              <w:start w:val="single" w:space="0" w:color="D3D3D3"/>
-              <w:end w:val="single" w:space="0" w:color="D3D3D3"/>
-            </w:tcBorders>
-          </w:tcPr>
-          <w:p>
-            <w:pPr>
-              <w:spacing w:before="0" w:after="60"/>
-              <w:keepNext/>
-              <w:jc w:val="center"/>
-            </w:pPr>
-            <w:r>
-              <w:rPr>
-                <w:rFonts w:ascii="Calibri" w:hAnsi="Calibri"/>
-                <w:sz w:val="20"/>
-              </w:rPr>
-              <w:t xml:space="default"/>
+              <w:t xml:space="default">    White</w:t>
+            </w:r>
+          </w:p>
+        </w:tc>
+        <w:tc>
+          <w:tcPr>
+            <w:tcBorders>
+              <w:top w:val="single" w:space="0" w:color="D3D3D3"/>
+              <w:bottom w:val="single" w:space="0" w:color="D3D3D3"/>
+              <w:start w:val="single" w:space="0" w:color="D3D3D3"/>
+              <w:end w:val="single" w:space="0" w:color="D3D3D3"/>
+            </w:tcBorders>
+          </w:tcPr>
+          <w:p>
+            <w:pPr>
+              <w:spacing w:before="0" w:after="60"/>
+              <w:keepNext/>
+              <w:jc w:val="center"/>
+            </w:pPr>
+            <w:r>
+              <w:rPr>
+                <w:rFonts w:ascii="Calibri" w:hAnsi="Calibri"/>
+                <w:sz w:val="20"/>
+              </w:rPr>
+              <w:t xml:space="default">—</w:t>
             </w:r>
           </w:p>
         </w:tc>
@@ -7120,55 +6947,55 @@
                 <w:rFonts w:ascii="Calibri" w:hAnsi="Calibri"/>
                 <w:sz w:val="20"/>
               </w:rPr>
-              <w:t xml:space="default">    White</w:t>
-            </w:r>
-          </w:p>
-        </w:tc>
-        <w:tc>
-          <w:tcPr>
-            <w:tcBorders>
-              <w:top w:val="single" w:space="0" w:color="D3D3D3"/>
-              <w:bottom w:val="single" w:space="0" w:color="D3D3D3"/>
-              <w:start w:val="single" w:space="0" w:color="D3D3D3"/>
-              <w:end w:val="single" w:space="0" w:color="D3D3D3"/>
-            </w:tcBorders>
-          </w:tcPr>
-          <w:p>
-            <w:pPr>
-              <w:spacing w:before="0" w:after="60"/>
-              <w:keepNext/>
-              <w:jc w:val="center"/>
-            </w:pPr>
-            <w:r>
-              <w:rPr>
-                <w:rFonts w:ascii="Calibri" w:hAnsi="Calibri"/>
-                <w:sz w:val="20"/>
-              </w:rPr>
-              <w:t xml:space="default">—</w:t>
-            </w:r>
-          </w:p>
-        </w:tc>
-        <w:tc>
-          <w:tcPr>
-            <w:tcBorders>
-              <w:top w:val="single" w:space="0" w:color="D3D3D3"/>
-              <w:bottom w:val="single" w:space="0" w:color="D3D3D3"/>
-              <w:start w:val="single" w:space="0" w:color="D3D3D3"/>
-              <w:end w:val="single" w:space="0" w:color="D3D3D3"/>
-            </w:tcBorders>
-          </w:tcPr>
-          <w:p>
-            <w:pPr>
-              <w:spacing w:before="0" w:after="60"/>
-              <w:keepNext/>
-              <w:jc w:val="center"/>
-            </w:pPr>
-            <w:r>
-              <w:rPr>
-                <w:rFonts w:ascii="Calibri" w:hAnsi="Calibri"/>
-                <w:sz w:val="20"/>
-              </w:rPr>
-              <w:t xml:space="default"/>
+              <w:t xml:space="default">    American Indian/Alaska Native</w:t>
+            </w:r>
+          </w:p>
+        </w:tc>
+        <w:tc>
+          <w:tcPr>
+            <w:tcBorders>
+              <w:top w:val="single" w:space="0" w:color="D3D3D3"/>
+              <w:bottom w:val="single" w:space="0" w:color="D3D3D3"/>
+              <w:start w:val="single" w:space="0" w:color="D3D3D3"/>
+              <w:end w:val="single" w:space="0" w:color="D3D3D3"/>
+            </w:tcBorders>
+          </w:tcPr>
+          <w:p>
+            <w:pPr>
+              <w:spacing w:before="0" w:after="60"/>
+              <w:keepNext/>
+              <w:jc w:val="center"/>
+            </w:pPr>
+            <w:r>
+              <w:rPr>
+                <w:rFonts w:ascii="Calibri" w:hAnsi="Calibri"/>
+                <w:sz w:val="20"/>
+              </w:rPr>
+              <w:t xml:space="default">5.11 (4.31 to 6.05)</w:t>
+            </w:r>
+          </w:p>
+        </w:tc>
+        <w:tc>
+          <w:tcPr>
+            <w:tcBorders>
+              <w:top w:val="single" w:space="0" w:color="D3D3D3"/>
+              <w:bottom w:val="single" w:space="0" w:color="D3D3D3"/>
+              <w:start w:val="single" w:space="0" w:color="D3D3D3"/>
+              <w:end w:val="single" w:space="0" w:color="D3D3D3"/>
+            </w:tcBorders>
+          </w:tcPr>
+          <w:p>
+            <w:pPr>
+              <w:spacing w:before="0" w:after="60"/>
+              <w:keepNext/>
+              <w:jc w:val="center"/>
+            </w:pPr>
+            <w:r>
+              <w:rPr>
+                <w:rFonts w:ascii="Calibri" w:hAnsi="Calibri"/>
+                <w:sz w:val="20"/>
+              </w:rPr>
+              <w:t xml:space="default">&lt;0.001</w:t>
             </w:r>
           </w:p>
         </w:tc>
@@ -7197,31 +7024,31 @@
                 <w:rFonts w:ascii="Calibri" w:hAnsi="Calibri"/>
                 <w:sz w:val="20"/>
               </w:rPr>
-              <w:t xml:space="default">    American Indian or Alaska Native</w:t>
-            </w:r>
-          </w:p>
-        </w:tc>
-        <w:tc>
-          <w:tcPr>
-            <w:tcBorders>
-              <w:top w:val="single" w:space="0" w:color="D3D3D3"/>
-              <w:bottom w:val="single" w:space="0" w:color="D3D3D3"/>
-              <w:start w:val="single" w:space="0" w:color="D3D3D3"/>
-              <w:end w:val="single" w:space="0" w:color="D3D3D3"/>
-            </w:tcBorders>
-          </w:tcPr>
-          <w:p>
-            <w:pPr>
-              <w:spacing w:before="0" w:after="60"/>
-              <w:keepNext/>
-              <w:jc w:val="center"/>
-            </w:pPr>
-            <w:r>
-              <w:rPr>
-                <w:rFonts w:ascii="Calibri" w:hAnsi="Calibri"/>
-                <w:sz w:val="20"/>
-              </w:rPr>
-              <w:t xml:space="default">5.10 (4.30 to 6.04)</w:t>
+              <w:t xml:space="default">    Asian</w:t>
+            </w:r>
+          </w:p>
+        </w:tc>
+        <w:tc>
+          <w:tcPr>
+            <w:tcBorders>
+              <w:top w:val="single" w:space="0" w:color="D3D3D3"/>
+              <w:bottom w:val="single" w:space="0" w:color="D3D3D3"/>
+              <w:start w:val="single" w:space="0" w:color="D3D3D3"/>
+              <w:end w:val="single" w:space="0" w:color="D3D3D3"/>
+            </w:tcBorders>
+          </w:tcPr>
+          <w:p>
+            <w:pPr>
+              <w:spacing w:before="0" w:after="60"/>
+              <w:keepNext/>
+              <w:jc w:val="center"/>
+            </w:pPr>
+            <w:r>
+              <w:rPr>
+                <w:rFonts w:ascii="Calibri" w:hAnsi="Calibri"/>
+                <w:sz w:val="20"/>
+              </w:rPr>
+              <w:t xml:space="default">3.65 (3.24 to 4.12)</w:t>
             </w:r>
           </w:p>
         </w:tc>
@@ -7274,31 +7101,31 @@
                 <w:rFonts w:ascii="Calibri" w:hAnsi="Calibri"/>
                 <w:sz w:val="20"/>
               </w:rPr>
-              <w:t xml:space="default">    Asian</w:t>
-            </w:r>
-          </w:p>
-        </w:tc>
-        <w:tc>
-          <w:tcPr>
-            <w:tcBorders>
-              <w:top w:val="single" w:space="0" w:color="D3D3D3"/>
-              <w:bottom w:val="single" w:space="0" w:color="D3D3D3"/>
-              <w:start w:val="single" w:space="0" w:color="D3D3D3"/>
-              <w:end w:val="single" w:space="0" w:color="D3D3D3"/>
-            </w:tcBorders>
-          </w:tcPr>
-          <w:p>
-            <w:pPr>
-              <w:spacing w:before="0" w:after="60"/>
-              <w:keepNext/>
-              <w:jc w:val="center"/>
-            </w:pPr>
-            <w:r>
-              <w:rPr>
-                <w:rFonts w:ascii="Calibri" w:hAnsi="Calibri"/>
-                <w:sz w:val="20"/>
-              </w:rPr>
-              <w:t xml:space="default">3.65 (3.24 to 4.12)</w:t>
+              <w:t xml:space="default">    Asian or Pacific Islander</w:t>
+            </w:r>
+          </w:p>
+        </w:tc>
+        <w:tc>
+          <w:tcPr>
+            <w:tcBorders>
+              <w:top w:val="single" w:space="0" w:color="D3D3D3"/>
+              <w:bottom w:val="single" w:space="0" w:color="D3D3D3"/>
+              <w:start w:val="single" w:space="0" w:color="D3D3D3"/>
+              <w:end w:val="single" w:space="0" w:color="D3D3D3"/>
+            </w:tcBorders>
+          </w:tcPr>
+          <w:p>
+            <w:pPr>
+              <w:spacing w:before="0" w:after="60"/>
+              <w:keepNext/>
+              <w:jc w:val="center"/>
+            </w:pPr>
+            <w:r>
+              <w:rPr>
+                <w:rFonts w:ascii="Calibri" w:hAnsi="Calibri"/>
+                <w:sz w:val="20"/>
+              </w:rPr>
+              <w:t xml:space="default">2.94 (2.77 to 3.11)</w:t>
             </w:r>
           </w:p>
         </w:tc>
@@ -7351,31 +7178,31 @@
                 <w:rFonts w:ascii="Calibri" w:hAnsi="Calibri"/>
                 <w:sz w:val="20"/>
               </w:rPr>
-              <w:t xml:space="default">    Asian or Pacific Islander</w:t>
-            </w:r>
-          </w:p>
-        </w:tc>
-        <w:tc>
-          <w:tcPr>
-            <w:tcBorders>
-              <w:top w:val="single" w:space="0" w:color="D3D3D3"/>
-              <w:bottom w:val="single" w:space="0" w:color="D3D3D3"/>
-              <w:start w:val="single" w:space="0" w:color="D3D3D3"/>
-              <w:end w:val="single" w:space="0" w:color="D3D3D3"/>
-            </w:tcBorders>
-          </w:tcPr>
-          <w:p>
-            <w:pPr>
-              <w:spacing w:before="0" w:after="60"/>
-              <w:keepNext/>
-              <w:jc w:val="center"/>
-            </w:pPr>
-            <w:r>
-              <w:rPr>
-                <w:rFonts w:ascii="Calibri" w:hAnsi="Calibri"/>
-                <w:sz w:val="20"/>
-              </w:rPr>
-              <w:t xml:space="default">2.94 (2.77 to 3.11)</w:t>
+              <w:t xml:space="default">    Black</w:t>
+            </w:r>
+          </w:p>
+        </w:tc>
+        <w:tc>
+          <w:tcPr>
+            <w:tcBorders>
+              <w:top w:val="single" w:space="0" w:color="D3D3D3"/>
+              <w:bottom w:val="single" w:space="0" w:color="D3D3D3"/>
+              <w:start w:val="single" w:space="0" w:color="D3D3D3"/>
+              <w:end w:val="single" w:space="0" w:color="D3D3D3"/>
+            </w:tcBorders>
+          </w:tcPr>
+          <w:p>
+            <w:pPr>
+              <w:spacing w:before="0" w:after="60"/>
+              <w:keepNext/>
+              <w:jc w:val="center"/>
+            </w:pPr>
+            <w:r>
+              <w:rPr>
+                <w:rFonts w:ascii="Calibri" w:hAnsi="Calibri"/>
+                <w:sz w:val="20"/>
+              </w:rPr>
+              <w:t xml:space="default">2.01 (1.96 to 2.07)</w:t>
             </w:r>
           </w:p>
         </w:tc>
@@ -7428,55 +7255,55 @@
                 <w:rFonts w:ascii="Calibri" w:hAnsi="Calibri"/>
                 <w:sz w:val="20"/>
               </w:rPr>
-              <w:t xml:space="default">    Black</w:t>
-            </w:r>
-          </w:p>
-        </w:tc>
-        <w:tc>
-          <w:tcPr>
-            <w:tcBorders>
-              <w:top w:val="single" w:space="0" w:color="D3D3D3"/>
-              <w:bottom w:val="single" w:space="0" w:color="D3D3D3"/>
-              <w:start w:val="single" w:space="0" w:color="D3D3D3"/>
-              <w:end w:val="single" w:space="0" w:color="D3D3D3"/>
-            </w:tcBorders>
-          </w:tcPr>
-          <w:p>
-            <w:pPr>
-              <w:spacing w:before="0" w:after="60"/>
-              <w:keepNext/>
-              <w:jc w:val="center"/>
-            </w:pPr>
-            <w:r>
-              <w:rPr>
-                <w:rFonts w:ascii="Calibri" w:hAnsi="Calibri"/>
-                <w:sz w:val="20"/>
-              </w:rPr>
-              <w:t xml:space="default">2.01 (1.96 to 2.07)</w:t>
-            </w:r>
-          </w:p>
-        </w:tc>
-        <w:tc>
-          <w:tcPr>
-            <w:tcBorders>
-              <w:top w:val="single" w:space="0" w:color="D3D3D3"/>
-              <w:bottom w:val="single" w:space="0" w:color="D3D3D3"/>
-              <w:start w:val="single" w:space="0" w:color="D3D3D3"/>
-              <w:end w:val="single" w:space="0" w:color="D3D3D3"/>
-            </w:tcBorders>
-          </w:tcPr>
-          <w:p>
-            <w:pPr>
-              <w:spacing w:before="0" w:after="60"/>
-              <w:keepNext/>
-              <w:jc w:val="center"/>
-            </w:pPr>
-            <w:r>
-              <w:rPr>
-                <w:rFonts w:ascii="Calibri" w:hAnsi="Calibri"/>
-                <w:sz w:val="20"/>
-              </w:rPr>
-              <w:t xml:space="default">&lt;0.001</w:t>
+              <w:t xml:space="default">Hispanic origin</w:t>
+            </w:r>
+          </w:p>
+        </w:tc>
+        <w:tc>
+          <w:tcPr>
+            <w:tcBorders>
+              <w:top w:val="single" w:space="0" w:color="D3D3D3"/>
+              <w:bottom w:val="single" w:space="0" w:color="D3D3D3"/>
+              <w:start w:val="single" w:space="0" w:color="D3D3D3"/>
+              <w:end w:val="single" w:space="0" w:color="D3D3D3"/>
+            </w:tcBorders>
+          </w:tcPr>
+          <w:p>
+            <w:pPr>
+              <w:spacing w:before="0" w:after="60"/>
+              <w:keepNext/>
+              <w:jc w:val="center"/>
+            </w:pPr>
+            <w:r>
+              <w:rPr>
+                <w:rFonts w:ascii="Calibri" w:hAnsi="Calibri"/>
+                <w:sz w:val="20"/>
+              </w:rPr>
+              <w:t xml:space="default"/>
+            </w:r>
+          </w:p>
+        </w:tc>
+        <w:tc>
+          <w:tcPr>
+            <w:tcBorders>
+              <w:top w:val="single" w:space="0" w:color="D3D3D3"/>
+              <w:bottom w:val="single" w:space="0" w:color="D3D3D3"/>
+              <w:start w:val="single" w:space="0" w:color="D3D3D3"/>
+              <w:end w:val="single" w:space="0" w:color="D3D3D3"/>
+            </w:tcBorders>
+          </w:tcPr>
+          <w:p>
+            <w:pPr>
+              <w:spacing w:before="0" w:after="60"/>
+              <w:keepNext/>
+              <w:jc w:val="center"/>
+            </w:pPr>
+            <w:r>
+              <w:rPr>
+                <w:rFonts w:ascii="Calibri" w:hAnsi="Calibri"/>
+                <w:sz w:val="20"/>
+              </w:rPr>
+              <w:t xml:space="default"/>
             </w:r>
           </w:p>
         </w:tc>
@@ -7505,55 +7332,55 @@
                 <w:rFonts w:ascii="Calibri" w:hAnsi="Calibri"/>
                 <w:sz w:val="20"/>
               </w:rPr>
-              <w:t xml:space="default">    Native Hawaiian or Other Pacific Islander</w:t>
-            </w:r>
-          </w:p>
-        </w:tc>
-        <w:tc>
-          <w:tcPr>
-            <w:tcBorders>
-              <w:top w:val="single" w:space="0" w:color="D3D3D3"/>
-              <w:bottom w:val="single" w:space="0" w:color="D3D3D3"/>
-              <w:start w:val="single" w:space="0" w:color="D3D3D3"/>
-              <w:end w:val="single" w:space="0" w:color="D3D3D3"/>
-            </w:tcBorders>
-          </w:tcPr>
-          <w:p>
-            <w:pPr>
-              <w:spacing w:before="0" w:after="60"/>
-              <w:keepNext/>
-              <w:jc w:val="center"/>
-            </w:pPr>
-            <w:r>
-              <w:rPr>
-                <w:rFonts w:ascii="Calibri" w:hAnsi="Calibri"/>
-                <w:sz w:val="20"/>
-              </w:rPr>
-              <w:t xml:space="default">178 (0.01 to 4,399,959)</w:t>
-            </w:r>
-          </w:p>
-        </w:tc>
-        <w:tc>
-          <w:tcPr>
-            <w:tcBorders>
-              <w:top w:val="single" w:space="0" w:color="D3D3D3"/>
-              <w:bottom w:val="single" w:space="0" w:color="D3D3D3"/>
-              <w:start w:val="single" w:space="0" w:color="D3D3D3"/>
-              <w:end w:val="single" w:space="0" w:color="D3D3D3"/>
-            </w:tcBorders>
-          </w:tcPr>
-          <w:p>
-            <w:pPr>
-              <w:spacing w:before="0" w:after="60"/>
-              <w:keepNext/>
-              <w:jc w:val="center"/>
-            </w:pPr>
-            <w:r>
-              <w:rPr>
-                <w:rFonts w:ascii="Calibri" w:hAnsi="Calibri"/>
-                <w:sz w:val="20"/>
-              </w:rPr>
-              <w:t xml:space="default">0.32</w:t>
+              <w:t xml:space="default">    Non-Hispanic</w:t>
+            </w:r>
+          </w:p>
+        </w:tc>
+        <w:tc>
+          <w:tcPr>
+            <w:tcBorders>
+              <w:top w:val="single" w:space="0" w:color="D3D3D3"/>
+              <w:bottom w:val="single" w:space="0" w:color="D3D3D3"/>
+              <w:start w:val="single" w:space="0" w:color="D3D3D3"/>
+              <w:end w:val="single" w:space="0" w:color="D3D3D3"/>
+            </w:tcBorders>
+          </w:tcPr>
+          <w:p>
+            <w:pPr>
+              <w:spacing w:before="0" w:after="60"/>
+              <w:keepNext/>
+              <w:jc w:val="center"/>
+            </w:pPr>
+            <w:r>
+              <w:rPr>
+                <w:rFonts w:ascii="Calibri" w:hAnsi="Calibri"/>
+                <w:sz w:val="20"/>
+              </w:rPr>
+              <w:t xml:space="default">—</w:t>
+            </w:r>
+          </w:p>
+        </w:tc>
+        <w:tc>
+          <w:tcPr>
+            <w:tcBorders>
+              <w:top w:val="single" w:space="0" w:color="D3D3D3"/>
+              <w:bottom w:val="single" w:space="0" w:color="D3D3D3"/>
+              <w:start w:val="single" w:space="0" w:color="D3D3D3"/>
+              <w:end w:val="single" w:space="0" w:color="D3D3D3"/>
+            </w:tcBorders>
+          </w:tcPr>
+          <w:p>
+            <w:pPr>
+              <w:spacing w:before="0" w:after="60"/>
+              <w:keepNext/>
+              <w:jc w:val="center"/>
+            </w:pPr>
+            <w:r>
+              <w:rPr>
+                <w:rFonts w:ascii="Calibri" w:hAnsi="Calibri"/>
+                <w:sz w:val="20"/>
+              </w:rPr>
+              <w:t xml:space="default"/>
             </w:r>
           </w:p>
         </w:tc>
@@ -7582,55 +7409,55 @@
                 <w:rFonts w:ascii="Calibri" w:hAnsi="Calibri"/>
                 <w:sz w:val="20"/>
               </w:rPr>
-              <w:t xml:space="default">Hispanic origin</w:t>
-            </w:r>
-          </w:p>
-        </w:tc>
-        <w:tc>
-          <w:tcPr>
-            <w:tcBorders>
-              <w:top w:val="single" w:space="0" w:color="D3D3D3"/>
-              <w:bottom w:val="single" w:space="0" w:color="D3D3D3"/>
-              <w:start w:val="single" w:space="0" w:color="D3D3D3"/>
-              <w:end w:val="single" w:space="0" w:color="D3D3D3"/>
-            </w:tcBorders>
-          </w:tcPr>
-          <w:p>
-            <w:pPr>
-              <w:spacing w:before="0" w:after="60"/>
-              <w:keepNext/>
-              <w:jc w:val="center"/>
-            </w:pPr>
-            <w:r>
-              <w:rPr>
-                <w:rFonts w:ascii="Calibri" w:hAnsi="Calibri"/>
-                <w:sz w:val="20"/>
-              </w:rPr>
-              <w:t xml:space="default"/>
-            </w:r>
-          </w:p>
-        </w:tc>
-        <w:tc>
-          <w:tcPr>
-            <w:tcBorders>
-              <w:top w:val="single" w:space="0" w:color="D3D3D3"/>
-              <w:bottom w:val="single" w:space="0" w:color="D3D3D3"/>
-              <w:start w:val="single" w:space="0" w:color="D3D3D3"/>
-              <w:end w:val="single" w:space="0" w:color="D3D3D3"/>
-            </w:tcBorders>
-          </w:tcPr>
-          <w:p>
-            <w:pPr>
-              <w:spacing w:before="0" w:after="60"/>
-              <w:keepNext/>
-              <w:jc w:val="center"/>
-            </w:pPr>
-            <w:r>
-              <w:rPr>
-                <w:rFonts w:ascii="Calibri" w:hAnsi="Calibri"/>
-                <w:sz w:val="20"/>
-              </w:rPr>
-              <w:t xml:space="default"/>
+              <w:t xml:space="default">    Hispanic</w:t>
+            </w:r>
+          </w:p>
+        </w:tc>
+        <w:tc>
+          <w:tcPr>
+            <w:tcBorders>
+              <w:top w:val="single" w:space="0" w:color="D3D3D3"/>
+              <w:bottom w:val="single" w:space="0" w:color="D3D3D3"/>
+              <w:start w:val="single" w:space="0" w:color="D3D3D3"/>
+              <w:end w:val="single" w:space="0" w:color="D3D3D3"/>
+            </w:tcBorders>
+          </w:tcPr>
+          <w:p>
+            <w:pPr>
+              <w:spacing w:before="0" w:after="60"/>
+              <w:keepNext/>
+              <w:jc w:val="center"/>
+            </w:pPr>
+            <w:r>
+              <w:rPr>
+                <w:rFonts w:ascii="Calibri" w:hAnsi="Calibri"/>
+                <w:sz w:val="20"/>
+              </w:rPr>
+              <w:t xml:space="default">2.75 (2.66 to 2.85)</w:t>
+            </w:r>
+          </w:p>
+        </w:tc>
+        <w:tc>
+          <w:tcPr>
+            <w:tcBorders>
+              <w:top w:val="single" w:space="0" w:color="D3D3D3"/>
+              <w:bottom w:val="single" w:space="0" w:color="D3D3D3"/>
+              <w:start w:val="single" w:space="0" w:color="D3D3D3"/>
+              <w:end w:val="single" w:space="0" w:color="D3D3D3"/>
+            </w:tcBorders>
+          </w:tcPr>
+          <w:p>
+            <w:pPr>
+              <w:spacing w:before="0" w:after="60"/>
+              <w:keepNext/>
+              <w:jc w:val="center"/>
+            </w:pPr>
+            <w:r>
+              <w:rPr>
+                <w:rFonts w:ascii="Calibri" w:hAnsi="Calibri"/>
+                <w:sz w:val="20"/>
+              </w:rPr>
+              <w:t xml:space="default">&lt;0.001</w:t>
             </w:r>
           </w:p>
         </w:tc>
@@ -7659,31 +7486,31 @@
                 <w:rFonts w:ascii="Calibri" w:hAnsi="Calibri"/>
                 <w:sz w:val="20"/>
               </w:rPr>
-              <w:t xml:space="default">    Non-Hispanic</w:t>
-            </w:r>
-          </w:p>
-        </w:tc>
-        <w:tc>
-          <w:tcPr>
-            <w:tcBorders>
-              <w:top w:val="single" w:space="0" w:color="D3D3D3"/>
-              <w:bottom w:val="single" w:space="0" w:color="D3D3D3"/>
-              <w:start w:val="single" w:space="0" w:color="D3D3D3"/>
-              <w:end w:val="single" w:space="0" w:color="D3D3D3"/>
-            </w:tcBorders>
-          </w:tcPr>
-          <w:p>
-            <w:pPr>
-              <w:spacing w:before="0" w:after="60"/>
-              <w:keepNext/>
-              <w:jc w:val="center"/>
-            </w:pPr>
-            <w:r>
-              <w:rPr>
-                <w:rFonts w:ascii="Calibri" w:hAnsi="Calibri"/>
-                <w:sz w:val="20"/>
-              </w:rPr>
-              <w:t xml:space="default">—</w:t>
+              <w:t xml:space="default">Urbanization</w:t>
+            </w:r>
+          </w:p>
+        </w:tc>
+        <w:tc>
+          <w:tcPr>
+            <w:tcBorders>
+              <w:top w:val="single" w:space="0" w:color="D3D3D3"/>
+              <w:bottom w:val="single" w:space="0" w:color="D3D3D3"/>
+              <w:start w:val="single" w:space="0" w:color="D3D3D3"/>
+              <w:end w:val="single" w:space="0" w:color="D3D3D3"/>
+            </w:tcBorders>
+          </w:tcPr>
+          <w:p>
+            <w:pPr>
+              <w:spacing w:before="0" w:after="60"/>
+              <w:keepNext/>
+              <w:jc w:val="center"/>
+            </w:pPr>
+            <w:r>
+              <w:rPr>
+                <w:rFonts w:ascii="Calibri" w:hAnsi="Calibri"/>
+                <w:sz w:val="20"/>
+              </w:rPr>
+              <w:t xml:space="default"/>
             </w:r>
           </w:p>
         </w:tc>
@@ -7736,55 +7563,55 @@
                 <w:rFonts w:ascii="Calibri" w:hAnsi="Calibri"/>
                 <w:sz w:val="20"/>
               </w:rPr>
-              <w:t xml:space="default">    Hispanic</w:t>
-            </w:r>
-          </w:p>
-        </w:tc>
-        <w:tc>
-          <w:tcPr>
-            <w:tcBorders>
-              <w:top w:val="single" w:space="0" w:color="D3D3D3"/>
-              <w:bottom w:val="single" w:space="0" w:color="D3D3D3"/>
-              <w:start w:val="single" w:space="0" w:color="D3D3D3"/>
-              <w:end w:val="single" w:space="0" w:color="D3D3D3"/>
-            </w:tcBorders>
-          </w:tcPr>
-          <w:p>
-            <w:pPr>
-              <w:spacing w:before="0" w:after="60"/>
-              <w:keepNext/>
-              <w:jc w:val="center"/>
-            </w:pPr>
-            <w:r>
-              <w:rPr>
-                <w:rFonts w:ascii="Calibri" w:hAnsi="Calibri"/>
-                <w:sz w:val="20"/>
-              </w:rPr>
-              <w:t xml:space="default">2.75 (2.66 to 2.85)</w:t>
-            </w:r>
-          </w:p>
-        </w:tc>
-        <w:tc>
-          <w:tcPr>
-            <w:tcBorders>
-              <w:top w:val="single" w:space="0" w:color="D3D3D3"/>
-              <w:bottom w:val="single" w:space="0" w:color="D3D3D3"/>
-              <w:start w:val="single" w:space="0" w:color="D3D3D3"/>
-              <w:end w:val="single" w:space="0" w:color="D3D3D3"/>
-            </w:tcBorders>
-          </w:tcPr>
-          <w:p>
-            <w:pPr>
-              <w:spacing w:before="0" w:after="60"/>
-              <w:keepNext/>
-              <w:jc w:val="center"/>
-            </w:pPr>
-            <w:r>
-              <w:rPr>
-                <w:rFonts w:ascii="Calibri" w:hAnsi="Calibri"/>
-                <w:sz w:val="20"/>
-              </w:rPr>
-              <w:t xml:space="default">&lt;0.001</w:t>
+              <w:t xml:space="default">    Large Metro</w:t>
+            </w:r>
+          </w:p>
+        </w:tc>
+        <w:tc>
+          <w:tcPr>
+            <w:tcBorders>
+              <w:top w:val="single" w:space="0" w:color="D3D3D3"/>
+              <w:bottom w:val="single" w:space="0" w:color="D3D3D3"/>
+              <w:start w:val="single" w:space="0" w:color="D3D3D3"/>
+              <w:end w:val="single" w:space="0" w:color="D3D3D3"/>
+            </w:tcBorders>
+          </w:tcPr>
+          <w:p>
+            <w:pPr>
+              <w:spacing w:before="0" w:after="60"/>
+              <w:keepNext/>
+              <w:jc w:val="center"/>
+            </w:pPr>
+            <w:r>
+              <w:rPr>
+                <w:rFonts w:ascii="Calibri" w:hAnsi="Calibri"/>
+                <w:sz w:val="20"/>
+              </w:rPr>
+              <w:t xml:space="default">—</w:t>
+            </w:r>
+          </w:p>
+        </w:tc>
+        <w:tc>
+          <w:tcPr>
+            <w:tcBorders>
+              <w:top w:val="single" w:space="0" w:color="D3D3D3"/>
+              <w:bottom w:val="single" w:space="0" w:color="D3D3D3"/>
+              <w:start w:val="single" w:space="0" w:color="D3D3D3"/>
+              <w:end w:val="single" w:space="0" w:color="D3D3D3"/>
+            </w:tcBorders>
+          </w:tcPr>
+          <w:p>
+            <w:pPr>
+              <w:spacing w:before="0" w:after="60"/>
+              <w:keepNext/>
+              <w:jc w:val="center"/>
+            </w:pPr>
+            <w:r>
+              <w:rPr>
+                <w:rFonts w:ascii="Calibri" w:hAnsi="Calibri"/>
+                <w:sz w:val="20"/>
+              </w:rPr>
+              <w:t xml:space="default"/>
             </w:r>
           </w:p>
         </w:tc>
@@ -7813,55 +7640,55 @@
                 <w:rFonts w:ascii="Calibri" w:hAnsi="Calibri"/>
                 <w:sz w:val="20"/>
               </w:rPr>
-              <w:t xml:space="default">Urbanization</w:t>
-            </w:r>
-          </w:p>
-        </w:tc>
-        <w:tc>
-          <w:tcPr>
-            <w:tcBorders>
-              <w:top w:val="single" w:space="0" w:color="D3D3D3"/>
-              <w:bottom w:val="single" w:space="0" w:color="D3D3D3"/>
-              <w:start w:val="single" w:space="0" w:color="D3D3D3"/>
-              <w:end w:val="single" w:space="0" w:color="D3D3D3"/>
-            </w:tcBorders>
-          </w:tcPr>
-          <w:p>
-            <w:pPr>
-              <w:spacing w:before="0" w:after="60"/>
-              <w:keepNext/>
-              <w:jc w:val="center"/>
-            </w:pPr>
-            <w:r>
-              <w:rPr>
-                <w:rFonts w:ascii="Calibri" w:hAnsi="Calibri"/>
-                <w:sz w:val="20"/>
-              </w:rPr>
-              <w:t xml:space="default"/>
-            </w:r>
-          </w:p>
-        </w:tc>
-        <w:tc>
-          <w:tcPr>
-            <w:tcBorders>
-              <w:top w:val="single" w:space="0" w:color="D3D3D3"/>
-              <w:bottom w:val="single" w:space="0" w:color="D3D3D3"/>
-              <w:start w:val="single" w:space="0" w:color="D3D3D3"/>
-              <w:end w:val="single" w:space="0" w:color="D3D3D3"/>
-            </w:tcBorders>
-          </w:tcPr>
-          <w:p>
-            <w:pPr>
-              <w:spacing w:before="0" w:after="60"/>
-              <w:keepNext/>
-              <w:jc w:val="center"/>
-            </w:pPr>
-            <w:r>
-              <w:rPr>
-                <w:rFonts w:ascii="Calibri" w:hAnsi="Calibri"/>
-                <w:sz w:val="20"/>
-              </w:rPr>
-              <w:t xml:space="default"/>
+              <w:t xml:space="default">    Medium Metro</w:t>
+            </w:r>
+          </w:p>
+        </w:tc>
+        <w:tc>
+          <w:tcPr>
+            <w:tcBorders>
+              <w:top w:val="single" w:space="0" w:color="D3D3D3"/>
+              <w:bottom w:val="single" w:space="0" w:color="D3D3D3"/>
+              <w:start w:val="single" w:space="0" w:color="D3D3D3"/>
+              <w:end w:val="single" w:space="0" w:color="D3D3D3"/>
+            </w:tcBorders>
+          </w:tcPr>
+          <w:p>
+            <w:pPr>
+              <w:spacing w:before="0" w:after="60"/>
+              <w:keepNext/>
+              <w:jc w:val="center"/>
+            </w:pPr>
+            <w:r>
+              <w:rPr>
+                <w:rFonts w:ascii="Calibri" w:hAnsi="Calibri"/>
+                <w:sz w:val="20"/>
+              </w:rPr>
+              <w:t xml:space="default">0.76 (0.75 to 0.77)</w:t>
+            </w:r>
+          </w:p>
+        </w:tc>
+        <w:tc>
+          <w:tcPr>
+            <w:tcBorders>
+              <w:top w:val="single" w:space="0" w:color="D3D3D3"/>
+              <w:bottom w:val="single" w:space="0" w:color="D3D3D3"/>
+              <w:start w:val="single" w:space="0" w:color="D3D3D3"/>
+              <w:end w:val="single" w:space="0" w:color="D3D3D3"/>
+            </w:tcBorders>
+          </w:tcPr>
+          <w:p>
+            <w:pPr>
+              <w:spacing w:before="0" w:after="60"/>
+              <w:keepNext/>
+              <w:jc w:val="center"/>
+            </w:pPr>
+            <w:r>
+              <w:rPr>
+                <w:rFonts w:ascii="Calibri" w:hAnsi="Calibri"/>
+                <w:sz w:val="20"/>
+              </w:rPr>
+              <w:t xml:space="default">&lt;0.001</w:t>
             </w:r>
           </w:p>
         </w:tc>
@@ -7890,55 +7717,55 @@
                 <w:rFonts w:ascii="Calibri" w:hAnsi="Calibri"/>
                 <w:sz w:val="20"/>
               </w:rPr>
-              <w:t xml:space="default">    Large Metro</w:t>
-            </w:r>
-          </w:p>
-        </w:tc>
-        <w:tc>
-          <w:tcPr>
-            <w:tcBorders>
-              <w:top w:val="single" w:space="0" w:color="D3D3D3"/>
-              <w:bottom w:val="single" w:space="0" w:color="D3D3D3"/>
-              <w:start w:val="single" w:space="0" w:color="D3D3D3"/>
-              <w:end w:val="single" w:space="0" w:color="D3D3D3"/>
-            </w:tcBorders>
-          </w:tcPr>
-          <w:p>
-            <w:pPr>
-              <w:spacing w:before="0" w:after="60"/>
-              <w:keepNext/>
-              <w:jc w:val="center"/>
-            </w:pPr>
-            <w:r>
-              <w:rPr>
-                <w:rFonts w:ascii="Calibri" w:hAnsi="Calibri"/>
-                <w:sz w:val="20"/>
-              </w:rPr>
-              <w:t xml:space="default">—</w:t>
-            </w:r>
-          </w:p>
-        </w:tc>
-        <w:tc>
-          <w:tcPr>
-            <w:tcBorders>
-              <w:top w:val="single" w:space="0" w:color="D3D3D3"/>
-              <w:bottom w:val="single" w:space="0" w:color="D3D3D3"/>
-              <w:start w:val="single" w:space="0" w:color="D3D3D3"/>
-              <w:end w:val="single" w:space="0" w:color="D3D3D3"/>
-            </w:tcBorders>
-          </w:tcPr>
-          <w:p>
-            <w:pPr>
-              <w:spacing w:before="0" w:after="60"/>
-              <w:keepNext/>
-              <w:jc w:val="center"/>
-            </w:pPr>
-            <w:r>
-              <w:rPr>
-                <w:rFonts w:ascii="Calibri" w:hAnsi="Calibri"/>
-                <w:sz w:val="20"/>
-              </w:rPr>
-              <w:t xml:space="default"/>
+              <w:t xml:space="default">    Non Metro</w:t>
+            </w:r>
+          </w:p>
+        </w:tc>
+        <w:tc>
+          <w:tcPr>
+            <w:tcBorders>
+              <w:top w:val="single" w:space="0" w:color="D3D3D3"/>
+              <w:bottom w:val="single" w:space="0" w:color="D3D3D3"/>
+              <w:start w:val="single" w:space="0" w:color="D3D3D3"/>
+              <w:end w:val="single" w:space="0" w:color="D3D3D3"/>
+            </w:tcBorders>
+          </w:tcPr>
+          <w:p>
+            <w:pPr>
+              <w:spacing w:before="0" w:after="60"/>
+              <w:keepNext/>
+              <w:jc w:val="center"/>
+            </w:pPr>
+            <w:r>
+              <w:rPr>
+                <w:rFonts w:ascii="Calibri" w:hAnsi="Calibri"/>
+                <w:sz w:val="20"/>
+              </w:rPr>
+              <w:t xml:space="default">0.80 (0.78 to 0.81)</w:t>
+            </w:r>
+          </w:p>
+        </w:tc>
+        <w:tc>
+          <w:tcPr>
+            <w:tcBorders>
+              <w:top w:val="single" w:space="0" w:color="D3D3D3"/>
+              <w:bottom w:val="single" w:space="0" w:color="D3D3D3"/>
+              <w:start w:val="single" w:space="0" w:color="D3D3D3"/>
+              <w:end w:val="single" w:space="0" w:color="D3D3D3"/>
+            </w:tcBorders>
+          </w:tcPr>
+          <w:p>
+            <w:pPr>
+              <w:spacing w:before="0" w:after="60"/>
+              <w:keepNext/>
+              <w:jc w:val="center"/>
+            </w:pPr>
+            <w:r>
+              <w:rPr>
+                <w:rFonts w:ascii="Calibri" w:hAnsi="Calibri"/>
+                <w:sz w:val="20"/>
+              </w:rPr>
+              <w:t xml:space="default">&lt;0.001</w:t>
             </w:r>
           </w:p>
         </w:tc>
@@ -7950,72 +7777,27 @@
         <w:tc>
           <w:tcPr>
             <w:tcBorders>
-              <w:top w:val="single" w:space="0" w:color="D3D3D3"/>
-              <w:bottom w:val="single" w:space="0" w:color="D3D3D3"/>
-              <w:start w:val="single" w:space="0" w:color="D3D3D3"/>
-              <w:end w:val="single" w:space="0" w:color="D3D3D3"/>
-            </w:tcBorders>
-          </w:tcPr>
-          <w:p>
-            <w:pPr>
-              <w:spacing w:before="0" w:after="60"/>
-              <w:keepNext/>
-              <w:jc w:val="start"/>
-            </w:pPr>
-            <w:r>
-              <w:rPr>
-                <w:rFonts w:ascii="Calibri" w:hAnsi="Calibri"/>
-                <w:sz w:val="20"/>
-              </w:rPr>
-              <w:t xml:space="default">    Medium Metro</w:t>
-            </w:r>
-          </w:p>
-        </w:tc>
-        <w:tc>
-          <w:tcPr>
-            <w:tcBorders>
-              <w:top w:val="single" w:space="0" w:color="D3D3D3"/>
-              <w:bottom w:val="single" w:space="0" w:color="D3D3D3"/>
-              <w:start w:val="single" w:space="0" w:color="D3D3D3"/>
-              <w:end w:val="single" w:space="0" w:color="D3D3D3"/>
-            </w:tcBorders>
-          </w:tcPr>
-          <w:p>
-            <w:pPr>
-              <w:spacing w:before="0" w:after="60"/>
-              <w:keepNext/>
-              <w:jc w:val="center"/>
-            </w:pPr>
-            <w:r>
-              <w:rPr>
-                <w:rFonts w:ascii="Calibri" w:hAnsi="Calibri"/>
-                <w:sz w:val="20"/>
-              </w:rPr>
-              <w:t xml:space="default">0.76 (0.75 to 0.77)</w:t>
-            </w:r>
-          </w:p>
-        </w:tc>
-        <w:tc>
-          <w:tcPr>
-            <w:tcBorders>
-              <w:top w:val="single" w:space="0" w:color="D3D3D3"/>
-              <w:bottom w:val="single" w:space="0" w:color="D3D3D3"/>
-              <w:start w:val="single" w:space="0" w:color="D3D3D3"/>
-              <w:end w:val="single" w:space="0" w:color="D3D3D3"/>
-            </w:tcBorders>
-          </w:tcPr>
-          <w:p>
-            <w:pPr>
-              <w:spacing w:before="0" w:after="60"/>
-              <w:keepNext/>
-              <w:jc w:val="center"/>
-            </w:pPr>
-            <w:r>
-              <w:rPr>
-                <w:rFonts w:ascii="Calibri" w:hAnsi="Calibri"/>
-                <w:sz w:val="20"/>
-              </w:rPr>
-              <w:t xml:space="default">&lt;0.001</w:t>
+              <w:top w:val="single" w:sz="16" w:space="0" w:color="D3D3D3"/>
+              <w:bottom w:val="single" w:sz="16" w:space="0" w:color="D3D3D3"/>
+              <w:start w:val="single" w:space="0" w:color="D3D3D3"/>
+              <w:end w:val="single" w:space="0" w:color="D3D3D3"/>
+            </w:tcBorders>
+            <w:tcMar>
+              <w:top w:w="25" w:type="dxa"/>
+            </w:tcMar>
+            <w:gridSpan w:val="3"/>
+          </w:tcPr>
+          <w:p>
+            <w:pPr>
+              <w:spacing w:before="0" w:after="60"/>
+              <w:keepNext/>
+            </w:pPr>
+            <w:r>
+              <w:rPr>
+                <w:rFonts w:ascii="Calibri" w:hAnsi="Calibri"/>
+                <w:sz w:val="20"/>
+              </w:rPr>
+              <w:t xml:space="default">Medical Facility - Outpatient or ER</w:t>
             </w:r>
           </w:p>
         </w:tc>
@@ -8044,55 +7826,55 @@
                 <w:rFonts w:ascii="Calibri" w:hAnsi="Calibri"/>
                 <w:sz w:val="20"/>
               </w:rPr>
-              <w:t xml:space="default">    Non Metro</w:t>
-            </w:r>
-          </w:p>
-        </w:tc>
-        <w:tc>
-          <w:tcPr>
-            <w:tcBorders>
-              <w:top w:val="single" w:space="0" w:color="D3D3D3"/>
-              <w:bottom w:val="single" w:space="0" w:color="D3D3D3"/>
-              <w:start w:val="single" w:space="0" w:color="D3D3D3"/>
-              <w:end w:val="single" w:space="0" w:color="D3D3D3"/>
-            </w:tcBorders>
-          </w:tcPr>
-          <w:p>
-            <w:pPr>
-              <w:spacing w:before="0" w:after="60"/>
-              <w:keepNext/>
-              <w:jc w:val="center"/>
-            </w:pPr>
-            <w:r>
-              <w:rPr>
-                <w:rFonts w:ascii="Calibri" w:hAnsi="Calibri"/>
-                <w:sz w:val="20"/>
-              </w:rPr>
-              <w:t xml:space="default">0.80 (0.78 to 0.81)</w:t>
-            </w:r>
-          </w:p>
-        </w:tc>
-        <w:tc>
-          <w:tcPr>
-            <w:tcBorders>
-              <w:top w:val="single" w:space="0" w:color="D3D3D3"/>
-              <w:bottom w:val="single" w:space="0" w:color="D3D3D3"/>
-              <w:start w:val="single" w:space="0" w:color="D3D3D3"/>
-              <w:end w:val="single" w:space="0" w:color="D3D3D3"/>
-            </w:tcBorders>
-          </w:tcPr>
-          <w:p>
-            <w:pPr>
-              <w:spacing w:before="0" w:after="60"/>
-              <w:keepNext/>
-              <w:jc w:val="center"/>
-            </w:pPr>
-            <w:r>
-              <w:rPr>
-                <w:rFonts w:ascii="Calibri" w:hAnsi="Calibri"/>
-                <w:sz w:val="20"/>
-              </w:rPr>
-              <w:t xml:space="default">&lt;0.001</w:t>
+              <w:t xml:space="default">Age (years)</w:t>
+            </w:r>
+          </w:p>
+        </w:tc>
+        <w:tc>
+          <w:tcPr>
+            <w:tcBorders>
+              <w:top w:val="single" w:space="0" w:color="D3D3D3"/>
+              <w:bottom w:val="single" w:space="0" w:color="D3D3D3"/>
+              <w:start w:val="single" w:space="0" w:color="D3D3D3"/>
+              <w:end w:val="single" w:space="0" w:color="D3D3D3"/>
+            </w:tcBorders>
+          </w:tcPr>
+          <w:p>
+            <w:pPr>
+              <w:spacing w:before="0" w:after="60"/>
+              <w:keepNext/>
+              <w:jc w:val="center"/>
+            </w:pPr>
+            <w:r>
+              <w:rPr>
+                <w:rFonts w:ascii="Calibri" w:hAnsi="Calibri"/>
+                <w:sz w:val="20"/>
+              </w:rPr>
+              <w:t xml:space="default"/>
+            </w:r>
+          </w:p>
+        </w:tc>
+        <w:tc>
+          <w:tcPr>
+            <w:tcBorders>
+              <w:top w:val="single" w:space="0" w:color="D3D3D3"/>
+              <w:bottom w:val="single" w:space="0" w:color="D3D3D3"/>
+              <w:start w:val="single" w:space="0" w:color="D3D3D3"/>
+              <w:end w:val="single" w:space="0" w:color="D3D3D3"/>
+            </w:tcBorders>
+          </w:tcPr>
+          <w:p>
+            <w:pPr>
+              <w:spacing w:before="0" w:after="60"/>
+              <w:keepNext/>
+              <w:jc w:val="center"/>
+            </w:pPr>
+            <w:r>
+              <w:rPr>
+                <w:rFonts w:ascii="Calibri" w:hAnsi="Calibri"/>
+                <w:sz w:val="20"/>
+              </w:rPr>
+              <w:t xml:space="default"/>
             </w:r>
           </w:p>
         </w:tc>
@@ -8104,27 +7886,72 @@
         <w:tc>
           <w:tcPr>
             <w:tcBorders>
-              <w:top w:val="single" w:sz="16" w:space="0" w:color="D3D3D3"/>
-              <w:bottom w:val="single" w:sz="16" w:space="0" w:color="D3D3D3"/>
-              <w:start w:val="single" w:space="0" w:color="D3D3D3"/>
-              <w:end w:val="single" w:space="0" w:color="D3D3D3"/>
-            </w:tcBorders>
-            <w:tcMar>
-              <w:top w:w="25" w:type="dxa"/>
-            </w:tcMar>
-            <w:gridSpan w:val="3"/>
-          </w:tcPr>
-          <w:p>
-            <w:pPr>
-              <w:spacing w:before="0" w:after="60"/>
-              <w:keepNext/>
-            </w:pPr>
-            <w:r>
-              <w:rPr>
-                <w:rFonts w:ascii="Calibri" w:hAnsi="Calibri"/>
-                <w:sz w:val="20"/>
-              </w:rPr>
-              <w:t xml:space="default">Medical Facility - Outpatient or ER</w:t>
+              <w:top w:val="single" w:space="0" w:color="D3D3D3"/>
+              <w:bottom w:val="single" w:space="0" w:color="D3D3D3"/>
+              <w:start w:val="single" w:space="0" w:color="D3D3D3"/>
+              <w:end w:val="single" w:space="0" w:color="D3D3D3"/>
+            </w:tcBorders>
+          </w:tcPr>
+          <w:p>
+            <w:pPr>
+              <w:spacing w:before="0" w:after="60"/>
+              <w:keepNext/>
+              <w:jc w:val="start"/>
+            </w:pPr>
+            <w:r>
+              <w:rPr>
+                <w:rFonts w:ascii="Calibri" w:hAnsi="Calibri"/>
+                <w:sz w:val="20"/>
+              </w:rPr>
+              <w:t xml:space="default">    15-34</w:t>
+            </w:r>
+          </w:p>
+        </w:tc>
+        <w:tc>
+          <w:tcPr>
+            <w:tcBorders>
+              <w:top w:val="single" w:space="0" w:color="D3D3D3"/>
+              <w:bottom w:val="single" w:space="0" w:color="D3D3D3"/>
+              <w:start w:val="single" w:space="0" w:color="D3D3D3"/>
+              <w:end w:val="single" w:space="0" w:color="D3D3D3"/>
+            </w:tcBorders>
+          </w:tcPr>
+          <w:p>
+            <w:pPr>
+              <w:spacing w:before="0" w:after="60"/>
+              <w:keepNext/>
+              <w:jc w:val="center"/>
+            </w:pPr>
+            <w:r>
+              <w:rPr>
+                <w:rFonts w:ascii="Calibri" w:hAnsi="Calibri"/>
+                <w:sz w:val="20"/>
+              </w:rPr>
+              <w:t xml:space="default">—</w:t>
+            </w:r>
+          </w:p>
+        </w:tc>
+        <w:tc>
+          <w:tcPr>
+            <w:tcBorders>
+              <w:top w:val="single" w:space="0" w:color="D3D3D3"/>
+              <w:bottom w:val="single" w:space="0" w:color="D3D3D3"/>
+              <w:start w:val="single" w:space="0" w:color="D3D3D3"/>
+              <w:end w:val="single" w:space="0" w:color="D3D3D3"/>
+            </w:tcBorders>
+          </w:tcPr>
+          <w:p>
+            <w:pPr>
+              <w:spacing w:before="0" w:after="60"/>
+              <w:keepNext/>
+              <w:jc w:val="center"/>
+            </w:pPr>
+            <w:r>
+              <w:rPr>
+                <w:rFonts w:ascii="Calibri" w:hAnsi="Calibri"/>
+                <w:sz w:val="20"/>
+              </w:rPr>
+              <w:t xml:space="default"/>
             </w:r>
           </w:p>
         </w:tc>
@@ -8153,55 +7980,55 @@
                 <w:rFonts w:ascii="Calibri" w:hAnsi="Calibri"/>
                 <w:sz w:val="20"/>
               </w:rPr>
-              <w:t xml:space="default">Age (years)</w:t>
-            </w:r>
-          </w:p>
-        </w:tc>
-        <w:tc>
-          <w:tcPr>
-            <w:tcBorders>
-              <w:top w:val="single" w:space="0" w:color="D3D3D3"/>
-              <w:bottom w:val="single" w:space="0" w:color="D3D3D3"/>
-              <w:start w:val="single" w:space="0" w:color="D3D3D3"/>
-              <w:end w:val="single" w:space="0" w:color="D3D3D3"/>
-            </w:tcBorders>
-          </w:tcPr>
-          <w:p>
-            <w:pPr>
-              <w:spacing w:before="0" w:after="60"/>
-              <w:keepNext/>
-              <w:jc w:val="center"/>
-            </w:pPr>
-            <w:r>
-              <w:rPr>
-                <w:rFonts w:ascii="Calibri" w:hAnsi="Calibri"/>
-                <w:sz w:val="20"/>
-              </w:rPr>
-              <w:t xml:space="default"/>
-            </w:r>
-          </w:p>
-        </w:tc>
-        <w:tc>
-          <w:tcPr>
-            <w:tcBorders>
-              <w:top w:val="single" w:space="0" w:color="D3D3D3"/>
-              <w:bottom w:val="single" w:space="0" w:color="D3D3D3"/>
-              <w:start w:val="single" w:space="0" w:color="D3D3D3"/>
-              <w:end w:val="single" w:space="0" w:color="D3D3D3"/>
-            </w:tcBorders>
-          </w:tcPr>
-          <w:p>
-            <w:pPr>
-              <w:spacing w:before="0" w:after="60"/>
-              <w:keepNext/>
-              <w:jc w:val="center"/>
-            </w:pPr>
-            <w:r>
-              <w:rPr>
-                <w:rFonts w:ascii="Calibri" w:hAnsi="Calibri"/>
-                <w:sz w:val="20"/>
-              </w:rPr>
-              <w:t xml:space="default"/>
+              <w:t xml:space="default">    35-54</w:t>
+            </w:r>
+          </w:p>
+        </w:tc>
+        <w:tc>
+          <w:tcPr>
+            <w:tcBorders>
+              <w:top w:val="single" w:space="0" w:color="D3D3D3"/>
+              <w:bottom w:val="single" w:space="0" w:color="D3D3D3"/>
+              <w:start w:val="single" w:space="0" w:color="D3D3D3"/>
+              <w:end w:val="single" w:space="0" w:color="D3D3D3"/>
+            </w:tcBorders>
+          </w:tcPr>
+          <w:p>
+            <w:pPr>
+              <w:spacing w:before="0" w:after="60"/>
+              <w:keepNext/>
+              <w:jc w:val="center"/>
+            </w:pPr>
+            <w:r>
+              <w:rPr>
+                <w:rFonts w:ascii="Calibri" w:hAnsi="Calibri"/>
+                <w:sz w:val="20"/>
+              </w:rPr>
+              <w:t xml:space="default">0.07 (0.04 to 0.13)</w:t>
+            </w:r>
+          </w:p>
+        </w:tc>
+        <w:tc>
+          <w:tcPr>
+            <w:tcBorders>
+              <w:top w:val="single" w:space="0" w:color="D3D3D3"/>
+              <w:bottom w:val="single" w:space="0" w:color="D3D3D3"/>
+              <w:start w:val="single" w:space="0" w:color="D3D3D3"/>
+              <w:end w:val="single" w:space="0" w:color="D3D3D3"/>
+            </w:tcBorders>
+          </w:tcPr>
+          <w:p>
+            <w:pPr>
+              <w:spacing w:before="0" w:after="60"/>
+              <w:keepNext/>
+              <w:jc w:val="center"/>
+            </w:pPr>
+            <w:r>
+              <w:rPr>
+                <w:rFonts w:ascii="Calibri" w:hAnsi="Calibri"/>
+                <w:sz w:val="20"/>
+              </w:rPr>
+              <w:t xml:space="default">&lt;0.001</w:t>
             </w:r>
           </w:p>
         </w:tc>
@@ -8230,55 +8057,55 @@
                 <w:rFonts w:ascii="Calibri" w:hAnsi="Calibri"/>
                 <w:sz w:val="20"/>
               </w:rPr>
-              <w:t xml:space="default">    15-34</w:t>
-            </w:r>
-          </w:p>
-        </w:tc>
-        <w:tc>
-          <w:tcPr>
-            <w:tcBorders>
-              <w:top w:val="single" w:space="0" w:color="D3D3D3"/>
-              <w:bottom w:val="single" w:space="0" w:color="D3D3D3"/>
-              <w:start w:val="single" w:space="0" w:color="D3D3D3"/>
-              <w:end w:val="single" w:space="0" w:color="D3D3D3"/>
-            </w:tcBorders>
-          </w:tcPr>
-          <w:p>
-            <w:pPr>
-              <w:spacing w:before="0" w:after="60"/>
-              <w:keepNext/>
-              <w:jc w:val="center"/>
-            </w:pPr>
-            <w:r>
-              <w:rPr>
-                <w:rFonts w:ascii="Calibri" w:hAnsi="Calibri"/>
-                <w:sz w:val="20"/>
-              </w:rPr>
-              <w:t xml:space="default">—</w:t>
-            </w:r>
-          </w:p>
-        </w:tc>
-        <w:tc>
-          <w:tcPr>
-            <w:tcBorders>
-              <w:top w:val="single" w:space="0" w:color="D3D3D3"/>
-              <w:bottom w:val="single" w:space="0" w:color="D3D3D3"/>
-              <w:start w:val="single" w:space="0" w:color="D3D3D3"/>
-              <w:end w:val="single" w:space="0" w:color="D3D3D3"/>
-            </w:tcBorders>
-          </w:tcPr>
-          <w:p>
-            <w:pPr>
-              <w:spacing w:before="0" w:after="60"/>
-              <w:keepNext/>
-              <w:jc w:val="center"/>
-            </w:pPr>
-            <w:r>
-              <w:rPr>
-                <w:rFonts w:ascii="Calibri" w:hAnsi="Calibri"/>
-                <w:sz w:val="20"/>
-              </w:rPr>
-              <w:t xml:space="default"/>
+              <w:t xml:space="default">    55-74</w:t>
+            </w:r>
+          </w:p>
+        </w:tc>
+        <w:tc>
+          <w:tcPr>
+            <w:tcBorders>
+              <w:top w:val="single" w:space="0" w:color="D3D3D3"/>
+              <w:bottom w:val="single" w:space="0" w:color="D3D3D3"/>
+              <w:start w:val="single" w:space="0" w:color="D3D3D3"/>
+              <w:end w:val="single" w:space="0" w:color="D3D3D3"/>
+            </w:tcBorders>
+          </w:tcPr>
+          <w:p>
+            <w:pPr>
+              <w:spacing w:before="0" w:after="60"/>
+              <w:keepNext/>
+              <w:jc w:val="center"/>
+            </w:pPr>
+            <w:r>
+              <w:rPr>
+                <w:rFonts w:ascii="Calibri" w:hAnsi="Calibri"/>
+                <w:sz w:val="20"/>
+              </w:rPr>
+              <w:t xml:space="default">0.01 (0.01 to 0.02)</w:t>
+            </w:r>
+          </w:p>
+        </w:tc>
+        <w:tc>
+          <w:tcPr>
+            <w:tcBorders>
+              <w:top w:val="single" w:space="0" w:color="D3D3D3"/>
+              <w:bottom w:val="single" w:space="0" w:color="D3D3D3"/>
+              <w:start w:val="single" w:space="0" w:color="D3D3D3"/>
+              <w:end w:val="single" w:space="0" w:color="D3D3D3"/>
+            </w:tcBorders>
+          </w:tcPr>
+          <w:p>
+            <w:pPr>
+              <w:spacing w:before="0" w:after="60"/>
+              <w:keepNext/>
+              <w:jc w:val="center"/>
+            </w:pPr>
+            <w:r>
+              <w:rPr>
+                <w:rFonts w:ascii="Calibri" w:hAnsi="Calibri"/>
+                <w:sz w:val="20"/>
+              </w:rPr>
+              <w:t xml:space="default">&lt;0.001</w:t>
             </w:r>
           </w:p>
         </w:tc>
@@ -8307,31 +8134,31 @@
                 <w:rFonts w:ascii="Calibri" w:hAnsi="Calibri"/>
                 <w:sz w:val="20"/>
               </w:rPr>
-              <w:t xml:space="default">    35-54</w:t>
-            </w:r>
-          </w:p>
-        </w:tc>
-        <w:tc>
-          <w:tcPr>
-            <w:tcBorders>
-              <w:top w:val="single" w:space="0" w:color="D3D3D3"/>
-              <w:bottom w:val="single" w:space="0" w:color="D3D3D3"/>
-              <w:start w:val="single" w:space="0" w:color="D3D3D3"/>
-              <w:end w:val="single" w:space="0" w:color="D3D3D3"/>
-            </w:tcBorders>
-          </w:tcPr>
-          <w:p>
-            <w:pPr>
-              <w:spacing w:before="0" w:after="60"/>
-              <w:keepNext/>
-              <w:jc w:val="center"/>
-            </w:pPr>
-            <w:r>
-              <w:rPr>
-                <w:rFonts w:ascii="Calibri" w:hAnsi="Calibri"/>
-                <w:sz w:val="20"/>
-              </w:rPr>
-              <w:t xml:space="default">0.07 (0.04 to 0.13)</w:t>
+              <w:t xml:space="default">    75+</w:t>
+            </w:r>
+          </w:p>
+        </w:tc>
+        <w:tc>
+          <w:tcPr>
+            <w:tcBorders>
+              <w:top w:val="single" w:space="0" w:color="D3D3D3"/>
+              <w:bottom w:val="single" w:space="0" w:color="D3D3D3"/>
+              <w:start w:val="single" w:space="0" w:color="D3D3D3"/>
+              <w:end w:val="single" w:space="0" w:color="D3D3D3"/>
+            </w:tcBorders>
+          </w:tcPr>
+          <w:p>
+            <w:pPr>
+              <w:spacing w:before="0" w:after="60"/>
+              <w:keepNext/>
+              <w:jc w:val="center"/>
+            </w:pPr>
+            <w:r>
+              <w:rPr>
+                <w:rFonts w:ascii="Calibri" w:hAnsi="Calibri"/>
+                <w:sz w:val="20"/>
+              </w:rPr>
+              <w:t xml:space="default">0.00 (0.00 to 0.00)</w:t>
             </w:r>
           </w:p>
         </w:tc>
@@ -8384,55 +8211,55 @@
                 <w:rFonts w:ascii="Calibri" w:hAnsi="Calibri"/>
                 <w:sz w:val="20"/>
               </w:rPr>
-              <w:t xml:space="default">    55-74</w:t>
-            </w:r>
-          </w:p>
-        </w:tc>
-        <w:tc>
-          <w:tcPr>
-            <w:tcBorders>
-              <w:top w:val="single" w:space="0" w:color="D3D3D3"/>
-              <w:bottom w:val="single" w:space="0" w:color="D3D3D3"/>
-              <w:start w:val="single" w:space="0" w:color="D3D3D3"/>
-              <w:end w:val="single" w:space="0" w:color="D3D3D3"/>
-            </w:tcBorders>
-          </w:tcPr>
-          <w:p>
-            <w:pPr>
-              <w:spacing w:before="0" w:after="60"/>
-              <w:keepNext/>
-              <w:jc w:val="center"/>
-            </w:pPr>
-            <w:r>
-              <w:rPr>
-                <w:rFonts w:ascii="Calibri" w:hAnsi="Calibri"/>
-                <w:sz w:val="20"/>
-              </w:rPr>
-              <w:t xml:space="default">0.01 (0.01 to 0.02)</w:t>
-            </w:r>
-          </w:p>
-        </w:tc>
-        <w:tc>
-          <w:tcPr>
-            <w:tcBorders>
-              <w:top w:val="single" w:space="0" w:color="D3D3D3"/>
-              <w:bottom w:val="single" w:space="0" w:color="D3D3D3"/>
-              <w:start w:val="single" w:space="0" w:color="D3D3D3"/>
-              <w:end w:val="single" w:space="0" w:color="D3D3D3"/>
-            </w:tcBorders>
-          </w:tcPr>
-          <w:p>
-            <w:pPr>
-              <w:spacing w:before="0" w:after="60"/>
-              <w:keepNext/>
-              <w:jc w:val="center"/>
-            </w:pPr>
-            <w:r>
-              <w:rPr>
-                <w:rFonts w:ascii="Calibri" w:hAnsi="Calibri"/>
-                <w:sz w:val="20"/>
-              </w:rPr>
-              <w:t xml:space="default">&lt;0.001</w:t>
+              <w:t xml:space="default">Sex</w:t>
+            </w:r>
+          </w:p>
+        </w:tc>
+        <w:tc>
+          <w:tcPr>
+            <w:tcBorders>
+              <w:top w:val="single" w:space="0" w:color="D3D3D3"/>
+              <w:bottom w:val="single" w:space="0" w:color="D3D3D3"/>
+              <w:start w:val="single" w:space="0" w:color="D3D3D3"/>
+              <w:end w:val="single" w:space="0" w:color="D3D3D3"/>
+            </w:tcBorders>
+          </w:tcPr>
+          <w:p>
+            <w:pPr>
+              <w:spacing w:before="0" w:after="60"/>
+              <w:keepNext/>
+              <w:jc w:val="center"/>
+            </w:pPr>
+            <w:r>
+              <w:rPr>
+                <w:rFonts w:ascii="Calibri" w:hAnsi="Calibri"/>
+                <w:sz w:val="20"/>
+              </w:rPr>
+              <w:t xml:space="default"/>
+            </w:r>
+          </w:p>
+        </w:tc>
+        <w:tc>
+          <w:tcPr>
+            <w:tcBorders>
+              <w:top w:val="single" w:space="0" w:color="D3D3D3"/>
+              <w:bottom w:val="single" w:space="0" w:color="D3D3D3"/>
+              <w:start w:val="single" w:space="0" w:color="D3D3D3"/>
+              <w:end w:val="single" w:space="0" w:color="D3D3D3"/>
+            </w:tcBorders>
+          </w:tcPr>
+          <w:p>
+            <w:pPr>
+              <w:spacing w:before="0" w:after="60"/>
+              <w:keepNext/>
+              <w:jc w:val="center"/>
+            </w:pPr>
+            <w:r>
+              <w:rPr>
+                <w:rFonts w:ascii="Calibri" w:hAnsi="Calibri"/>
+                <w:sz w:val="20"/>
+              </w:rPr>
+              <w:t xml:space="default"/>
             </w:r>
           </w:p>
         </w:tc>
@@ -8461,55 +8288,55 @@
                 <w:rFonts w:ascii="Calibri" w:hAnsi="Calibri"/>
                 <w:sz w:val="20"/>
               </w:rPr>
-              <w:t xml:space="default">    75+</w:t>
-            </w:r>
-          </w:p>
-        </w:tc>
-        <w:tc>
-          <w:tcPr>
-            <w:tcBorders>
-              <w:top w:val="single" w:space="0" w:color="D3D3D3"/>
-              <w:bottom w:val="single" w:space="0" w:color="D3D3D3"/>
-              <w:start w:val="single" w:space="0" w:color="D3D3D3"/>
-              <w:end w:val="single" w:space="0" w:color="D3D3D3"/>
-            </w:tcBorders>
-          </w:tcPr>
-          <w:p>
-            <w:pPr>
-              <w:spacing w:before="0" w:after="60"/>
-              <w:keepNext/>
-              <w:jc w:val="center"/>
-            </w:pPr>
-            <w:r>
-              <w:rPr>
-                <w:rFonts w:ascii="Calibri" w:hAnsi="Calibri"/>
-                <w:sz w:val="20"/>
-              </w:rPr>
-              <w:t xml:space="default">0.00 (0.00 to 0.00)</w:t>
-            </w:r>
-          </w:p>
-        </w:tc>
-        <w:tc>
-          <w:tcPr>
-            <w:tcBorders>
-              <w:top w:val="single" w:space="0" w:color="D3D3D3"/>
-              <w:bottom w:val="single" w:space="0" w:color="D3D3D3"/>
-              <w:start w:val="single" w:space="0" w:color="D3D3D3"/>
-              <w:end w:val="single" w:space="0" w:color="D3D3D3"/>
-            </w:tcBorders>
-          </w:tcPr>
-          <w:p>
-            <w:pPr>
-              <w:spacing w:before="0" w:after="60"/>
-              <w:keepNext/>
-              <w:jc w:val="center"/>
-            </w:pPr>
-            <w:r>
-              <w:rPr>
-                <w:rFonts w:ascii="Calibri" w:hAnsi="Calibri"/>
-                <w:sz w:val="20"/>
-              </w:rPr>
-              <w:t xml:space="default">&lt;0.001</w:t>
+              <w:t xml:space="default">    Female</w:t>
+            </w:r>
+          </w:p>
+        </w:tc>
+        <w:tc>
+          <w:tcPr>
+            <w:tcBorders>
+              <w:top w:val="single" w:space="0" w:color="D3D3D3"/>
+              <w:bottom w:val="single" w:space="0" w:color="D3D3D3"/>
+              <w:start w:val="single" w:space="0" w:color="D3D3D3"/>
+              <w:end w:val="single" w:space="0" w:color="D3D3D3"/>
+            </w:tcBorders>
+          </w:tcPr>
+          <w:p>
+            <w:pPr>
+              <w:spacing w:before="0" w:after="60"/>
+              <w:keepNext/>
+              <w:jc w:val="center"/>
+            </w:pPr>
+            <w:r>
+              <w:rPr>
+                <w:rFonts w:ascii="Calibri" w:hAnsi="Calibri"/>
+                <w:sz w:val="20"/>
+              </w:rPr>
+              <w:t xml:space="default">—</w:t>
+            </w:r>
+          </w:p>
+        </w:tc>
+        <w:tc>
+          <w:tcPr>
+            <w:tcBorders>
+              <w:top w:val="single" w:space="0" w:color="D3D3D3"/>
+              <w:bottom w:val="single" w:space="0" w:color="D3D3D3"/>
+              <w:start w:val="single" w:space="0" w:color="D3D3D3"/>
+              <w:end w:val="single" w:space="0" w:color="D3D3D3"/>
+            </w:tcBorders>
+          </w:tcPr>
+          <w:p>
+            <w:pPr>
+              <w:spacing w:before="0" w:after="60"/>
+              <w:keepNext/>
+              <w:jc w:val="center"/>
+            </w:pPr>
+            <w:r>
+              <w:rPr>
+                <w:rFonts w:ascii="Calibri" w:hAnsi="Calibri"/>
+                <w:sz w:val="20"/>
+              </w:rPr>
+              <w:t xml:space="default"/>
             </w:r>
           </w:p>
         </w:tc>
@@ -8538,55 +8365,55 @@
                 <w:rFonts w:ascii="Calibri" w:hAnsi="Calibri"/>
                 <w:sz w:val="20"/>
               </w:rPr>
-              <w:t xml:space="default">Sex</w:t>
-            </w:r>
-          </w:p>
-        </w:tc>
-        <w:tc>
-          <w:tcPr>
-            <w:tcBorders>
-              <w:top w:val="single" w:space="0" w:color="D3D3D3"/>
-              <w:bottom w:val="single" w:space="0" w:color="D3D3D3"/>
-              <w:start w:val="single" w:space="0" w:color="D3D3D3"/>
-              <w:end w:val="single" w:space="0" w:color="D3D3D3"/>
-            </w:tcBorders>
-          </w:tcPr>
-          <w:p>
-            <w:pPr>
-              <w:spacing w:before="0" w:after="60"/>
-              <w:keepNext/>
-              <w:jc w:val="center"/>
-            </w:pPr>
-            <w:r>
-              <w:rPr>
-                <w:rFonts w:ascii="Calibri" w:hAnsi="Calibri"/>
-                <w:sz w:val="20"/>
-              </w:rPr>
-              <w:t xml:space="default"/>
-            </w:r>
-          </w:p>
-        </w:tc>
-        <w:tc>
-          <w:tcPr>
-            <w:tcBorders>
-              <w:top w:val="single" w:space="0" w:color="D3D3D3"/>
-              <w:bottom w:val="single" w:space="0" w:color="D3D3D3"/>
-              <w:start w:val="single" w:space="0" w:color="D3D3D3"/>
-              <w:end w:val="single" w:space="0" w:color="D3D3D3"/>
-            </w:tcBorders>
-          </w:tcPr>
-          <w:p>
-            <w:pPr>
-              <w:spacing w:before="0" w:after="60"/>
-              <w:keepNext/>
-              <w:jc w:val="center"/>
-            </w:pPr>
-            <w:r>
-              <w:rPr>
-                <w:rFonts w:ascii="Calibri" w:hAnsi="Calibri"/>
-                <w:sz w:val="20"/>
-              </w:rPr>
-              <w:t xml:space="default"/>
+              <w:t xml:space="default">    Male</w:t>
+            </w:r>
+          </w:p>
+        </w:tc>
+        <w:tc>
+          <w:tcPr>
+            <w:tcBorders>
+              <w:top w:val="single" w:space="0" w:color="D3D3D3"/>
+              <w:bottom w:val="single" w:space="0" w:color="D3D3D3"/>
+              <w:start w:val="single" w:space="0" w:color="D3D3D3"/>
+              <w:end w:val="single" w:space="0" w:color="D3D3D3"/>
+            </w:tcBorders>
+          </w:tcPr>
+          <w:p>
+            <w:pPr>
+              <w:spacing w:before="0" w:after="60"/>
+              <w:keepNext/>
+              <w:jc w:val="center"/>
+            </w:pPr>
+            <w:r>
+              <w:rPr>
+                <w:rFonts w:ascii="Calibri" w:hAnsi="Calibri"/>
+                <w:sz w:val="20"/>
+              </w:rPr>
+              <w:t xml:space="default">2.07 (2.03 to 2.11)</w:t>
+            </w:r>
+          </w:p>
+        </w:tc>
+        <w:tc>
+          <w:tcPr>
+            <w:tcBorders>
+              <w:top w:val="single" w:space="0" w:color="D3D3D3"/>
+              <w:bottom w:val="single" w:space="0" w:color="D3D3D3"/>
+              <w:start w:val="single" w:space="0" w:color="D3D3D3"/>
+              <w:end w:val="single" w:space="0" w:color="D3D3D3"/>
+            </w:tcBorders>
+          </w:tcPr>
+          <w:p>
+            <w:pPr>
+              <w:spacing w:before="0" w:after="60"/>
+              <w:keepNext/>
+              <w:jc w:val="center"/>
+            </w:pPr>
+            <w:r>
+              <w:rPr>
+                <w:rFonts w:ascii="Calibri" w:hAnsi="Calibri"/>
+                <w:sz w:val="20"/>
+              </w:rPr>
+              <w:t xml:space="default">&lt;0.001</w:t>
             </w:r>
           </w:p>
         </w:tc>
@@ -8615,31 +8442,31 @@
                 <w:rFonts w:ascii="Calibri" w:hAnsi="Calibri"/>
                 <w:sz w:val="20"/>
               </w:rPr>
-              <w:t xml:space="default">    Female</w:t>
-            </w:r>
-          </w:p>
-        </w:tc>
-        <w:tc>
-          <w:tcPr>
-            <w:tcBorders>
-              <w:top w:val="single" w:space="0" w:color="D3D3D3"/>
-              <w:bottom w:val="single" w:space="0" w:color="D3D3D3"/>
-              <w:start w:val="single" w:space="0" w:color="D3D3D3"/>
-              <w:end w:val="single" w:space="0" w:color="D3D3D3"/>
-            </w:tcBorders>
-          </w:tcPr>
-          <w:p>
-            <w:pPr>
-              <w:spacing w:before="0" w:after="60"/>
-              <w:keepNext/>
-              <w:jc w:val="center"/>
-            </w:pPr>
-            <w:r>
-              <w:rPr>
-                <w:rFonts w:ascii="Calibri" w:hAnsi="Calibri"/>
-                <w:sz w:val="20"/>
-              </w:rPr>
-              <w:t xml:space="default">—</w:t>
+              <w:t xml:space="default">Race</w:t>
+            </w:r>
+          </w:p>
+        </w:tc>
+        <w:tc>
+          <w:tcPr>
+            <w:tcBorders>
+              <w:top w:val="single" w:space="0" w:color="D3D3D3"/>
+              <w:bottom w:val="single" w:space="0" w:color="D3D3D3"/>
+              <w:start w:val="single" w:space="0" w:color="D3D3D3"/>
+              <w:end w:val="single" w:space="0" w:color="D3D3D3"/>
+            </w:tcBorders>
+          </w:tcPr>
+          <w:p>
+            <w:pPr>
+              <w:spacing w:before="0" w:after="60"/>
+              <w:keepNext/>
+              <w:jc w:val="center"/>
+            </w:pPr>
+            <w:r>
+              <w:rPr>
+                <w:rFonts w:ascii="Calibri" w:hAnsi="Calibri"/>
+                <w:sz w:val="20"/>
+              </w:rPr>
+              <w:t xml:space="default"/>
             </w:r>
           </w:p>
         </w:tc>
@@ -8692,55 +8519,55 @@
                 <w:rFonts w:ascii="Calibri" w:hAnsi="Calibri"/>
                 <w:sz w:val="20"/>
               </w:rPr>
-              <w:t xml:space="default">    Male</w:t>
-            </w:r>
-          </w:p>
-        </w:tc>
-        <w:tc>
-          <w:tcPr>
-            <w:tcBorders>
-              <w:top w:val="single" w:space="0" w:color="D3D3D3"/>
-              <w:bottom w:val="single" w:space="0" w:color="D3D3D3"/>
-              <w:start w:val="single" w:space="0" w:color="D3D3D3"/>
-              <w:end w:val="single" w:space="0" w:color="D3D3D3"/>
-            </w:tcBorders>
-          </w:tcPr>
-          <w:p>
-            <w:pPr>
-              <w:spacing w:before="0" w:after="60"/>
-              <w:keepNext/>
-              <w:jc w:val="center"/>
-            </w:pPr>
-            <w:r>
-              <w:rPr>
-                <w:rFonts w:ascii="Calibri" w:hAnsi="Calibri"/>
-                <w:sz w:val="20"/>
-              </w:rPr>
-              <w:t xml:space="default">2.07 (2.03 to 2.11)</w:t>
-            </w:r>
-          </w:p>
-        </w:tc>
-        <w:tc>
-          <w:tcPr>
-            <w:tcBorders>
-              <w:top w:val="single" w:space="0" w:color="D3D3D3"/>
-              <w:bottom w:val="single" w:space="0" w:color="D3D3D3"/>
-              <w:start w:val="single" w:space="0" w:color="D3D3D3"/>
-              <w:end w:val="single" w:space="0" w:color="D3D3D3"/>
-            </w:tcBorders>
-          </w:tcPr>
-          <w:p>
-            <w:pPr>
-              <w:spacing w:before="0" w:after="60"/>
-              <w:keepNext/>
-              <w:jc w:val="center"/>
-            </w:pPr>
-            <w:r>
-              <w:rPr>
-                <w:rFonts w:ascii="Calibri" w:hAnsi="Calibri"/>
-                <w:sz w:val="20"/>
-              </w:rPr>
-              <w:t xml:space="default">&lt;0.001</w:t>
+              <w:t xml:space="default">    White</w:t>
+            </w:r>
+          </w:p>
+        </w:tc>
+        <w:tc>
+          <w:tcPr>
+            <w:tcBorders>
+              <w:top w:val="single" w:space="0" w:color="D3D3D3"/>
+              <w:bottom w:val="single" w:space="0" w:color="D3D3D3"/>
+              <w:start w:val="single" w:space="0" w:color="D3D3D3"/>
+              <w:end w:val="single" w:space="0" w:color="D3D3D3"/>
+            </w:tcBorders>
+          </w:tcPr>
+          <w:p>
+            <w:pPr>
+              <w:spacing w:before="0" w:after="60"/>
+              <w:keepNext/>
+              <w:jc w:val="center"/>
+            </w:pPr>
+            <w:r>
+              <w:rPr>
+                <w:rFonts w:ascii="Calibri" w:hAnsi="Calibri"/>
+                <w:sz w:val="20"/>
+              </w:rPr>
+              <w:t xml:space="default">—</w:t>
+            </w:r>
+          </w:p>
+        </w:tc>
+        <w:tc>
+          <w:tcPr>
+            <w:tcBorders>
+              <w:top w:val="single" w:space="0" w:color="D3D3D3"/>
+              <w:bottom w:val="single" w:space="0" w:color="D3D3D3"/>
+              <w:start w:val="single" w:space="0" w:color="D3D3D3"/>
+              <w:end w:val="single" w:space="0" w:color="D3D3D3"/>
+            </w:tcBorders>
+          </w:tcPr>
+          <w:p>
+            <w:pPr>
+              <w:spacing w:before="0" w:after="60"/>
+              <w:keepNext/>
+              <w:jc w:val="center"/>
+            </w:pPr>
+            <w:r>
+              <w:rPr>
+                <w:rFonts w:ascii="Calibri" w:hAnsi="Calibri"/>
+                <w:sz w:val="20"/>
+              </w:rPr>
+              <w:t xml:space="default"/>
             </w:r>
           </w:p>
         </w:tc>
@@ -8769,55 +8596,55 @@
                 <w:rFonts w:ascii="Calibri" w:hAnsi="Calibri"/>
                 <w:sz w:val="20"/>
               </w:rPr>
-              <w:t xml:space="default">Race</w:t>
-            </w:r>
-          </w:p>
-        </w:tc>
-        <w:tc>
-          <w:tcPr>
-            <w:tcBorders>
-              <w:top w:val="single" w:space="0" w:color="D3D3D3"/>
-              <w:bottom w:val="single" w:space="0" w:color="D3D3D3"/>
-              <w:start w:val="single" w:space="0" w:color="D3D3D3"/>
-              <w:end w:val="single" w:space="0" w:color="D3D3D3"/>
-            </w:tcBorders>
-          </w:tcPr>
-          <w:p>
-            <w:pPr>
-              <w:spacing w:before="0" w:after="60"/>
-              <w:keepNext/>
-              <w:jc w:val="center"/>
-            </w:pPr>
-            <w:r>
-              <w:rPr>
-                <w:rFonts w:ascii="Calibri" w:hAnsi="Calibri"/>
-                <w:sz w:val="20"/>
-              </w:rPr>
-              <w:t xml:space="default"/>
-            </w:r>
-          </w:p>
-        </w:tc>
-        <w:tc>
-          <w:tcPr>
-            <w:tcBorders>
-              <w:top w:val="single" w:space="0" w:color="D3D3D3"/>
-              <w:bottom w:val="single" w:space="0" w:color="D3D3D3"/>
-              <w:start w:val="single" w:space="0" w:color="D3D3D3"/>
-              <w:end w:val="single" w:space="0" w:color="D3D3D3"/>
-            </w:tcBorders>
-          </w:tcPr>
-          <w:p>
-            <w:pPr>
-              <w:spacing w:before="0" w:after="60"/>
-              <w:keepNext/>
-              <w:jc w:val="center"/>
-            </w:pPr>
-            <w:r>
-              <w:rPr>
-                <w:rFonts w:ascii="Calibri" w:hAnsi="Calibri"/>
-                <w:sz w:val="20"/>
-              </w:rPr>
-              <w:t xml:space="default"/>
+              <w:t xml:space="default">    American Indian/Alaska Native</w:t>
+            </w:r>
+          </w:p>
+        </w:tc>
+        <w:tc>
+          <w:tcPr>
+            <w:tcBorders>
+              <w:top w:val="single" w:space="0" w:color="D3D3D3"/>
+              <w:bottom w:val="single" w:space="0" w:color="D3D3D3"/>
+              <w:start w:val="single" w:space="0" w:color="D3D3D3"/>
+              <w:end w:val="single" w:space="0" w:color="D3D3D3"/>
+            </w:tcBorders>
+          </w:tcPr>
+          <w:p>
+            <w:pPr>
+              <w:spacing w:before="0" w:after="60"/>
+              <w:keepNext/>
+              <w:jc w:val="center"/>
+            </w:pPr>
+            <w:r>
+              <w:rPr>
+                <w:rFonts w:ascii="Calibri" w:hAnsi="Calibri"/>
+                <w:sz w:val="20"/>
+              </w:rPr>
+              <w:t xml:space="default">0.52 (0.33 to 0.82)</w:t>
+            </w:r>
+          </w:p>
+        </w:tc>
+        <w:tc>
+          <w:tcPr>
+            <w:tcBorders>
+              <w:top w:val="single" w:space="0" w:color="D3D3D3"/>
+              <w:bottom w:val="single" w:space="0" w:color="D3D3D3"/>
+              <w:start w:val="single" w:space="0" w:color="D3D3D3"/>
+              <w:end w:val="single" w:space="0" w:color="D3D3D3"/>
+            </w:tcBorders>
+          </w:tcPr>
+          <w:p>
+            <w:pPr>
+              <w:spacing w:before="0" w:after="60"/>
+              <w:keepNext/>
+              <w:jc w:val="center"/>
+            </w:pPr>
+            <w:r>
+              <w:rPr>
+                <w:rFonts w:ascii="Calibri" w:hAnsi="Calibri"/>
+                <w:sz w:val="20"/>
+              </w:rPr>
+              <w:t xml:space="default">0.005</w:t>
             </w:r>
           </w:p>
         </w:tc>
@@ -8846,55 +8673,55 @@
                 <w:rFonts w:ascii="Calibri" w:hAnsi="Calibri"/>
                 <w:sz w:val="20"/>
               </w:rPr>
-              <w:t xml:space="default">    White</w:t>
-            </w:r>
-          </w:p>
-        </w:tc>
-        <w:tc>
-          <w:tcPr>
-            <w:tcBorders>
-              <w:top w:val="single" w:space="0" w:color="D3D3D3"/>
-              <w:bottom w:val="single" w:space="0" w:color="D3D3D3"/>
-              <w:start w:val="single" w:space="0" w:color="D3D3D3"/>
-              <w:end w:val="single" w:space="0" w:color="D3D3D3"/>
-            </w:tcBorders>
-          </w:tcPr>
-          <w:p>
-            <w:pPr>
-              <w:spacing w:before="0" w:after="60"/>
-              <w:keepNext/>
-              <w:jc w:val="center"/>
-            </w:pPr>
-            <w:r>
-              <w:rPr>
-                <w:rFonts w:ascii="Calibri" w:hAnsi="Calibri"/>
-                <w:sz w:val="20"/>
-              </w:rPr>
-              <w:t xml:space="default">—</w:t>
-            </w:r>
-          </w:p>
-        </w:tc>
-        <w:tc>
-          <w:tcPr>
-            <w:tcBorders>
-              <w:top w:val="single" w:space="0" w:color="D3D3D3"/>
-              <w:bottom w:val="single" w:space="0" w:color="D3D3D3"/>
-              <w:start w:val="single" w:space="0" w:color="D3D3D3"/>
-              <w:end w:val="single" w:space="0" w:color="D3D3D3"/>
-            </w:tcBorders>
-          </w:tcPr>
-          <w:p>
-            <w:pPr>
-              <w:spacing w:before="0" w:after="60"/>
-              <w:keepNext/>
-              <w:jc w:val="center"/>
-            </w:pPr>
-            <w:r>
-              <w:rPr>
-                <w:rFonts w:ascii="Calibri" w:hAnsi="Calibri"/>
-                <w:sz w:val="20"/>
-              </w:rPr>
-              <w:t xml:space="default"/>
+              <w:t xml:space="default">    Asian</w:t>
+            </w:r>
+          </w:p>
+        </w:tc>
+        <w:tc>
+          <w:tcPr>
+            <w:tcBorders>
+              <w:top w:val="single" w:space="0" w:color="D3D3D3"/>
+              <w:bottom w:val="single" w:space="0" w:color="D3D3D3"/>
+              <w:start w:val="single" w:space="0" w:color="D3D3D3"/>
+              <w:end w:val="single" w:space="0" w:color="D3D3D3"/>
+            </w:tcBorders>
+          </w:tcPr>
+          <w:p>
+            <w:pPr>
+              <w:spacing w:before="0" w:after="60"/>
+              <w:keepNext/>
+              <w:jc w:val="center"/>
+            </w:pPr>
+            <w:r>
+              <w:rPr>
+                <w:rFonts w:ascii="Calibri" w:hAnsi="Calibri"/>
+                <w:sz w:val="20"/>
+              </w:rPr>
+              <w:t xml:space="default">2.04 (1.68 to 2.48)</w:t>
+            </w:r>
+          </w:p>
+        </w:tc>
+        <w:tc>
+          <w:tcPr>
+            <w:tcBorders>
+              <w:top w:val="single" w:space="0" w:color="D3D3D3"/>
+              <w:bottom w:val="single" w:space="0" w:color="D3D3D3"/>
+              <w:start w:val="single" w:space="0" w:color="D3D3D3"/>
+              <w:end w:val="single" w:space="0" w:color="D3D3D3"/>
+            </w:tcBorders>
+          </w:tcPr>
+          <w:p>
+            <w:pPr>
+              <w:spacing w:before="0" w:after="60"/>
+              <w:keepNext/>
+              <w:jc w:val="center"/>
+            </w:pPr>
+            <w:r>
+              <w:rPr>
+                <w:rFonts w:ascii="Calibri" w:hAnsi="Calibri"/>
+                <w:sz w:val="20"/>
+              </w:rPr>
+              <w:t xml:space="default">&lt;0.001</w:t>
             </w:r>
           </w:p>
         </w:tc>
@@ -8923,55 +8750,55 @@
                 <w:rFonts w:ascii="Calibri" w:hAnsi="Calibri"/>
                 <w:sz w:val="20"/>
               </w:rPr>
-              <w:t xml:space="default">    American Indian or Alaska Native</w:t>
-            </w:r>
-          </w:p>
-        </w:tc>
-        <w:tc>
-          <w:tcPr>
-            <w:tcBorders>
-              <w:top w:val="single" w:space="0" w:color="D3D3D3"/>
-              <w:bottom w:val="single" w:space="0" w:color="D3D3D3"/>
-              <w:start w:val="single" w:space="0" w:color="D3D3D3"/>
-              <w:end w:val="single" w:space="0" w:color="D3D3D3"/>
-            </w:tcBorders>
-          </w:tcPr>
-          <w:p>
-            <w:pPr>
-              <w:spacing w:before="0" w:after="60"/>
-              <w:keepNext/>
-              <w:jc w:val="center"/>
-            </w:pPr>
-            <w:r>
-              <w:rPr>
-                <w:rFonts w:ascii="Calibri" w:hAnsi="Calibri"/>
-                <w:sz w:val="20"/>
-              </w:rPr>
-              <w:t xml:space="default">0.52 (0.33 to 0.82)</w:t>
-            </w:r>
-          </w:p>
-        </w:tc>
-        <w:tc>
-          <w:tcPr>
-            <w:tcBorders>
-              <w:top w:val="single" w:space="0" w:color="D3D3D3"/>
-              <w:bottom w:val="single" w:space="0" w:color="D3D3D3"/>
-              <w:start w:val="single" w:space="0" w:color="D3D3D3"/>
-              <w:end w:val="single" w:space="0" w:color="D3D3D3"/>
-            </w:tcBorders>
-          </w:tcPr>
-          <w:p>
-            <w:pPr>
-              <w:spacing w:before="0" w:after="60"/>
-              <w:keepNext/>
-              <w:jc w:val="center"/>
-            </w:pPr>
-            <w:r>
-              <w:rPr>
-                <w:rFonts w:ascii="Calibri" w:hAnsi="Calibri"/>
-                <w:sz w:val="20"/>
-              </w:rPr>
-              <w:t xml:space="default">0.005</w:t>
+              <w:t xml:space="default">    Asian or Pacific Islander</w:t>
+            </w:r>
+          </w:p>
+        </w:tc>
+        <w:tc>
+          <w:tcPr>
+            <w:tcBorders>
+              <w:top w:val="single" w:space="0" w:color="D3D3D3"/>
+              <w:bottom w:val="single" w:space="0" w:color="D3D3D3"/>
+              <w:start w:val="single" w:space="0" w:color="D3D3D3"/>
+              <w:end w:val="single" w:space="0" w:color="D3D3D3"/>
+            </w:tcBorders>
+          </w:tcPr>
+          <w:p>
+            <w:pPr>
+              <w:spacing w:before="0" w:after="60"/>
+              <w:keepNext/>
+              <w:jc w:val="center"/>
+            </w:pPr>
+            <w:r>
+              <w:rPr>
+                <w:rFonts w:ascii="Calibri" w:hAnsi="Calibri"/>
+                <w:sz w:val="20"/>
+              </w:rPr>
+              <w:t xml:space="default">2.84 (2.62 to 3.08)</w:t>
+            </w:r>
+          </w:p>
+        </w:tc>
+        <w:tc>
+          <w:tcPr>
+            <w:tcBorders>
+              <w:top w:val="single" w:space="0" w:color="D3D3D3"/>
+              <w:bottom w:val="single" w:space="0" w:color="D3D3D3"/>
+              <w:start w:val="single" w:space="0" w:color="D3D3D3"/>
+              <w:end w:val="single" w:space="0" w:color="D3D3D3"/>
+            </w:tcBorders>
+          </w:tcPr>
+          <w:p>
+            <w:pPr>
+              <w:spacing w:before="0" w:after="60"/>
+              <w:keepNext/>
+              <w:jc w:val="center"/>
+            </w:pPr>
+            <w:r>
+              <w:rPr>
+                <w:rFonts w:ascii="Calibri" w:hAnsi="Calibri"/>
+                <w:sz w:val="20"/>
+              </w:rPr>
+              <w:t xml:space="default">&lt;0.001</w:t>
             </w:r>
           </w:p>
         </w:tc>
@@ -9000,31 +8827,31 @@
                 <w:rFonts w:ascii="Calibri" w:hAnsi="Calibri"/>
                 <w:sz w:val="20"/>
               </w:rPr>
-              <w:t xml:space="default">    Asian</w:t>
-            </w:r>
-          </w:p>
-        </w:tc>
-        <w:tc>
-          <w:tcPr>
-            <w:tcBorders>
-              <w:top w:val="single" w:space="0" w:color="D3D3D3"/>
-              <w:bottom w:val="single" w:space="0" w:color="D3D3D3"/>
-              <w:start w:val="single" w:space="0" w:color="D3D3D3"/>
-              <w:end w:val="single" w:space="0" w:color="D3D3D3"/>
-            </w:tcBorders>
-          </w:tcPr>
-          <w:p>
-            <w:pPr>
-              <w:spacing w:before="0" w:after="60"/>
-              <w:keepNext/>
-              <w:jc w:val="center"/>
-            </w:pPr>
-            <w:r>
-              <w:rPr>
-                <w:rFonts w:ascii="Calibri" w:hAnsi="Calibri"/>
-                <w:sz w:val="20"/>
-              </w:rPr>
-              <w:t xml:space="default">2.04 (1.68 to 2.48)</w:t>
+              <w:t xml:space="default">    Black</w:t>
+            </w:r>
+          </w:p>
+        </w:tc>
+        <w:tc>
+          <w:tcPr>
+            <w:tcBorders>
+              <w:top w:val="single" w:space="0" w:color="D3D3D3"/>
+              <w:bottom w:val="single" w:space="0" w:color="D3D3D3"/>
+              <w:start w:val="single" w:space="0" w:color="D3D3D3"/>
+              <w:end w:val="single" w:space="0" w:color="D3D3D3"/>
+            </w:tcBorders>
+          </w:tcPr>
+          <w:p>
+            <w:pPr>
+              <w:spacing w:before="0" w:after="60"/>
+              <w:keepNext/>
+              <w:jc w:val="center"/>
+            </w:pPr>
+            <w:r>
+              <w:rPr>
+                <w:rFonts w:ascii="Calibri" w:hAnsi="Calibri"/>
+                <w:sz w:val="20"/>
+              </w:rPr>
+              <w:t xml:space="default">2.10 (2.02 to 2.19)</w:t>
             </w:r>
           </w:p>
         </w:tc>
@@ -9049,237 +8876,6 @@
                 <w:sz w:val="20"/>
               </w:rPr>
               <w:t xml:space="default">&lt;0.001</w:t>
-            </w:r>
-          </w:p>
-        </w:tc>
-      </w:tr>
-      <w:tr>
-        <w:trPr>
-          <w:cantSplit/>
-        </w:trPr>
-        <w:tc>
-          <w:tcPr>
-            <w:tcBorders>
-              <w:top w:val="single" w:space="0" w:color="D3D3D3"/>
-              <w:bottom w:val="single" w:space="0" w:color="D3D3D3"/>
-              <w:start w:val="single" w:space="0" w:color="D3D3D3"/>
-              <w:end w:val="single" w:space="0" w:color="D3D3D3"/>
-            </w:tcBorders>
-          </w:tcPr>
-          <w:p>
-            <w:pPr>
-              <w:spacing w:before="0" w:after="60"/>
-              <w:keepNext/>
-              <w:jc w:val="start"/>
-            </w:pPr>
-            <w:r>
-              <w:rPr>
-                <w:rFonts w:ascii="Calibri" w:hAnsi="Calibri"/>
-                <w:sz w:val="20"/>
-              </w:rPr>
-              <w:t xml:space="default">    Asian or Pacific Islander</w:t>
-            </w:r>
-          </w:p>
-        </w:tc>
-        <w:tc>
-          <w:tcPr>
-            <w:tcBorders>
-              <w:top w:val="single" w:space="0" w:color="D3D3D3"/>
-              <w:bottom w:val="single" w:space="0" w:color="D3D3D3"/>
-              <w:start w:val="single" w:space="0" w:color="D3D3D3"/>
-              <w:end w:val="single" w:space="0" w:color="D3D3D3"/>
-            </w:tcBorders>
-          </w:tcPr>
-          <w:p>
-            <w:pPr>
-              <w:spacing w:before="0" w:after="60"/>
-              <w:keepNext/>
-              <w:jc w:val="center"/>
-            </w:pPr>
-            <w:r>
-              <w:rPr>
-                <w:rFonts w:ascii="Calibri" w:hAnsi="Calibri"/>
-                <w:sz w:val="20"/>
-              </w:rPr>
-              <w:t xml:space="default">2.84 (2.62 to 3.08)</w:t>
-            </w:r>
-          </w:p>
-        </w:tc>
-        <w:tc>
-          <w:tcPr>
-            <w:tcBorders>
-              <w:top w:val="single" w:space="0" w:color="D3D3D3"/>
-              <w:bottom w:val="single" w:space="0" w:color="D3D3D3"/>
-              <w:start w:val="single" w:space="0" w:color="D3D3D3"/>
-              <w:end w:val="single" w:space="0" w:color="D3D3D3"/>
-            </w:tcBorders>
-          </w:tcPr>
-          <w:p>
-            <w:pPr>
-              <w:spacing w:before="0" w:after="60"/>
-              <w:keepNext/>
-              <w:jc w:val="center"/>
-            </w:pPr>
-            <w:r>
-              <w:rPr>
-                <w:rFonts w:ascii="Calibri" w:hAnsi="Calibri"/>
-                <w:sz w:val="20"/>
-              </w:rPr>
-              <w:t xml:space="default">&lt;0.001</w:t>
-            </w:r>
-          </w:p>
-        </w:tc>
-      </w:tr>
-      <w:tr>
-        <w:trPr>
-          <w:cantSplit/>
-        </w:trPr>
-        <w:tc>
-          <w:tcPr>
-            <w:tcBorders>
-              <w:top w:val="single" w:space="0" w:color="D3D3D3"/>
-              <w:bottom w:val="single" w:space="0" w:color="D3D3D3"/>
-              <w:start w:val="single" w:space="0" w:color="D3D3D3"/>
-              <w:end w:val="single" w:space="0" w:color="D3D3D3"/>
-            </w:tcBorders>
-          </w:tcPr>
-          <w:p>
-            <w:pPr>
-              <w:spacing w:before="0" w:after="60"/>
-              <w:keepNext/>
-              <w:jc w:val="start"/>
-            </w:pPr>
-            <w:r>
-              <w:rPr>
-                <w:rFonts w:ascii="Calibri" w:hAnsi="Calibri"/>
-                <w:sz w:val="20"/>
-              </w:rPr>
-              <w:t xml:space="default">    Black</w:t>
-            </w:r>
-          </w:p>
-        </w:tc>
-        <w:tc>
-          <w:tcPr>
-            <w:tcBorders>
-              <w:top w:val="single" w:space="0" w:color="D3D3D3"/>
-              <w:bottom w:val="single" w:space="0" w:color="D3D3D3"/>
-              <w:start w:val="single" w:space="0" w:color="D3D3D3"/>
-              <w:end w:val="single" w:space="0" w:color="D3D3D3"/>
-            </w:tcBorders>
-          </w:tcPr>
-          <w:p>
-            <w:pPr>
-              <w:spacing w:before="0" w:after="60"/>
-              <w:keepNext/>
-              <w:jc w:val="center"/>
-            </w:pPr>
-            <w:r>
-              <w:rPr>
-                <w:rFonts w:ascii="Calibri" w:hAnsi="Calibri"/>
-                <w:sz w:val="20"/>
-              </w:rPr>
-              <w:t xml:space="default">2.10 (2.02 to 2.18)</w:t>
-            </w:r>
-          </w:p>
-        </w:tc>
-        <w:tc>
-          <w:tcPr>
-            <w:tcBorders>
-              <w:top w:val="single" w:space="0" w:color="D3D3D3"/>
-              <w:bottom w:val="single" w:space="0" w:color="D3D3D3"/>
-              <w:start w:val="single" w:space="0" w:color="D3D3D3"/>
-              <w:end w:val="single" w:space="0" w:color="D3D3D3"/>
-            </w:tcBorders>
-          </w:tcPr>
-          <w:p>
-            <w:pPr>
-              <w:spacing w:before="0" w:after="60"/>
-              <w:keepNext/>
-              <w:jc w:val="center"/>
-            </w:pPr>
-            <w:r>
-              <w:rPr>
-                <w:rFonts w:ascii="Calibri" w:hAnsi="Calibri"/>
-                <w:sz w:val="20"/>
-              </w:rPr>
-              <w:t xml:space="default">&lt;0.001</w:t>
-            </w:r>
-          </w:p>
-        </w:tc>
-      </w:tr>
-      <w:tr>
-        <w:trPr>
-          <w:cantSplit/>
-        </w:trPr>
-        <w:tc>
-          <w:tcPr>
-            <w:tcBorders>
-              <w:top w:val="single" w:space="0" w:color="D3D3D3"/>
-              <w:bottom w:val="single" w:space="0" w:color="D3D3D3"/>
-              <w:start w:val="single" w:space="0" w:color="D3D3D3"/>
-              <w:end w:val="single" w:space="0" w:color="D3D3D3"/>
-            </w:tcBorders>
-          </w:tcPr>
-          <w:p>
-            <w:pPr>
-              <w:spacing w:before="0" w:after="60"/>
-              <w:keepNext/>
-              <w:jc w:val="start"/>
-            </w:pPr>
-            <w:r>
-              <w:rPr>
-                <w:rFonts w:ascii="Calibri" w:hAnsi="Calibri"/>
-                <w:sz w:val="20"/>
-              </w:rPr>
-              <w:t xml:space="default">    Native Hawaiian or Other Pacific Islander</w:t>
-            </w:r>
-          </w:p>
-        </w:tc>
-        <w:tc>
-          <w:tcPr>
-            <w:tcBorders>
-              <w:top w:val="single" w:space="0" w:color="D3D3D3"/>
-              <w:bottom w:val="single" w:space="0" w:color="D3D3D3"/>
-              <w:start w:val="single" w:space="0" w:color="D3D3D3"/>
-              <w:end w:val="single" w:space="0" w:color="D3D3D3"/>
-            </w:tcBorders>
-          </w:tcPr>
-          <w:p>
-            <w:pPr>
-              <w:spacing w:before="0" w:after="60"/>
-              <w:keepNext/>
-              <w:jc w:val="center"/>
-            </w:pPr>
-            <w:r>
-              <w:rPr>
-                <w:rFonts w:ascii="Calibri" w:hAnsi="Calibri"/>
-                <w:sz w:val="20"/>
-              </w:rPr>
-              <w:t xml:space="default">0.40 (0.04 to 4.60)</w:t>
-            </w:r>
-          </w:p>
-        </w:tc>
-        <w:tc>
-          <w:tcPr>
-            <w:tcBorders>
-              <w:top w:val="single" w:space="0" w:color="D3D3D3"/>
-              <w:bottom w:val="single" w:space="0" w:color="D3D3D3"/>
-              <w:start w:val="single" w:space="0" w:color="D3D3D3"/>
-              <w:end w:val="single" w:space="0" w:color="D3D3D3"/>
-            </w:tcBorders>
-          </w:tcPr>
-          <w:p>
-            <w:pPr>
-              <w:spacing w:before="0" w:after="60"/>
-              <w:keepNext/>
-              <w:jc w:val="center"/>
-            </w:pPr>
-            <w:r>
-              <w:rPr>
-                <w:rFonts w:ascii="Calibri" w:hAnsi="Calibri"/>
-                <w:sz w:val="20"/>
-              </w:rPr>
-              <w:t xml:space="default">0.47</w:t>
             </w:r>
           </w:p>
         </w:tc>
